--- a/python-practice-questions-2025-26.docx
+++ b/python-practice-questions-2025-26.docx
@@ -310,227 +310,356 @@
     <w:p>
       <w:pPr>
         <w:spacing w:after="210" w:line="360" w:lineRule="auto"/>
+        <w:rPr>
+          <w:rFonts w:ascii="Inter" w:eastAsia="Inter" w:hAnsi="Inter" w:cs="Inter"/>
+          <w:color w:val="000000"/>
+        </w:rPr>
+      </w:pPr>
+    </w:p>
+    <w:tbl>
+      <w:tblPr>
+        <w:tblW w:w="0" w:type="auto"/>
+        <w:tblCellSpacing w:w="15" w:type="dxa"/>
+        <w:tblCellMar>
+          <w:top w:w="15" w:type="dxa"/>
+          <w:left w:w="15" w:type="dxa"/>
+          <w:bottom w:w="15" w:type="dxa"/>
+          <w:right w:w="15" w:type="dxa"/>
+        </w:tblCellMar>
+        <w:tblLook w:val="04A0" w:firstRow="1" w:lastRow="0" w:firstColumn="1" w:lastColumn="0" w:noHBand="0" w:noVBand="1"/>
+      </w:tblPr>
+      <w:tblGrid>
+        <w:gridCol w:w="7132"/>
+      </w:tblGrid>
+      <w:tr>
+        <w:trPr>
+          <w:tblCellSpacing w:w="15" w:type="dxa"/>
+        </w:trPr>
+        <w:tc>
+          <w:tcPr>
+            <w:tcW w:w="0" w:type="auto"/>
+            <w:vAlign w:val="center"/>
+            <w:hideMark/>
+          </w:tcPr>
+          <w:p>
+            <w:pPr>
+              <w:spacing w:after="210" w:line="360" w:lineRule="auto"/>
+              <w:rPr>
+                <w:rFonts w:ascii="Inter" w:eastAsia="Inter" w:hAnsi="Inter" w:cs="Inter"/>
+                <w:color w:val="000000"/>
+                <w:lang w:val="en-IN"/>
+              </w:rPr>
+            </w:pPr>
+            <w:r>
+              <w:rPr>
+                <w:rFonts w:ascii="Inter" w:eastAsia="Inter" w:hAnsi="Inter" w:cs="Inter"/>
+                <w:color w:val="000000"/>
+                <w:lang w:val="en-IN"/>
+              </w:rPr>
+              <w:t xml:space="preserve">def calculate_patient_bill(room_charge_per_day: float, days_stayed: int, </w:t>
+            </w:r>
+          </w:p>
+        </w:tc>
+      </w:tr>
+      <w:tr>
+        <w:trPr>
+          <w:tblCellSpacing w:w="15" w:type="dxa"/>
+        </w:trPr>
+        <w:tc>
+          <w:tcPr>
+            <w:tcW w:w="0" w:type="auto"/>
+            <w:vAlign w:val="center"/>
+            <w:hideMark/>
+          </w:tcPr>
+          <w:p>
+            <w:pPr>
+              <w:spacing w:after="210" w:line="360" w:lineRule="auto"/>
+              <w:rPr>
+                <w:rFonts w:ascii="Inter" w:eastAsia="Inter" w:hAnsi="Inter" w:cs="Inter"/>
+                <w:color w:val="000000"/>
+                <w:lang w:val="en-IN"/>
+              </w:rPr>
+            </w:pPr>
+            <w:r>
+              <w:rPr>
+                <w:rFonts w:ascii="Inter" w:eastAsia="Inter" w:hAnsi="Inter" w:cs="Inter"/>
+                <w:color w:val="000000"/>
+                <w:lang w:val="en-IN"/>
+              </w:rPr>
+              <w:t>has_insurance: bool, patient_name: str) -&gt; dict:</w:t>
+            </w:r>
+          </w:p>
+        </w:tc>
+      </w:tr>
+      <w:tr>
+        <w:trPr>
+          <w:tblCellSpacing w:w="15" w:type="dxa"/>
+        </w:trPr>
+        <w:tc>
+          <w:tcPr>
+            <w:tcW w:w="0" w:type="auto"/>
+            <w:vAlign w:val="center"/>
+            <w:hideMark/>
+          </w:tcPr>
+          <w:p>
+            <w:pPr>
+              <w:spacing w:after="210" w:line="360" w:lineRule="auto"/>
+              <w:rPr>
+                <w:rFonts w:ascii="Inter" w:eastAsia="Inter" w:hAnsi="Inter" w:cs="Inter"/>
+                <w:color w:val="000000"/>
+                <w:lang w:val="en-IN"/>
+              </w:rPr>
+            </w:pPr>
+            <w:r>
+              <w:rPr>
+                <w:rFonts w:ascii="Inter" w:eastAsia="Inter" w:hAnsi="Inter" w:cs="Inter"/>
+                <w:color w:val="000000"/>
+                <w:lang w:val="en-IN"/>
+              </w:rPr>
+              <w:t>Amount= room_charge_per_day* days_stayed;</w:t>
+            </w:r>
+          </w:p>
+        </w:tc>
+      </w:tr>
+      <w:tr>
+        <w:trPr>
+          <w:tblCellSpacing w:w="15" w:type="dxa"/>
+        </w:trPr>
+        <w:tc>
+          <w:tcPr>
+            <w:tcW w:w="0" w:type="auto"/>
+            <w:vAlign w:val="center"/>
+            <w:hideMark/>
+          </w:tcPr>
+          <w:p>
+            <w:pPr>
+              <w:spacing w:after="210" w:line="360" w:lineRule="auto"/>
+              <w:rPr>
+                <w:rFonts w:ascii="Inter" w:eastAsia="Inter" w:hAnsi="Inter" w:cs="Inter"/>
+                <w:color w:val="000000"/>
+                <w:lang w:val="en-IN"/>
+              </w:rPr>
+            </w:pPr>
+            <w:r>
+              <w:rPr>
+                <w:rFonts w:ascii="Inter" w:eastAsia="Inter" w:hAnsi="Inter" w:cs="Inter"/>
+                <w:color w:val="000000"/>
+                <w:lang w:val="en-IN"/>
+              </w:rPr>
+              <w:t>if has_insurance:</w:t>
+            </w:r>
+          </w:p>
+        </w:tc>
+      </w:tr>
+      <w:tr>
+        <w:trPr>
+          <w:tblCellSpacing w:w="15" w:type="dxa"/>
+        </w:trPr>
+        <w:tc>
+          <w:tcPr>
+            <w:tcW w:w="0" w:type="auto"/>
+            <w:vAlign w:val="center"/>
+            <w:hideMark/>
+          </w:tcPr>
+          <w:p>
+            <w:pPr>
+              <w:spacing w:after="210" w:line="360" w:lineRule="auto"/>
+              <w:rPr>
+                <w:rFonts w:ascii="Inter" w:eastAsia="Inter" w:hAnsi="Inter" w:cs="Inter"/>
+                <w:color w:val="000000"/>
+                <w:lang w:val="en-IN"/>
+              </w:rPr>
+            </w:pPr>
+            <w:r>
+              <w:rPr>
+                <w:rFonts w:ascii="Inter" w:eastAsia="Inter" w:hAnsi="Inter" w:cs="Inter"/>
+                <w:color w:val="000000"/>
+                <w:lang w:val="en-IN"/>
+              </w:rPr>
+              <w:t>Amount= Amount*0.80;</w:t>
+            </w:r>
+          </w:p>
+        </w:tc>
+      </w:tr>
+      <w:tr>
+        <w:trPr>
+          <w:tblCellSpacing w:w="15" w:type="dxa"/>
+        </w:trPr>
+        <w:tc>
+          <w:tcPr>
+            <w:tcW w:w="0" w:type="auto"/>
+            <w:vAlign w:val="center"/>
+            <w:hideMark/>
+          </w:tcPr>
+          <w:p>
+            <w:pPr>
+              <w:spacing w:after="210" w:line="360" w:lineRule="auto"/>
+              <w:rPr>
+                <w:rFonts w:ascii="Inter" w:eastAsia="Inter" w:hAnsi="Inter" w:cs="Inter"/>
+                <w:color w:val="000000"/>
+                <w:lang w:val="en-IN"/>
+              </w:rPr>
+            </w:pPr>
+            <w:r>
+              <w:rPr>
+                <w:rFonts w:ascii="Inter" w:eastAsia="Inter" w:hAnsi="Inter" w:cs="Inter"/>
+                <w:color w:val="000000"/>
+                <w:lang w:val="en-IN"/>
+              </w:rPr>
+              <w:t>return { "patient_name" : patient_name ,"Amount": Amount }</w:t>
+            </w:r>
+          </w:p>
+        </w:tc>
+      </w:tr>
+      <w:tr>
+        <w:trPr>
+          <w:tblCellSpacing w:w="15" w:type="dxa"/>
+        </w:trPr>
+        <w:tc>
+          <w:tcPr>
+            <w:tcW w:w="0" w:type="auto"/>
+            <w:vAlign w:val="center"/>
+            <w:hideMark/>
+          </w:tcPr>
+          <w:p>
+            <w:pPr>
+              <w:spacing w:after="210" w:line="360" w:lineRule="auto"/>
+              <w:rPr>
+                <w:rFonts w:ascii="Inter" w:eastAsia="Inter" w:hAnsi="Inter" w:cs="Inter"/>
+                <w:color w:val="000000"/>
+                <w:lang w:val="en-IN"/>
+              </w:rPr>
+            </w:pPr>
+            <w:r>
+              <w:rPr>
+                <w:rFonts w:ascii="Inter" w:eastAsia="Inter" w:hAnsi="Inter" w:cs="Inter"/>
+                <w:color w:val="000000"/>
+                <w:lang w:val="en-IN"/>
+              </w:rPr>
+              <w:lastRenderedPageBreak/>
+              <w:t> </w:t>
+            </w:r>
+          </w:p>
+        </w:tc>
+      </w:tr>
+      <w:tr>
+        <w:trPr>
+          <w:tblCellSpacing w:w="15" w:type="dxa"/>
+        </w:trPr>
+        <w:tc>
+          <w:tcPr>
+            <w:tcW w:w="0" w:type="auto"/>
+            <w:vAlign w:val="center"/>
+            <w:hideMark/>
+          </w:tcPr>
+          <w:p>
+            <w:pPr>
+              <w:spacing w:after="210" w:line="360" w:lineRule="auto"/>
+              <w:rPr>
+                <w:rFonts w:ascii="Inter" w:eastAsia="Inter" w:hAnsi="Inter" w:cs="Inter"/>
+                <w:color w:val="000000"/>
+                <w:lang w:val="en-IN"/>
+              </w:rPr>
+            </w:pPr>
+            <w:r>
+              <w:rPr>
+                <w:rFonts w:ascii="Inter" w:eastAsia="Inter" w:hAnsi="Inter" w:cs="Inter"/>
+                <w:color w:val="000000"/>
+                <w:lang w:val="en-IN"/>
+              </w:rPr>
+              <w:t>print(calculate_patient_bill(100, 5, True, "John"))</w:t>
+            </w:r>
+          </w:p>
+        </w:tc>
+      </w:tr>
+      <w:tr>
+        <w:trPr>
+          <w:tblCellSpacing w:w="15" w:type="dxa"/>
+        </w:trPr>
+        <w:tc>
+          <w:tcPr>
+            <w:tcW w:w="0" w:type="auto"/>
+            <w:vAlign w:val="center"/>
+            <w:hideMark/>
+          </w:tcPr>
+          <w:p>
+            <w:pPr>
+              <w:spacing w:after="210" w:line="360" w:lineRule="auto"/>
+              <w:rPr>
+                <w:rFonts w:ascii="Inter" w:eastAsia="Inter" w:hAnsi="Inter" w:cs="Inter"/>
+                <w:color w:val="000000"/>
+                <w:lang w:val="en-IN"/>
+              </w:rPr>
+            </w:pPr>
+            <w:r>
+              <w:rPr>
+                <w:rFonts w:ascii="Inter" w:eastAsia="Inter" w:hAnsi="Inter" w:cs="Inter"/>
+                <w:color w:val="000000"/>
+                <w:lang w:val="en-IN"/>
+              </w:rPr>
+              <w:t>print(calculate_patient_bill(100, 5, False, "John"))</w:t>
+            </w:r>
+          </w:p>
+        </w:tc>
+      </w:tr>
+      <w:tr>
+        <w:trPr>
+          <w:tblCellSpacing w:w="15" w:type="dxa"/>
+        </w:trPr>
+        <w:tc>
+          <w:tcPr>
+            <w:tcW w:w="0" w:type="auto"/>
+            <w:vAlign w:val="center"/>
+            <w:hideMark/>
+          </w:tcPr>
+          <w:p>
+            <w:pPr>
+              <w:spacing w:after="210" w:line="360" w:lineRule="auto"/>
+              <w:rPr>
+                <w:rFonts w:ascii="Inter" w:eastAsia="Inter" w:hAnsi="Inter" w:cs="Inter"/>
+                <w:color w:val="000000"/>
+                <w:lang w:val="en-IN"/>
+              </w:rPr>
+            </w:pPr>
+            <w:r>
+              <w:rPr>
+                <w:rFonts w:ascii="Inter" w:eastAsia="Inter" w:hAnsi="Inter" w:cs="Inter"/>
+                <w:color w:val="000000"/>
+                <w:lang w:val="en-IN"/>
+              </w:rPr>
+              <w:t> </w:t>
+            </w:r>
+          </w:p>
+        </w:tc>
+      </w:tr>
+    </w:tbl>
+    <w:p>
+      <w:pPr>
+        <w:spacing w:after="210" w:line="360" w:lineRule="auto"/>
+        <w:rPr>
+          <w:rFonts w:ascii="Inter" w:eastAsia="Inter" w:hAnsi="Inter" w:cs="Inter"/>
+          <w:color w:val="000000"/>
+        </w:rPr>
       </w:pPr>
     </w:p>
     <w:p>
       <w:pPr>
         <w:spacing w:after="210" w:line="360" w:lineRule="auto"/>
-        <w:rPr>
-          <w:rFonts w:ascii="IBM Plex Mono" w:eastAsia="IBM Plex Mono" w:hAnsi="IBM Plex Mono" w:cs="IBM Plex Mono"/>
-          <w:color w:val="000000"/>
-          <w:sz w:val="18"/>
-          <w:szCs w:val="18"/>
-        </w:rPr>
-      </w:pPr>
-      <w:r>
-        <w:rPr>
-          <w:rFonts w:ascii="IBM Plex Mono" w:eastAsia="IBM Plex Mono" w:hAnsi="IBM Plex Mono" w:cs="IBM Plex Mono"/>
-          <w:color w:val="000000"/>
-          <w:sz w:val="18"/>
-          <w:szCs w:val="18"/>
-        </w:rPr>
-        <w:t xml:space="preserve">def calculate_patient_bill(room_charge_per_day: float, days_stayed: int, </w:t>
-      </w:r>
-      <w:r>
-        <w:rPr>
-          <w:rFonts w:ascii="IBM Plex Mono" w:eastAsia="IBM Plex Mono" w:hAnsi="IBM Plex Mono" w:cs="IBM Plex Mono"/>
-          <w:color w:val="000000"/>
-          <w:sz w:val="18"/>
-          <w:szCs w:val="18"/>
-        </w:rPr>
-        <w:br/>
-        <w:t xml:space="preserve">                          has_insurance: bool, patient_name: str) -&gt; dict:</w:t>
-      </w:r>
+      </w:pPr>
     </w:p>
     <w:p>
       <w:pPr>
         <w:spacing w:after="210" w:line="360" w:lineRule="auto"/>
-        <w:rPr>
-          <w:rFonts w:ascii="IBM Plex Mono" w:eastAsia="IBM Plex Mono" w:hAnsi="IBM Plex Mono" w:cs="IBM Plex Mono"/>
-          <w:color w:val="000000"/>
-          <w:sz w:val="18"/>
-          <w:szCs w:val="18"/>
-        </w:rPr>
-      </w:pPr>
-      <w:r>
-        <w:t>Amount=</w:t>
-      </w:r>
-      <w:r>
-        <w:rPr>
-          <w:rFonts w:ascii="IBM Plex Mono" w:eastAsia="IBM Plex Mono" w:hAnsi="IBM Plex Mono" w:cs="IBM Plex Mono"/>
-          <w:color w:val="000000"/>
-          <w:sz w:val="18"/>
-          <w:szCs w:val="18"/>
-        </w:rPr>
-        <w:t xml:space="preserve"> </w:t>
-      </w:r>
-      <w:r>
-        <w:rPr>
-          <w:rFonts w:ascii="IBM Plex Mono" w:eastAsia="IBM Plex Mono" w:hAnsi="IBM Plex Mono" w:cs="IBM Plex Mono"/>
-          <w:color w:val="000000"/>
-          <w:sz w:val="18"/>
-          <w:szCs w:val="18"/>
-        </w:rPr>
-        <w:t>room_charge_per_day</w:t>
-      </w:r>
-      <w:r>
-        <w:rPr>
-          <w:rFonts w:ascii="IBM Plex Mono" w:eastAsia="IBM Plex Mono" w:hAnsi="IBM Plex Mono" w:cs="IBM Plex Mono"/>
-          <w:color w:val="000000"/>
-          <w:sz w:val="18"/>
-          <w:szCs w:val="18"/>
-        </w:rPr>
-        <w:t>*</w:t>
-      </w:r>
-      <w:r>
-        <w:rPr>
-          <w:rFonts w:ascii="IBM Plex Mono" w:eastAsia="IBM Plex Mono" w:hAnsi="IBM Plex Mono" w:cs="IBM Plex Mono"/>
-          <w:color w:val="000000"/>
-          <w:sz w:val="18"/>
-          <w:szCs w:val="18"/>
-        </w:rPr>
-        <w:t xml:space="preserve"> </w:t>
-      </w:r>
-      <w:r>
-        <w:rPr>
-          <w:rFonts w:ascii="IBM Plex Mono" w:eastAsia="IBM Plex Mono" w:hAnsi="IBM Plex Mono" w:cs="IBM Plex Mono"/>
-          <w:color w:val="000000"/>
-          <w:sz w:val="18"/>
-          <w:szCs w:val="18"/>
-        </w:rPr>
-        <w:t>days_stayed</w:t>
-      </w:r>
-      <w:r>
-        <w:rPr>
-          <w:rFonts w:ascii="IBM Plex Mono" w:eastAsia="IBM Plex Mono" w:hAnsi="IBM Plex Mono" w:cs="IBM Plex Mono"/>
-          <w:color w:val="000000"/>
-          <w:sz w:val="18"/>
-          <w:szCs w:val="18"/>
-        </w:rPr>
-        <w:t>;</w:t>
-      </w:r>
+      </w:pPr>
     </w:p>
     <w:p>
       <w:pPr>
         <w:spacing w:after="210" w:line="360" w:lineRule="auto"/>
-        <w:rPr>
-          <w:rFonts w:ascii="IBM Plex Mono" w:eastAsia="IBM Plex Mono" w:hAnsi="IBM Plex Mono" w:cs="IBM Plex Mono"/>
-          <w:color w:val="000000"/>
-          <w:sz w:val="18"/>
-          <w:szCs w:val="18"/>
-        </w:rPr>
-      </w:pPr>
-      <w:r>
-        <w:rPr>
-          <w:rFonts w:ascii="IBM Plex Mono" w:eastAsia="IBM Plex Mono" w:hAnsi="IBM Plex Mono" w:cs="IBM Plex Mono"/>
-          <w:color w:val="000000"/>
-          <w:sz w:val="18"/>
-          <w:szCs w:val="18"/>
-        </w:rPr>
-        <w:t xml:space="preserve">If </w:t>
-      </w:r>
-      <w:r>
-        <w:rPr>
-          <w:rFonts w:ascii="IBM Plex Mono" w:eastAsia="IBM Plex Mono" w:hAnsi="IBM Plex Mono" w:cs="IBM Plex Mono"/>
-          <w:color w:val="000000"/>
-          <w:sz w:val="18"/>
-          <w:szCs w:val="18"/>
-        </w:rPr>
-        <w:t>has_insurance</w:t>
-      </w:r>
-      <w:r>
-        <w:rPr>
-          <w:rFonts w:ascii="IBM Plex Mono" w:eastAsia="IBM Plex Mono" w:hAnsi="IBM Plex Mono" w:cs="IBM Plex Mono"/>
-          <w:color w:val="000000"/>
-          <w:sz w:val="18"/>
-          <w:szCs w:val="18"/>
-        </w:rPr>
-        <w:t>:</w:t>
-      </w:r>
+      </w:pPr>
     </w:p>
     <w:p>
       <w:pPr>
         <w:spacing w:after="210" w:line="360" w:lineRule="auto"/>
-      </w:pPr>
-      <w:r>
-        <w:t>Amount</w:t>
-      </w:r>
-      <w:r>
-        <w:t>=</w:t>
-      </w:r>
-      <w:r>
-        <w:t xml:space="preserve"> </w:t>
-      </w:r>
-      <w:r>
-        <w:t>Amount</w:t>
-      </w:r>
-      <w:r>
-        <w:t>*0.80;</w:t>
-      </w:r>
-    </w:p>
-    <w:p>
-      <w:pPr>
-        <w:spacing w:after="210" w:line="360" w:lineRule="auto"/>
-      </w:pPr>
-      <w:r>
-        <w:t xml:space="preserve">Result={ </w:t>
-      </w:r>
-      <w:r>
-        <w:rPr>
-          <w:rFonts w:ascii="IBM Plex Mono" w:eastAsia="IBM Plex Mono" w:hAnsi="IBM Plex Mono" w:cs="IBM Plex Mono"/>
-          <w:color w:val="000000"/>
-          <w:sz w:val="18"/>
-          <w:szCs w:val="18"/>
-        </w:rPr>
-        <w:t>patient_name</w:t>
-      </w:r>
-      <w:r>
-        <w:t xml:space="preserve"> :</w:t>
-      </w:r>
-      <w:r>
-        <w:rPr>
-          <w:rFonts w:ascii="IBM Plex Mono" w:eastAsia="IBM Plex Mono" w:hAnsi="IBM Plex Mono" w:cs="IBM Plex Mono"/>
-          <w:color w:val="000000"/>
-          <w:sz w:val="18"/>
-          <w:szCs w:val="18"/>
-        </w:rPr>
-        <w:t xml:space="preserve"> </w:t>
-      </w:r>
-      <w:r>
-        <w:rPr>
-          <w:rFonts w:ascii="IBM Plex Mono" w:eastAsia="IBM Plex Mono" w:hAnsi="IBM Plex Mono" w:cs="IBM Plex Mono"/>
-          <w:color w:val="000000"/>
-          <w:sz w:val="18"/>
-          <w:szCs w:val="18"/>
-        </w:rPr>
-        <w:t>patient_name</w:t>
-      </w:r>
-      <w:r>
-        <w:t xml:space="preserve"> ,Amount:</w:t>
-      </w:r>
-      <w:r>
-        <w:t xml:space="preserve"> </w:t>
-      </w:r>
-      <w:r>
-        <w:t>Amount</w:t>
-      </w:r>
-      <w:r>
-        <w:t xml:space="preserve"> }</w:t>
-      </w:r>
-    </w:p>
-    <w:p>
-      <w:pPr>
-        <w:spacing w:after="210" w:line="360" w:lineRule="auto"/>
-      </w:pPr>
-    </w:p>
-    <w:p>
-      <w:pPr>
-        <w:spacing w:after="210" w:line="360" w:lineRule="auto"/>
-      </w:pPr>
-    </w:p>
-    <w:p>
-      <w:pPr>
-        <w:spacing w:after="210" w:line="360" w:lineRule="auto"/>
         <w:rPr>
           <w:rFonts w:ascii="Inter" w:eastAsia="Inter" w:hAnsi="Inter" w:cs="Inter"/>
           <w:color w:val="000000"/>
@@ -543,7 +672,6 @@
           <w:bCs/>
           <w:color w:val="000000"/>
         </w:rPr>
-        <w:lastRenderedPageBreak/>
         <w:t>Q1.2 (Reasoning):</w:t>
       </w:r>
       <w:r>
@@ -792,6 +920,15 @@
           <w:szCs w:val="18"/>
         </w:rPr>
         <w:br/>
+      </w:r>
+      <w:r>
+        <w:rPr>
+          <w:rFonts w:ascii="IBM Plex Mono" w:eastAsia="IBM Plex Mono" w:hAnsi="IBM Plex Mono" w:cs="IBM Plex Mono"/>
+          <w:color w:val="000000"/>
+          <w:sz w:val="18"/>
+          <w:szCs w:val="18"/>
+        </w:rPr>
+        <w:lastRenderedPageBreak/>
         <w:t xml:space="preserve">    </w:t>
       </w:r>
       <w:r>
@@ -863,6 +1000,827 @@
         </w:rPr>
         <w:br/>
       </w:r>
+    </w:p>
+    <w:p>
+      <w:pPr>
+        <w:spacing w:after="210" w:line="360" w:lineRule="auto"/>
+        <w:rPr>
+          <w:rFonts w:ascii="Inter" w:eastAsia="Inter" w:hAnsi="Inter" w:cs="Inter"/>
+          <w:b/>
+          <w:bCs/>
+          <w:color w:val="000000"/>
+        </w:rPr>
+      </w:pPr>
+    </w:p>
+    <w:tbl>
+      <w:tblPr>
+        <w:tblW w:w="0" w:type="auto"/>
+        <w:tblCellSpacing w:w="15" w:type="dxa"/>
+        <w:tblCellMar>
+          <w:top w:w="15" w:type="dxa"/>
+          <w:left w:w="15" w:type="dxa"/>
+          <w:bottom w:w="15" w:type="dxa"/>
+          <w:right w:w="15" w:type="dxa"/>
+        </w:tblCellMar>
+        <w:tblLook w:val="04A0" w:firstRow="1" w:lastRow="0" w:firstColumn="1" w:lastColumn="0" w:noHBand="0" w:noVBand="1"/>
+      </w:tblPr>
+      <w:tblGrid>
+        <w:gridCol w:w="7062"/>
+      </w:tblGrid>
+      <w:tr>
+        <w:trPr>
+          <w:tblCellSpacing w:w="15" w:type="dxa"/>
+        </w:trPr>
+        <w:tc>
+          <w:tcPr>
+            <w:tcW w:w="0" w:type="auto"/>
+            <w:vAlign w:val="center"/>
+            <w:hideMark/>
+          </w:tcPr>
+          <w:p>
+            <w:pPr>
+              <w:spacing w:after="210" w:line="360" w:lineRule="auto"/>
+              <w:rPr>
+                <w:rFonts w:ascii="Inter" w:eastAsia="Inter" w:hAnsi="Inter" w:cs="Inter"/>
+                <w:b/>
+                <w:bCs/>
+                <w:color w:val="000000"/>
+                <w:lang w:val="en-IN"/>
+              </w:rPr>
+            </w:pPr>
+            <w:r>
+              <w:rPr>
+                <w:rFonts w:ascii="Inter" w:eastAsia="Inter" w:hAnsi="Inter" w:cs="Inter"/>
+                <w:b/>
+                <w:bCs/>
+                <w:color w:val="000000"/>
+                <w:lang w:val="en-IN"/>
+              </w:rPr>
+              <w:t>def manage_medication_schedule(patient_medications: list) -&gt; dict:</w:t>
+            </w:r>
+          </w:p>
+        </w:tc>
+      </w:tr>
+      <w:tr>
+        <w:trPr>
+          <w:tblCellSpacing w:w="15" w:type="dxa"/>
+        </w:trPr>
+        <w:tc>
+          <w:tcPr>
+            <w:tcW w:w="0" w:type="auto"/>
+            <w:vAlign w:val="center"/>
+            <w:hideMark/>
+          </w:tcPr>
+          <w:p>
+            <w:pPr>
+              <w:spacing w:after="210" w:line="360" w:lineRule="auto"/>
+              <w:rPr>
+                <w:rFonts w:ascii="Inter" w:eastAsia="Inter" w:hAnsi="Inter" w:cs="Inter"/>
+                <w:b/>
+                <w:bCs/>
+                <w:color w:val="000000"/>
+                <w:lang w:val="en-IN"/>
+              </w:rPr>
+            </w:pPr>
+            <w:r>
+              <w:rPr>
+                <w:rFonts w:ascii="Inter" w:eastAsia="Inter" w:hAnsi="Inter" w:cs="Inter"/>
+                <w:b/>
+                <w:bCs/>
+                <w:color w:val="000000"/>
+                <w:lang w:val="en-IN"/>
+              </w:rPr>
+              <w:t>print(patient_medications)</w:t>
+            </w:r>
+          </w:p>
+        </w:tc>
+      </w:tr>
+      <w:tr>
+        <w:trPr>
+          <w:tblCellSpacing w:w="15" w:type="dxa"/>
+        </w:trPr>
+        <w:tc>
+          <w:tcPr>
+            <w:tcW w:w="0" w:type="auto"/>
+            <w:vAlign w:val="center"/>
+            <w:hideMark/>
+          </w:tcPr>
+          <w:p>
+            <w:pPr>
+              <w:spacing w:after="210" w:line="360" w:lineRule="auto"/>
+              <w:rPr>
+                <w:rFonts w:ascii="Inter" w:eastAsia="Inter" w:hAnsi="Inter" w:cs="Inter"/>
+                <w:b/>
+                <w:bCs/>
+                <w:color w:val="000000"/>
+                <w:lang w:val="en-IN"/>
+              </w:rPr>
+            </w:pPr>
+            <w:r>
+              <w:rPr>
+                <w:rFonts w:ascii="Inter" w:eastAsia="Inter" w:hAnsi="Inter" w:cs="Inter"/>
+                <w:b/>
+                <w:bCs/>
+                <w:color w:val="000000"/>
+                <w:lang w:val="en-IN"/>
+              </w:rPr>
+              <w:t>result = {}</w:t>
+            </w:r>
+          </w:p>
+        </w:tc>
+      </w:tr>
+      <w:tr>
+        <w:trPr>
+          <w:tblCellSpacing w:w="15" w:type="dxa"/>
+        </w:trPr>
+        <w:tc>
+          <w:tcPr>
+            <w:tcW w:w="0" w:type="auto"/>
+            <w:vAlign w:val="center"/>
+            <w:hideMark/>
+          </w:tcPr>
+          <w:p>
+            <w:pPr>
+              <w:spacing w:after="210" w:line="360" w:lineRule="auto"/>
+              <w:rPr>
+                <w:rFonts w:ascii="Inter" w:eastAsia="Inter" w:hAnsi="Inter" w:cs="Inter"/>
+                <w:b/>
+                <w:bCs/>
+                <w:color w:val="000000"/>
+                <w:lang w:val="en-IN"/>
+              </w:rPr>
+            </w:pPr>
+            <w:r>
+              <w:rPr>
+                <w:rFonts w:ascii="Inter" w:eastAsia="Inter" w:hAnsi="Inter" w:cs="Inter"/>
+                <w:b/>
+                <w:bCs/>
+                <w:color w:val="000000"/>
+                <w:lang w:val="en-IN"/>
+              </w:rPr>
+              <w:t> </w:t>
+            </w:r>
+          </w:p>
+        </w:tc>
+      </w:tr>
+      <w:tr>
+        <w:trPr>
+          <w:tblCellSpacing w:w="15" w:type="dxa"/>
+        </w:trPr>
+        <w:tc>
+          <w:tcPr>
+            <w:tcW w:w="0" w:type="auto"/>
+            <w:vAlign w:val="center"/>
+            <w:hideMark/>
+          </w:tcPr>
+          <w:p>
+            <w:pPr>
+              <w:spacing w:after="210" w:line="360" w:lineRule="auto"/>
+              <w:rPr>
+                <w:rFonts w:ascii="Inter" w:eastAsia="Inter" w:hAnsi="Inter" w:cs="Inter"/>
+                <w:b/>
+                <w:bCs/>
+                <w:color w:val="000000"/>
+                <w:lang w:val="en-IN"/>
+              </w:rPr>
+            </w:pPr>
+            <w:r>
+              <w:rPr>
+                <w:rFonts w:ascii="Inter" w:eastAsia="Inter" w:hAnsi="Inter" w:cs="Inter"/>
+                <w:b/>
+                <w:bCs/>
+                <w:color w:val="000000"/>
+                <w:lang w:val="en-IN"/>
+              </w:rPr>
+              <w:t>for medication in patient_medications:</w:t>
+            </w:r>
+          </w:p>
+        </w:tc>
+      </w:tr>
+      <w:tr>
+        <w:trPr>
+          <w:tblCellSpacing w:w="15" w:type="dxa"/>
+        </w:trPr>
+        <w:tc>
+          <w:tcPr>
+            <w:tcW w:w="0" w:type="auto"/>
+            <w:vAlign w:val="center"/>
+            <w:hideMark/>
+          </w:tcPr>
+          <w:p>
+            <w:pPr>
+              <w:spacing w:after="210" w:line="360" w:lineRule="auto"/>
+              <w:rPr>
+                <w:rFonts w:ascii="Inter" w:eastAsia="Inter" w:hAnsi="Inter" w:cs="Inter"/>
+                <w:b/>
+                <w:bCs/>
+                <w:color w:val="000000"/>
+                <w:lang w:val="en-IN"/>
+              </w:rPr>
+            </w:pPr>
+            <w:r>
+              <w:rPr>
+                <w:rFonts w:ascii="Inter" w:eastAsia="Inter" w:hAnsi="Inter" w:cs="Inter"/>
+                <w:b/>
+                <w:bCs/>
+                <w:color w:val="000000"/>
+                <w:lang w:val="en-IN"/>
+              </w:rPr>
+              <w:t>time = medication[1]</w:t>
+            </w:r>
+          </w:p>
+        </w:tc>
+      </w:tr>
+      <w:tr>
+        <w:trPr>
+          <w:tblCellSpacing w:w="15" w:type="dxa"/>
+        </w:trPr>
+        <w:tc>
+          <w:tcPr>
+            <w:tcW w:w="0" w:type="auto"/>
+            <w:vAlign w:val="center"/>
+            <w:hideMark/>
+          </w:tcPr>
+          <w:p>
+            <w:pPr>
+              <w:spacing w:after="210" w:line="360" w:lineRule="auto"/>
+              <w:rPr>
+                <w:rFonts w:ascii="Inter" w:eastAsia="Inter" w:hAnsi="Inter" w:cs="Inter"/>
+                <w:b/>
+                <w:bCs/>
+                <w:color w:val="000000"/>
+                <w:lang w:val="en-IN"/>
+              </w:rPr>
+            </w:pPr>
+            <w:r>
+              <w:rPr>
+                <w:rFonts w:ascii="Inter" w:eastAsia="Inter" w:hAnsi="Inter" w:cs="Inter"/>
+                <w:b/>
+                <w:bCs/>
+                <w:color w:val="000000"/>
+                <w:lang w:val="en-IN"/>
+              </w:rPr>
+              <w:t>if time not in result:</w:t>
+            </w:r>
+          </w:p>
+        </w:tc>
+      </w:tr>
+      <w:tr>
+        <w:trPr>
+          <w:tblCellSpacing w:w="15" w:type="dxa"/>
+        </w:trPr>
+        <w:tc>
+          <w:tcPr>
+            <w:tcW w:w="0" w:type="auto"/>
+            <w:vAlign w:val="center"/>
+            <w:hideMark/>
+          </w:tcPr>
+          <w:p>
+            <w:pPr>
+              <w:spacing w:after="210" w:line="360" w:lineRule="auto"/>
+              <w:rPr>
+                <w:rFonts w:ascii="Inter" w:eastAsia="Inter" w:hAnsi="Inter" w:cs="Inter"/>
+                <w:b/>
+                <w:bCs/>
+                <w:color w:val="000000"/>
+                <w:lang w:val="en-IN"/>
+              </w:rPr>
+            </w:pPr>
+            <w:r>
+              <w:rPr>
+                <w:rFonts w:ascii="Inter" w:eastAsia="Inter" w:hAnsi="Inter" w:cs="Inter"/>
+                <w:b/>
+                <w:bCs/>
+                <w:color w:val="000000"/>
+                <w:lang w:val="en-IN"/>
+              </w:rPr>
+              <w:t>result[time] = []</w:t>
+            </w:r>
+          </w:p>
+        </w:tc>
+      </w:tr>
+      <w:tr>
+        <w:trPr>
+          <w:tblCellSpacing w:w="15" w:type="dxa"/>
+        </w:trPr>
+        <w:tc>
+          <w:tcPr>
+            <w:tcW w:w="0" w:type="auto"/>
+            <w:vAlign w:val="center"/>
+            <w:hideMark/>
+          </w:tcPr>
+          <w:p>
+            <w:pPr>
+              <w:spacing w:after="210" w:line="360" w:lineRule="auto"/>
+              <w:rPr>
+                <w:rFonts w:ascii="Inter" w:eastAsia="Inter" w:hAnsi="Inter" w:cs="Inter"/>
+                <w:b/>
+                <w:bCs/>
+                <w:color w:val="000000"/>
+                <w:lang w:val="en-IN"/>
+              </w:rPr>
+            </w:pPr>
+            <w:r>
+              <w:rPr>
+                <w:rFonts w:ascii="Inter" w:eastAsia="Inter" w:hAnsi="Inter" w:cs="Inter"/>
+                <w:b/>
+                <w:bCs/>
+                <w:color w:val="000000"/>
+                <w:lang w:val="en-IN"/>
+              </w:rPr>
+              <w:t>result[time].append(medication[0])</w:t>
+            </w:r>
+          </w:p>
+        </w:tc>
+      </w:tr>
+      <w:tr>
+        <w:trPr>
+          <w:tblCellSpacing w:w="15" w:type="dxa"/>
+        </w:trPr>
+        <w:tc>
+          <w:tcPr>
+            <w:tcW w:w="0" w:type="auto"/>
+            <w:vAlign w:val="center"/>
+            <w:hideMark/>
+          </w:tcPr>
+          <w:p>
+            <w:pPr>
+              <w:spacing w:after="210" w:line="360" w:lineRule="auto"/>
+              <w:rPr>
+                <w:rFonts w:ascii="Inter" w:eastAsia="Inter" w:hAnsi="Inter" w:cs="Inter"/>
+                <w:b/>
+                <w:bCs/>
+                <w:color w:val="000000"/>
+                <w:lang w:val="en-IN"/>
+              </w:rPr>
+            </w:pPr>
+            <w:r>
+              <w:rPr>
+                <w:rFonts w:ascii="Inter" w:eastAsia="Inter" w:hAnsi="Inter" w:cs="Inter"/>
+                <w:b/>
+                <w:bCs/>
+                <w:color w:val="000000"/>
+                <w:lang w:val="en-IN"/>
+              </w:rPr>
+              <w:t> </w:t>
+            </w:r>
+          </w:p>
+        </w:tc>
+      </w:tr>
+      <w:tr>
+        <w:trPr>
+          <w:tblCellSpacing w:w="15" w:type="dxa"/>
+        </w:trPr>
+        <w:tc>
+          <w:tcPr>
+            <w:tcW w:w="0" w:type="auto"/>
+            <w:vAlign w:val="center"/>
+            <w:hideMark/>
+          </w:tcPr>
+          <w:p>
+            <w:pPr>
+              <w:spacing w:after="210" w:line="360" w:lineRule="auto"/>
+              <w:rPr>
+                <w:rFonts w:ascii="Inter" w:eastAsia="Inter" w:hAnsi="Inter" w:cs="Inter"/>
+                <w:b/>
+                <w:bCs/>
+                <w:color w:val="000000"/>
+                <w:lang w:val="en-IN"/>
+              </w:rPr>
+            </w:pPr>
+            <w:r>
+              <w:rPr>
+                <w:rFonts w:ascii="Inter" w:eastAsia="Inter" w:hAnsi="Inter" w:cs="Inter"/>
+                <w:b/>
+                <w:bCs/>
+                <w:color w:val="000000"/>
+                <w:lang w:val="en-IN"/>
+              </w:rPr>
+              <w:t>print(result["8:00"])</w:t>
+            </w:r>
+          </w:p>
+        </w:tc>
+      </w:tr>
+      <w:tr>
+        <w:trPr>
+          <w:tblCellSpacing w:w="15" w:type="dxa"/>
+        </w:trPr>
+        <w:tc>
+          <w:tcPr>
+            <w:tcW w:w="0" w:type="auto"/>
+            <w:vAlign w:val="center"/>
+            <w:hideMark/>
+          </w:tcPr>
+          <w:p>
+            <w:pPr>
+              <w:spacing w:after="210" w:line="360" w:lineRule="auto"/>
+              <w:rPr>
+                <w:rFonts w:ascii="Inter" w:eastAsia="Inter" w:hAnsi="Inter" w:cs="Inter"/>
+                <w:b/>
+                <w:bCs/>
+                <w:color w:val="000000"/>
+                <w:lang w:val="en-IN"/>
+              </w:rPr>
+            </w:pPr>
+            <w:r>
+              <w:rPr>
+                <w:rFonts w:ascii="Inter" w:eastAsia="Inter" w:hAnsi="Inter" w:cs="Inter"/>
+                <w:b/>
+                <w:bCs/>
+                <w:color w:val="000000"/>
+                <w:lang w:val="en-IN"/>
+              </w:rPr>
+              <w:t> </w:t>
+            </w:r>
+          </w:p>
+        </w:tc>
+      </w:tr>
+      <w:tr>
+        <w:trPr>
+          <w:tblCellSpacing w:w="15" w:type="dxa"/>
+        </w:trPr>
+        <w:tc>
+          <w:tcPr>
+            <w:tcW w:w="0" w:type="auto"/>
+            <w:vAlign w:val="center"/>
+            <w:hideMark/>
+          </w:tcPr>
+          <w:p>
+            <w:pPr>
+              <w:spacing w:after="210" w:line="360" w:lineRule="auto"/>
+              <w:rPr>
+                <w:rFonts w:ascii="Inter" w:eastAsia="Inter" w:hAnsi="Inter" w:cs="Inter"/>
+                <w:b/>
+                <w:bCs/>
+                <w:color w:val="000000"/>
+                <w:lang w:val="en-IN"/>
+              </w:rPr>
+            </w:pPr>
+            <w:r>
+              <w:rPr>
+                <w:rFonts w:ascii="Inter" w:eastAsia="Inter" w:hAnsi="Inter" w:cs="Inter"/>
+                <w:b/>
+                <w:bCs/>
+                <w:color w:val="000000"/>
+                <w:lang w:val="en-IN"/>
+              </w:rPr>
+              <w:t>return result</w:t>
+            </w:r>
+          </w:p>
+        </w:tc>
+      </w:tr>
+      <w:tr>
+        <w:trPr>
+          <w:tblCellSpacing w:w="15" w:type="dxa"/>
+        </w:trPr>
+        <w:tc>
+          <w:tcPr>
+            <w:tcW w:w="0" w:type="auto"/>
+            <w:vAlign w:val="center"/>
+            <w:hideMark/>
+          </w:tcPr>
+          <w:p>
+            <w:pPr>
+              <w:spacing w:after="210" w:line="360" w:lineRule="auto"/>
+              <w:rPr>
+                <w:rFonts w:ascii="Inter" w:eastAsia="Inter" w:hAnsi="Inter" w:cs="Inter"/>
+                <w:b/>
+                <w:bCs/>
+                <w:color w:val="000000"/>
+                <w:lang w:val="en-IN"/>
+              </w:rPr>
+            </w:pPr>
+            <w:r>
+              <w:rPr>
+                <w:rFonts w:ascii="Inter" w:eastAsia="Inter" w:hAnsi="Inter" w:cs="Inter"/>
+                <w:b/>
+                <w:bCs/>
+                <w:color w:val="000000"/>
+                <w:lang w:val="en-IN"/>
+              </w:rPr>
+              <w:t> </w:t>
+            </w:r>
+          </w:p>
+        </w:tc>
+      </w:tr>
+      <w:tr>
+        <w:trPr>
+          <w:tblCellSpacing w:w="15" w:type="dxa"/>
+        </w:trPr>
+        <w:tc>
+          <w:tcPr>
+            <w:tcW w:w="0" w:type="auto"/>
+            <w:vAlign w:val="center"/>
+            <w:hideMark/>
+          </w:tcPr>
+          <w:p>
+            <w:pPr>
+              <w:spacing w:after="210" w:line="360" w:lineRule="auto"/>
+              <w:rPr>
+                <w:rFonts w:ascii="Inter" w:eastAsia="Inter" w:hAnsi="Inter" w:cs="Inter"/>
+                <w:b/>
+                <w:bCs/>
+                <w:color w:val="000000"/>
+                <w:lang w:val="en-IN"/>
+              </w:rPr>
+            </w:pPr>
+            <w:r>
+              <w:rPr>
+                <w:rFonts w:ascii="Inter" w:eastAsia="Inter" w:hAnsi="Inter" w:cs="Inter"/>
+                <w:b/>
+                <w:bCs/>
+                <w:color w:val="000000"/>
+                <w:lang w:val="en-IN"/>
+              </w:rPr>
+              <w:lastRenderedPageBreak/>
+              <w:t> </w:t>
+            </w:r>
+          </w:p>
+        </w:tc>
+      </w:tr>
+      <w:tr>
+        <w:trPr>
+          <w:tblCellSpacing w:w="15" w:type="dxa"/>
+        </w:trPr>
+        <w:tc>
+          <w:tcPr>
+            <w:tcW w:w="0" w:type="auto"/>
+            <w:vAlign w:val="center"/>
+            <w:hideMark/>
+          </w:tcPr>
+          <w:p>
+            <w:pPr>
+              <w:spacing w:after="210" w:line="360" w:lineRule="auto"/>
+              <w:rPr>
+                <w:rFonts w:ascii="Inter" w:eastAsia="Inter" w:hAnsi="Inter" w:cs="Inter"/>
+                <w:b/>
+                <w:bCs/>
+                <w:color w:val="000000"/>
+                <w:lang w:val="en-IN"/>
+              </w:rPr>
+            </w:pPr>
+            <w:r>
+              <w:rPr>
+                <w:rFonts w:ascii="Inter" w:eastAsia="Inter" w:hAnsi="Inter" w:cs="Inter"/>
+                <w:b/>
+                <w:bCs/>
+                <w:color w:val="000000"/>
+                <w:lang w:val="en-IN"/>
+              </w:rPr>
+              <w:t>result = manage_medication_schedule([</w:t>
+            </w:r>
+          </w:p>
+        </w:tc>
+      </w:tr>
+      <w:tr>
+        <w:trPr>
+          <w:tblCellSpacing w:w="15" w:type="dxa"/>
+        </w:trPr>
+        <w:tc>
+          <w:tcPr>
+            <w:tcW w:w="0" w:type="auto"/>
+            <w:vAlign w:val="center"/>
+            <w:hideMark/>
+          </w:tcPr>
+          <w:p>
+            <w:pPr>
+              <w:spacing w:after="210" w:line="360" w:lineRule="auto"/>
+              <w:rPr>
+                <w:rFonts w:ascii="Inter" w:eastAsia="Inter" w:hAnsi="Inter" w:cs="Inter"/>
+                <w:b/>
+                <w:bCs/>
+                <w:color w:val="000000"/>
+                <w:lang w:val="en-IN"/>
+              </w:rPr>
+            </w:pPr>
+            <w:r>
+              <w:rPr>
+                <w:rFonts w:ascii="Inter" w:eastAsia="Inter" w:hAnsi="Inter" w:cs="Inter"/>
+                <w:b/>
+                <w:bCs/>
+                <w:color w:val="000000"/>
+                <w:lang w:val="en-IN"/>
+              </w:rPr>
+              <w:t>("Aspirin", "8:00"),</w:t>
+            </w:r>
+          </w:p>
+        </w:tc>
+      </w:tr>
+      <w:tr>
+        <w:trPr>
+          <w:tblCellSpacing w:w="15" w:type="dxa"/>
+        </w:trPr>
+        <w:tc>
+          <w:tcPr>
+            <w:tcW w:w="0" w:type="auto"/>
+            <w:vAlign w:val="center"/>
+            <w:hideMark/>
+          </w:tcPr>
+          <w:p>
+            <w:pPr>
+              <w:spacing w:after="210" w:line="360" w:lineRule="auto"/>
+              <w:rPr>
+                <w:rFonts w:ascii="Inter" w:eastAsia="Inter" w:hAnsi="Inter" w:cs="Inter"/>
+                <w:b/>
+                <w:bCs/>
+                <w:color w:val="000000"/>
+                <w:lang w:val="en-IN"/>
+              </w:rPr>
+            </w:pPr>
+            <w:r>
+              <w:rPr>
+                <w:rFonts w:ascii="Inter" w:eastAsia="Inter" w:hAnsi="Inter" w:cs="Inter"/>
+                <w:b/>
+                <w:bCs/>
+                <w:color w:val="000000"/>
+                <w:lang w:val="en-IN"/>
+              </w:rPr>
+              <w:t>("Insulin", "8:00"),</w:t>
+            </w:r>
+          </w:p>
+        </w:tc>
+      </w:tr>
+      <w:tr>
+        <w:trPr>
+          <w:tblCellSpacing w:w="15" w:type="dxa"/>
+        </w:trPr>
+        <w:tc>
+          <w:tcPr>
+            <w:tcW w:w="0" w:type="auto"/>
+            <w:vAlign w:val="center"/>
+            <w:hideMark/>
+          </w:tcPr>
+          <w:p>
+            <w:pPr>
+              <w:spacing w:after="210" w:line="360" w:lineRule="auto"/>
+              <w:rPr>
+                <w:rFonts w:ascii="Inter" w:eastAsia="Inter" w:hAnsi="Inter" w:cs="Inter"/>
+                <w:b/>
+                <w:bCs/>
+                <w:color w:val="000000"/>
+                <w:lang w:val="en-IN"/>
+              </w:rPr>
+            </w:pPr>
+            <w:r>
+              <w:rPr>
+                <w:rFonts w:ascii="Inter" w:eastAsia="Inter" w:hAnsi="Inter" w:cs="Inter"/>
+                <w:b/>
+                <w:bCs/>
+                <w:color w:val="000000"/>
+                <w:lang w:val="en-IN"/>
+              </w:rPr>
+              <w:t>("Aspirin", "20:00"),</w:t>
+            </w:r>
+          </w:p>
+        </w:tc>
+      </w:tr>
+      <w:tr>
+        <w:trPr>
+          <w:tblCellSpacing w:w="15" w:type="dxa"/>
+        </w:trPr>
+        <w:tc>
+          <w:tcPr>
+            <w:tcW w:w="0" w:type="auto"/>
+            <w:vAlign w:val="center"/>
+            <w:hideMark/>
+          </w:tcPr>
+          <w:p>
+            <w:pPr>
+              <w:spacing w:after="210" w:line="360" w:lineRule="auto"/>
+              <w:rPr>
+                <w:rFonts w:ascii="Inter" w:eastAsia="Inter" w:hAnsi="Inter" w:cs="Inter"/>
+                <w:b/>
+                <w:bCs/>
+                <w:color w:val="000000"/>
+                <w:lang w:val="en-IN"/>
+              </w:rPr>
+            </w:pPr>
+            <w:r>
+              <w:rPr>
+                <w:rFonts w:ascii="Inter" w:eastAsia="Inter" w:hAnsi="Inter" w:cs="Inter"/>
+                <w:b/>
+                <w:bCs/>
+                <w:color w:val="000000"/>
+                <w:lang w:val="en-IN"/>
+              </w:rPr>
+              <w:t>])</w:t>
+            </w:r>
+          </w:p>
+        </w:tc>
+      </w:tr>
+      <w:tr>
+        <w:trPr>
+          <w:tblCellSpacing w:w="15" w:type="dxa"/>
+        </w:trPr>
+        <w:tc>
+          <w:tcPr>
+            <w:tcW w:w="0" w:type="auto"/>
+            <w:vAlign w:val="center"/>
+            <w:hideMark/>
+          </w:tcPr>
+          <w:p>
+            <w:pPr>
+              <w:spacing w:after="210" w:line="360" w:lineRule="auto"/>
+              <w:rPr>
+                <w:rFonts w:ascii="Inter" w:eastAsia="Inter" w:hAnsi="Inter" w:cs="Inter"/>
+                <w:b/>
+                <w:bCs/>
+                <w:color w:val="000000"/>
+                <w:lang w:val="en-IN"/>
+              </w:rPr>
+            </w:pPr>
+            <w:r>
+              <w:rPr>
+                <w:rFonts w:ascii="Inter" w:eastAsia="Inter" w:hAnsi="Inter" w:cs="Inter"/>
+                <w:b/>
+                <w:bCs/>
+                <w:color w:val="000000"/>
+                <w:lang w:val="en-IN"/>
+              </w:rPr>
+              <w:t> </w:t>
+            </w:r>
+          </w:p>
+        </w:tc>
+      </w:tr>
+      <w:tr>
+        <w:trPr>
+          <w:tblCellSpacing w:w="15" w:type="dxa"/>
+        </w:trPr>
+        <w:tc>
+          <w:tcPr>
+            <w:tcW w:w="0" w:type="auto"/>
+            <w:vAlign w:val="center"/>
+            <w:hideMark/>
+          </w:tcPr>
+          <w:p>
+            <w:pPr>
+              <w:spacing w:after="210" w:line="360" w:lineRule="auto"/>
+              <w:rPr>
+                <w:rFonts w:ascii="Inter" w:eastAsia="Inter" w:hAnsi="Inter" w:cs="Inter"/>
+                <w:b/>
+                <w:bCs/>
+                <w:color w:val="000000"/>
+                <w:lang w:val="en-IN"/>
+              </w:rPr>
+            </w:pPr>
+            <w:r>
+              <w:rPr>
+                <w:rFonts w:ascii="Inter" w:eastAsia="Inter" w:hAnsi="Inter" w:cs="Inter"/>
+                <w:b/>
+                <w:bCs/>
+                <w:color w:val="000000"/>
+                <w:lang w:val="en-IN"/>
+              </w:rPr>
+              <w:t>print(result)</w:t>
+            </w:r>
+          </w:p>
+        </w:tc>
+      </w:tr>
+      <w:tr>
+        <w:trPr>
+          <w:tblCellSpacing w:w="15" w:type="dxa"/>
+        </w:trPr>
+        <w:tc>
+          <w:tcPr>
+            <w:tcW w:w="0" w:type="auto"/>
+            <w:vAlign w:val="center"/>
+            <w:hideMark/>
+          </w:tcPr>
+          <w:p>
+            <w:pPr>
+              <w:spacing w:after="210" w:line="360" w:lineRule="auto"/>
+              <w:rPr>
+                <w:rFonts w:ascii="Inter" w:eastAsia="Inter" w:hAnsi="Inter" w:cs="Inter"/>
+                <w:b/>
+                <w:bCs/>
+                <w:color w:val="000000"/>
+                <w:lang w:val="en-IN"/>
+              </w:rPr>
+            </w:pPr>
+            <w:r>
+              <w:rPr>
+                <w:rFonts w:ascii="Inter" w:eastAsia="Inter" w:hAnsi="Inter" w:cs="Inter"/>
+                <w:b/>
+                <w:bCs/>
+                <w:color w:val="000000"/>
+                <w:lang w:val="en-IN"/>
+              </w:rPr>
+              <w:t> </w:t>
+            </w:r>
+          </w:p>
+        </w:tc>
+      </w:tr>
+    </w:tbl>
+    <w:p>
+      <w:pPr>
+        <w:spacing w:after="210" w:line="360" w:lineRule="auto"/>
+        <w:rPr>
+          <w:rFonts w:ascii="Inter" w:eastAsia="Inter" w:hAnsi="Inter" w:cs="Inter"/>
+          <w:b/>
+          <w:bCs/>
+          <w:color w:val="000000"/>
+        </w:rPr>
+      </w:pPr>
     </w:p>
     <w:p>
       <w:pPr>
@@ -994,7 +1952,6 @@
           <w:bCs/>
           <w:color w:val="000000"/>
         </w:rPr>
-        <w:lastRenderedPageBreak/>
         <w:t>Q1.5 (Coding):</w:t>
       </w:r>
       <w:r>
@@ -1092,61 +2049,1406 @@
     <w:p>
       <w:pPr>
         <w:spacing w:after="210" w:line="360" w:lineRule="auto"/>
-      </w:pPr>
-      <w:r>
         <w:rPr>
           <w:rFonts w:ascii="Inter" w:eastAsia="Inter" w:hAnsi="Inter" w:cs="Inter"/>
           <w:b/>
           <w:bCs/>
           <w:color w:val="000000"/>
         </w:rPr>
-        <w:t>Q1.6 (Reasoning):</w:t>
-      </w:r>
-      <w:r>
-        <w:rPr>
-          <w:rFonts w:ascii="Inter" w:eastAsia="Inter" w:hAnsi="Inter" w:cs="Inter"/>
-          <w:color w:val="000000"/>
-        </w:rPr>
-        <w:t xml:space="preserve"> Why does </w:t>
-      </w:r>
-      <w:r>
-        <w:rPr>
-          <w:rFonts w:ascii="IBM Plex Mono" w:eastAsia="IBM Plex Mono" w:hAnsi="IBM Plex Mono" w:cs="IBM Plex Mono"/>
-          <w:color w:val="000000"/>
-          <w:sz w:val="18"/>
-          <w:szCs w:val="18"/>
-          <w:shd w:val="clear" w:color="auto" w:fill="F8F8FA"/>
-        </w:rPr>
-        <w:t>temp_reading = (98.6)</w:t>
-      </w:r>
-      <w:r>
-        <w:rPr>
-          <w:rFonts w:ascii="Inter" w:eastAsia="Inter" w:hAnsi="Inter" w:cs="Inter"/>
-          <w:color w:val="000000"/>
-        </w:rPr>
-        <w:t xml:space="preserve"> create a float instead of a tuple, but </w:t>
-      </w:r>
-      <w:r>
-        <w:rPr>
-          <w:rFonts w:ascii="IBM Plex Mono" w:eastAsia="IBM Plex Mono" w:hAnsi="IBM Plex Mono" w:cs="IBM Plex Mono"/>
-          <w:color w:val="000000"/>
-          <w:sz w:val="18"/>
-          <w:szCs w:val="18"/>
-          <w:shd w:val="clear" w:color="auto" w:fill="F8F8FA"/>
-        </w:rPr>
-        <w:t>temp_reading = (98.6,)</w:t>
-      </w:r>
-      <w:r>
-        <w:rPr>
-          <w:rFonts w:ascii="Inter" w:eastAsia="Inter" w:hAnsi="Inter" w:cs="Inter"/>
-          <w:color w:val="000000"/>
-        </w:rPr>
-        <w:t xml:space="preserve"> creates a tuple? How does this relate to storing single vital sign measurements in healthcare applications?</w:t>
-      </w:r>
+      </w:pPr>
+    </w:p>
+    <w:tbl>
+      <w:tblPr>
+        <w:tblW w:w="0" w:type="auto"/>
+        <w:tblCellSpacing w:w="15" w:type="dxa"/>
+        <w:tblCellMar>
+          <w:top w:w="15" w:type="dxa"/>
+          <w:left w:w="15" w:type="dxa"/>
+          <w:bottom w:w="15" w:type="dxa"/>
+          <w:right w:w="15" w:type="dxa"/>
+        </w:tblCellMar>
+        <w:tblLook w:val="04A0" w:firstRow="1" w:lastRow="0" w:firstColumn="1" w:lastColumn="0" w:noHBand="0" w:noVBand="1"/>
+      </w:tblPr>
+      <w:tblGrid>
+        <w:gridCol w:w="9229"/>
+      </w:tblGrid>
+      <w:tr>
+        <w:trPr>
+          <w:tblCellSpacing w:w="15" w:type="dxa"/>
+        </w:trPr>
+        <w:tc>
+          <w:tcPr>
+            <w:tcW w:w="0" w:type="auto"/>
+            <w:vAlign w:val="center"/>
+            <w:hideMark/>
+          </w:tcPr>
+          <w:p>
+            <w:pPr>
+              <w:spacing w:after="210" w:line="360" w:lineRule="auto"/>
+              <w:rPr>
+                <w:rFonts w:ascii="Inter" w:eastAsia="Inter" w:hAnsi="Inter" w:cs="Inter"/>
+                <w:b/>
+                <w:bCs/>
+                <w:color w:val="000000"/>
+                <w:lang w:val="en-IN"/>
+              </w:rPr>
+            </w:pPr>
+            <w:r>
+              <w:rPr>
+                <w:rFonts w:ascii="Inter" w:eastAsia="Inter" w:hAnsi="Inter" w:cs="Inter"/>
+                <w:b/>
+                <w:bCs/>
+                <w:color w:val="000000"/>
+                <w:lang w:val="en-IN"/>
+              </w:rPr>
+              <w:lastRenderedPageBreak/>
+              <w:t>def process_vital_signs(readings: list) -&gt; tuple:</w:t>
+            </w:r>
+          </w:p>
+        </w:tc>
+      </w:tr>
+      <w:tr>
+        <w:trPr>
+          <w:tblCellSpacing w:w="15" w:type="dxa"/>
+        </w:trPr>
+        <w:tc>
+          <w:tcPr>
+            <w:tcW w:w="0" w:type="auto"/>
+            <w:vAlign w:val="center"/>
+            <w:hideMark/>
+          </w:tcPr>
+          <w:p>
+            <w:pPr>
+              <w:spacing w:after="210" w:line="360" w:lineRule="auto"/>
+              <w:rPr>
+                <w:rFonts w:ascii="Inter" w:eastAsia="Inter" w:hAnsi="Inter" w:cs="Inter"/>
+                <w:b/>
+                <w:bCs/>
+                <w:color w:val="000000"/>
+                <w:lang w:val="en-IN"/>
+              </w:rPr>
+            </w:pPr>
+            <w:r>
+              <w:rPr>
+                <w:rFonts w:ascii="Inter" w:eastAsia="Inter" w:hAnsi="Inter" w:cs="Inter"/>
+                <w:b/>
+                <w:bCs/>
+                <w:color w:val="000000"/>
+                <w:lang w:val="en-IN"/>
+              </w:rPr>
+              <w:t>"""</w:t>
+            </w:r>
+          </w:p>
+        </w:tc>
+      </w:tr>
+      <w:tr>
+        <w:trPr>
+          <w:tblCellSpacing w:w="15" w:type="dxa"/>
+        </w:trPr>
+        <w:tc>
+          <w:tcPr>
+            <w:tcW w:w="0" w:type="auto"/>
+            <w:vAlign w:val="center"/>
+            <w:hideMark/>
+          </w:tcPr>
+          <w:p>
+            <w:pPr>
+              <w:spacing w:after="210" w:line="360" w:lineRule="auto"/>
+              <w:rPr>
+                <w:rFonts w:ascii="Inter" w:eastAsia="Inter" w:hAnsi="Inter" w:cs="Inter"/>
+                <w:b/>
+                <w:bCs/>
+                <w:color w:val="000000"/>
+                <w:lang w:val="en-IN"/>
+              </w:rPr>
+            </w:pPr>
+            <w:r>
+              <w:rPr>
+                <w:rFonts w:ascii="Inter" w:eastAsia="Inter" w:hAnsi="Inter" w:cs="Inter"/>
+                <w:b/>
+                <w:bCs/>
+                <w:color w:val="000000"/>
+                <w:lang w:val="en-IN"/>
+              </w:rPr>
+              <w:t>Process vital signs readings and return statistics</w:t>
+            </w:r>
+          </w:p>
+        </w:tc>
+      </w:tr>
+      <w:tr>
+        <w:trPr>
+          <w:tblCellSpacing w:w="15" w:type="dxa"/>
+        </w:trPr>
+        <w:tc>
+          <w:tcPr>
+            <w:tcW w:w="0" w:type="auto"/>
+            <w:vAlign w:val="center"/>
+            <w:hideMark/>
+          </w:tcPr>
+          <w:p>
+            <w:pPr>
+              <w:spacing w:after="210" w:line="360" w:lineRule="auto"/>
+              <w:rPr>
+                <w:rFonts w:ascii="Inter" w:eastAsia="Inter" w:hAnsi="Inter" w:cs="Inter"/>
+                <w:b/>
+                <w:bCs/>
+                <w:color w:val="000000"/>
+                <w:lang w:val="en-IN"/>
+              </w:rPr>
+            </w:pPr>
+            <w:r>
+              <w:rPr>
+                <w:rFonts w:ascii="Inter" w:eastAsia="Inter" w:hAnsi="Inter" w:cs="Inter"/>
+                <w:b/>
+                <w:bCs/>
+                <w:color w:val="000000"/>
+                <w:lang w:val="en-IN"/>
+              </w:rPr>
+              <w:t>Input: [(120, 80, 98.6, '2024-01-15'), (115, 75, 99.1, '2024-01-16')]</w:t>
+            </w:r>
+          </w:p>
+        </w:tc>
+      </w:tr>
+      <w:tr>
+        <w:trPr>
+          <w:tblCellSpacing w:w="15" w:type="dxa"/>
+        </w:trPr>
+        <w:tc>
+          <w:tcPr>
+            <w:tcW w:w="0" w:type="auto"/>
+            <w:vAlign w:val="center"/>
+            <w:hideMark/>
+          </w:tcPr>
+          <w:p>
+            <w:pPr>
+              <w:spacing w:after="210" w:line="360" w:lineRule="auto"/>
+              <w:rPr>
+                <w:rFonts w:ascii="Inter" w:eastAsia="Inter" w:hAnsi="Inter" w:cs="Inter"/>
+                <w:b/>
+                <w:bCs/>
+                <w:color w:val="000000"/>
+                <w:lang w:val="en-IN"/>
+              </w:rPr>
+            </w:pPr>
+            <w:r>
+              <w:rPr>
+                <w:rFonts w:ascii="Inter" w:eastAsia="Inter" w:hAnsi="Inter" w:cs="Inter"/>
+                <w:b/>
+                <w:bCs/>
+                <w:color w:val="000000"/>
+                <w:lang w:val="en-IN"/>
+              </w:rPr>
+              <w:t>Output: Tuple of (avg_systolic, avg_diastolic, max_temp, date_range)</w:t>
+            </w:r>
+          </w:p>
+        </w:tc>
+      </w:tr>
+      <w:tr>
+        <w:trPr>
+          <w:tblCellSpacing w:w="15" w:type="dxa"/>
+        </w:trPr>
+        <w:tc>
+          <w:tcPr>
+            <w:tcW w:w="0" w:type="auto"/>
+            <w:vAlign w:val="center"/>
+            <w:hideMark/>
+          </w:tcPr>
+          <w:p>
+            <w:pPr>
+              <w:spacing w:after="210" w:line="360" w:lineRule="auto"/>
+              <w:rPr>
+                <w:rFonts w:ascii="Inter" w:eastAsia="Inter" w:hAnsi="Inter" w:cs="Inter"/>
+                <w:b/>
+                <w:bCs/>
+                <w:color w:val="000000"/>
+                <w:lang w:val="en-IN"/>
+              </w:rPr>
+            </w:pPr>
+            <w:r>
+              <w:rPr>
+                <w:rFonts w:ascii="Inter" w:eastAsia="Inter" w:hAnsi="Inter" w:cs="Inter"/>
+                <w:b/>
+                <w:bCs/>
+                <w:color w:val="000000"/>
+                <w:lang w:val="en-IN"/>
+              </w:rPr>
+              <w:t>"""</w:t>
+            </w:r>
+          </w:p>
+        </w:tc>
+      </w:tr>
+      <w:tr>
+        <w:trPr>
+          <w:tblCellSpacing w:w="15" w:type="dxa"/>
+        </w:trPr>
+        <w:tc>
+          <w:tcPr>
+            <w:tcW w:w="0" w:type="auto"/>
+            <w:vAlign w:val="center"/>
+            <w:hideMark/>
+          </w:tcPr>
+          <w:p>
+            <w:pPr>
+              <w:spacing w:after="210" w:line="360" w:lineRule="auto"/>
+              <w:rPr>
+                <w:rFonts w:ascii="Inter" w:eastAsia="Inter" w:hAnsi="Inter" w:cs="Inter"/>
+                <w:b/>
+                <w:bCs/>
+                <w:color w:val="000000"/>
+                <w:lang w:val="en-IN"/>
+              </w:rPr>
+            </w:pPr>
+            <w:r>
+              <w:rPr>
+                <w:rFonts w:ascii="Inter" w:eastAsia="Inter" w:hAnsi="Inter" w:cs="Inter"/>
+                <w:b/>
+                <w:bCs/>
+                <w:color w:val="000000"/>
+                <w:lang w:val="en-IN"/>
+              </w:rPr>
+              <w:t>systolic_list = []</w:t>
+            </w:r>
+          </w:p>
+        </w:tc>
+      </w:tr>
+      <w:tr>
+        <w:trPr>
+          <w:tblCellSpacing w:w="15" w:type="dxa"/>
+        </w:trPr>
+        <w:tc>
+          <w:tcPr>
+            <w:tcW w:w="0" w:type="auto"/>
+            <w:vAlign w:val="center"/>
+            <w:hideMark/>
+          </w:tcPr>
+          <w:p>
+            <w:pPr>
+              <w:spacing w:after="210" w:line="360" w:lineRule="auto"/>
+              <w:rPr>
+                <w:rFonts w:ascii="Inter" w:eastAsia="Inter" w:hAnsi="Inter" w:cs="Inter"/>
+                <w:b/>
+                <w:bCs/>
+                <w:color w:val="000000"/>
+                <w:lang w:val="en-IN"/>
+              </w:rPr>
+            </w:pPr>
+            <w:r>
+              <w:rPr>
+                <w:rFonts w:ascii="Inter" w:eastAsia="Inter" w:hAnsi="Inter" w:cs="Inter"/>
+                <w:b/>
+                <w:bCs/>
+                <w:color w:val="000000"/>
+                <w:lang w:val="en-IN"/>
+              </w:rPr>
+              <w:t>diastolic_list = []</w:t>
+            </w:r>
+          </w:p>
+        </w:tc>
+      </w:tr>
+      <w:tr>
+        <w:trPr>
+          <w:tblCellSpacing w:w="15" w:type="dxa"/>
+        </w:trPr>
+        <w:tc>
+          <w:tcPr>
+            <w:tcW w:w="0" w:type="auto"/>
+            <w:vAlign w:val="center"/>
+            <w:hideMark/>
+          </w:tcPr>
+          <w:p>
+            <w:pPr>
+              <w:spacing w:after="210" w:line="360" w:lineRule="auto"/>
+              <w:rPr>
+                <w:rFonts w:ascii="Inter" w:eastAsia="Inter" w:hAnsi="Inter" w:cs="Inter"/>
+                <w:b/>
+                <w:bCs/>
+                <w:color w:val="000000"/>
+                <w:lang w:val="en-IN"/>
+              </w:rPr>
+            </w:pPr>
+            <w:r>
+              <w:rPr>
+                <w:rFonts w:ascii="Inter" w:eastAsia="Inter" w:hAnsi="Inter" w:cs="Inter"/>
+                <w:b/>
+                <w:bCs/>
+                <w:color w:val="000000"/>
+                <w:lang w:val="en-IN"/>
+              </w:rPr>
+              <w:t>temp_list = []</w:t>
+            </w:r>
+          </w:p>
+        </w:tc>
+      </w:tr>
+      <w:tr>
+        <w:trPr>
+          <w:tblCellSpacing w:w="15" w:type="dxa"/>
+        </w:trPr>
+        <w:tc>
+          <w:tcPr>
+            <w:tcW w:w="0" w:type="auto"/>
+            <w:vAlign w:val="center"/>
+            <w:hideMark/>
+          </w:tcPr>
+          <w:p>
+            <w:pPr>
+              <w:spacing w:after="210" w:line="360" w:lineRule="auto"/>
+              <w:rPr>
+                <w:rFonts w:ascii="Inter" w:eastAsia="Inter" w:hAnsi="Inter" w:cs="Inter"/>
+                <w:b/>
+                <w:bCs/>
+                <w:color w:val="000000"/>
+                <w:lang w:val="en-IN"/>
+              </w:rPr>
+            </w:pPr>
+            <w:r>
+              <w:rPr>
+                <w:rFonts w:ascii="Inter" w:eastAsia="Inter" w:hAnsi="Inter" w:cs="Inter"/>
+                <w:b/>
+                <w:bCs/>
+                <w:color w:val="000000"/>
+                <w:lang w:val="en-IN"/>
+              </w:rPr>
+              <w:t>date_list = []</w:t>
+            </w:r>
+          </w:p>
+        </w:tc>
+      </w:tr>
+      <w:tr>
+        <w:trPr>
+          <w:tblCellSpacing w:w="15" w:type="dxa"/>
+        </w:trPr>
+        <w:tc>
+          <w:tcPr>
+            <w:tcW w:w="0" w:type="auto"/>
+            <w:vAlign w:val="center"/>
+            <w:hideMark/>
+          </w:tcPr>
+          <w:p>
+            <w:pPr>
+              <w:spacing w:after="210" w:line="360" w:lineRule="auto"/>
+              <w:rPr>
+                <w:rFonts w:ascii="Inter" w:eastAsia="Inter" w:hAnsi="Inter" w:cs="Inter"/>
+                <w:b/>
+                <w:bCs/>
+                <w:color w:val="000000"/>
+                <w:lang w:val="en-IN"/>
+              </w:rPr>
+            </w:pPr>
+            <w:r>
+              <w:rPr>
+                <w:rFonts w:ascii="Inter" w:eastAsia="Inter" w:hAnsi="Inter" w:cs="Inter"/>
+                <w:b/>
+                <w:bCs/>
+                <w:color w:val="000000"/>
+                <w:lang w:val="en-IN"/>
+              </w:rPr>
+              <w:t>for reading in readings:</w:t>
+            </w:r>
+          </w:p>
+        </w:tc>
+      </w:tr>
+      <w:tr>
+        <w:trPr>
+          <w:tblCellSpacing w:w="15" w:type="dxa"/>
+        </w:trPr>
+        <w:tc>
+          <w:tcPr>
+            <w:tcW w:w="0" w:type="auto"/>
+            <w:vAlign w:val="center"/>
+            <w:hideMark/>
+          </w:tcPr>
+          <w:p>
+            <w:pPr>
+              <w:spacing w:after="210" w:line="360" w:lineRule="auto"/>
+              <w:rPr>
+                <w:rFonts w:ascii="Inter" w:eastAsia="Inter" w:hAnsi="Inter" w:cs="Inter"/>
+                <w:b/>
+                <w:bCs/>
+                <w:color w:val="000000"/>
+                <w:lang w:val="en-IN"/>
+              </w:rPr>
+            </w:pPr>
+            <w:r>
+              <w:rPr>
+                <w:rFonts w:ascii="Inter" w:eastAsia="Inter" w:hAnsi="Inter" w:cs="Inter"/>
+                <w:b/>
+                <w:bCs/>
+                <w:color w:val="000000"/>
+                <w:lang w:val="en-IN"/>
+              </w:rPr>
+              <w:t>systolic, diastolic, temp, date = reading</w:t>
+            </w:r>
+          </w:p>
+        </w:tc>
+      </w:tr>
+      <w:tr>
+        <w:trPr>
+          <w:tblCellSpacing w:w="15" w:type="dxa"/>
+        </w:trPr>
+        <w:tc>
+          <w:tcPr>
+            <w:tcW w:w="0" w:type="auto"/>
+            <w:vAlign w:val="center"/>
+            <w:hideMark/>
+          </w:tcPr>
+          <w:p>
+            <w:pPr>
+              <w:spacing w:after="210" w:line="360" w:lineRule="auto"/>
+              <w:rPr>
+                <w:rFonts w:ascii="Inter" w:eastAsia="Inter" w:hAnsi="Inter" w:cs="Inter"/>
+                <w:b/>
+                <w:bCs/>
+                <w:color w:val="000000"/>
+                <w:lang w:val="en-IN"/>
+              </w:rPr>
+            </w:pPr>
+            <w:r>
+              <w:rPr>
+                <w:rFonts w:ascii="Inter" w:eastAsia="Inter" w:hAnsi="Inter" w:cs="Inter"/>
+                <w:b/>
+                <w:bCs/>
+                <w:color w:val="000000"/>
+                <w:lang w:val="en-IN"/>
+              </w:rPr>
+              <w:t>systolic_list.append(systolic)</w:t>
+            </w:r>
+          </w:p>
+        </w:tc>
+      </w:tr>
+      <w:tr>
+        <w:trPr>
+          <w:tblCellSpacing w:w="15" w:type="dxa"/>
+        </w:trPr>
+        <w:tc>
+          <w:tcPr>
+            <w:tcW w:w="0" w:type="auto"/>
+            <w:vAlign w:val="center"/>
+            <w:hideMark/>
+          </w:tcPr>
+          <w:p>
+            <w:pPr>
+              <w:spacing w:after="210" w:line="360" w:lineRule="auto"/>
+              <w:rPr>
+                <w:rFonts w:ascii="Inter" w:eastAsia="Inter" w:hAnsi="Inter" w:cs="Inter"/>
+                <w:b/>
+                <w:bCs/>
+                <w:color w:val="000000"/>
+                <w:lang w:val="en-IN"/>
+              </w:rPr>
+            </w:pPr>
+            <w:r>
+              <w:rPr>
+                <w:rFonts w:ascii="Inter" w:eastAsia="Inter" w:hAnsi="Inter" w:cs="Inter"/>
+                <w:b/>
+                <w:bCs/>
+                <w:color w:val="000000"/>
+                <w:lang w:val="en-IN"/>
+              </w:rPr>
+              <w:t>diastolic_list.append(diastolic)</w:t>
+            </w:r>
+          </w:p>
+        </w:tc>
+      </w:tr>
+      <w:tr>
+        <w:trPr>
+          <w:tblCellSpacing w:w="15" w:type="dxa"/>
+        </w:trPr>
+        <w:tc>
+          <w:tcPr>
+            <w:tcW w:w="0" w:type="auto"/>
+            <w:vAlign w:val="center"/>
+            <w:hideMark/>
+          </w:tcPr>
+          <w:p>
+            <w:pPr>
+              <w:spacing w:after="210" w:line="360" w:lineRule="auto"/>
+              <w:rPr>
+                <w:rFonts w:ascii="Inter" w:eastAsia="Inter" w:hAnsi="Inter" w:cs="Inter"/>
+                <w:b/>
+                <w:bCs/>
+                <w:color w:val="000000"/>
+                <w:lang w:val="en-IN"/>
+              </w:rPr>
+            </w:pPr>
+            <w:r>
+              <w:rPr>
+                <w:rFonts w:ascii="Inter" w:eastAsia="Inter" w:hAnsi="Inter" w:cs="Inter"/>
+                <w:b/>
+                <w:bCs/>
+                <w:color w:val="000000"/>
+                <w:lang w:val="en-IN"/>
+              </w:rPr>
+              <w:t>temp_list.append(temp)</w:t>
+            </w:r>
+          </w:p>
+        </w:tc>
+      </w:tr>
+      <w:tr>
+        <w:trPr>
+          <w:tblCellSpacing w:w="15" w:type="dxa"/>
+        </w:trPr>
+        <w:tc>
+          <w:tcPr>
+            <w:tcW w:w="0" w:type="auto"/>
+            <w:vAlign w:val="center"/>
+            <w:hideMark/>
+          </w:tcPr>
+          <w:p>
+            <w:pPr>
+              <w:spacing w:after="210" w:line="360" w:lineRule="auto"/>
+              <w:rPr>
+                <w:rFonts w:ascii="Inter" w:eastAsia="Inter" w:hAnsi="Inter" w:cs="Inter"/>
+                <w:b/>
+                <w:bCs/>
+                <w:color w:val="000000"/>
+                <w:lang w:val="en-IN"/>
+              </w:rPr>
+            </w:pPr>
+            <w:r>
+              <w:rPr>
+                <w:rFonts w:ascii="Inter" w:eastAsia="Inter" w:hAnsi="Inter" w:cs="Inter"/>
+                <w:b/>
+                <w:bCs/>
+                <w:color w:val="000000"/>
+                <w:lang w:val="en-IN"/>
+              </w:rPr>
+              <w:t>date_list.append(date)</w:t>
+            </w:r>
+          </w:p>
+        </w:tc>
+      </w:tr>
+      <w:tr>
+        <w:trPr>
+          <w:tblCellSpacing w:w="15" w:type="dxa"/>
+        </w:trPr>
+        <w:tc>
+          <w:tcPr>
+            <w:tcW w:w="0" w:type="auto"/>
+            <w:vAlign w:val="center"/>
+            <w:hideMark/>
+          </w:tcPr>
+          <w:p>
+            <w:pPr>
+              <w:spacing w:after="210" w:line="360" w:lineRule="auto"/>
+              <w:rPr>
+                <w:rFonts w:ascii="Inter" w:eastAsia="Inter" w:hAnsi="Inter" w:cs="Inter"/>
+                <w:b/>
+                <w:bCs/>
+                <w:color w:val="000000"/>
+                <w:lang w:val="en-IN"/>
+              </w:rPr>
+            </w:pPr>
+            <w:r>
+              <w:rPr>
+                <w:rFonts w:ascii="Inter" w:eastAsia="Inter" w:hAnsi="Inter" w:cs="Inter"/>
+                <w:b/>
+                <w:bCs/>
+                <w:color w:val="000000"/>
+                <w:lang w:val="en-IN"/>
+              </w:rPr>
+              <w:t>avg_systolic = sum(systolic_list) / len(systolic_list)</w:t>
+            </w:r>
+          </w:p>
+        </w:tc>
+      </w:tr>
+      <w:tr>
+        <w:trPr>
+          <w:tblCellSpacing w:w="15" w:type="dxa"/>
+        </w:trPr>
+        <w:tc>
+          <w:tcPr>
+            <w:tcW w:w="0" w:type="auto"/>
+            <w:vAlign w:val="center"/>
+            <w:hideMark/>
+          </w:tcPr>
+          <w:p>
+            <w:pPr>
+              <w:spacing w:after="210" w:line="360" w:lineRule="auto"/>
+              <w:rPr>
+                <w:rFonts w:ascii="Inter" w:eastAsia="Inter" w:hAnsi="Inter" w:cs="Inter"/>
+                <w:b/>
+                <w:bCs/>
+                <w:color w:val="000000"/>
+                <w:lang w:val="en-IN"/>
+              </w:rPr>
+            </w:pPr>
+            <w:r>
+              <w:rPr>
+                <w:rFonts w:ascii="Inter" w:eastAsia="Inter" w:hAnsi="Inter" w:cs="Inter"/>
+                <w:b/>
+                <w:bCs/>
+                <w:color w:val="000000"/>
+                <w:lang w:val="en-IN"/>
+              </w:rPr>
+              <w:t>avg_diastolic = sum(diastolic_list) / len(diastolic_list)</w:t>
+            </w:r>
+          </w:p>
+        </w:tc>
+      </w:tr>
+      <w:tr>
+        <w:trPr>
+          <w:tblCellSpacing w:w="15" w:type="dxa"/>
+        </w:trPr>
+        <w:tc>
+          <w:tcPr>
+            <w:tcW w:w="0" w:type="auto"/>
+            <w:vAlign w:val="center"/>
+            <w:hideMark/>
+          </w:tcPr>
+          <w:p>
+            <w:pPr>
+              <w:spacing w:after="210" w:line="360" w:lineRule="auto"/>
+              <w:rPr>
+                <w:rFonts w:ascii="Inter" w:eastAsia="Inter" w:hAnsi="Inter" w:cs="Inter"/>
+                <w:b/>
+                <w:bCs/>
+                <w:color w:val="000000"/>
+                <w:lang w:val="en-IN"/>
+              </w:rPr>
+            </w:pPr>
+            <w:r>
+              <w:rPr>
+                <w:rFonts w:ascii="Inter" w:eastAsia="Inter" w:hAnsi="Inter" w:cs="Inter"/>
+                <w:b/>
+                <w:bCs/>
+                <w:color w:val="000000"/>
+                <w:lang w:val="en-IN"/>
+              </w:rPr>
+              <w:t>max_temp = max(temp_list)</w:t>
+            </w:r>
+          </w:p>
+        </w:tc>
+      </w:tr>
+      <w:tr>
+        <w:trPr>
+          <w:tblCellSpacing w:w="15" w:type="dxa"/>
+        </w:trPr>
+        <w:tc>
+          <w:tcPr>
+            <w:tcW w:w="0" w:type="auto"/>
+            <w:vAlign w:val="center"/>
+            <w:hideMark/>
+          </w:tcPr>
+          <w:p>
+            <w:pPr>
+              <w:spacing w:after="210" w:line="360" w:lineRule="auto"/>
+              <w:rPr>
+                <w:rFonts w:ascii="Inter" w:eastAsia="Inter" w:hAnsi="Inter" w:cs="Inter"/>
+                <w:b/>
+                <w:bCs/>
+                <w:color w:val="000000"/>
+                <w:lang w:val="en-IN"/>
+              </w:rPr>
+            </w:pPr>
+            <w:r>
+              <w:rPr>
+                <w:rFonts w:ascii="Inter" w:eastAsia="Inter" w:hAnsi="Inter" w:cs="Inter"/>
+                <w:b/>
+                <w:bCs/>
+                <w:color w:val="000000"/>
+                <w:lang w:val="en-IN"/>
+              </w:rPr>
+              <w:t>date_range = (min(date_list), max(date_list))</w:t>
+            </w:r>
+          </w:p>
+        </w:tc>
+      </w:tr>
+      <w:tr>
+        <w:trPr>
+          <w:tblCellSpacing w:w="15" w:type="dxa"/>
+        </w:trPr>
+        <w:tc>
+          <w:tcPr>
+            <w:tcW w:w="0" w:type="auto"/>
+            <w:vAlign w:val="center"/>
+            <w:hideMark/>
+          </w:tcPr>
+          <w:p>
+            <w:pPr>
+              <w:spacing w:after="210" w:line="360" w:lineRule="auto"/>
+              <w:rPr>
+                <w:rFonts w:ascii="Inter" w:eastAsia="Inter" w:hAnsi="Inter" w:cs="Inter"/>
+                <w:b/>
+                <w:bCs/>
+                <w:color w:val="000000"/>
+                <w:lang w:val="en-IN"/>
+              </w:rPr>
+            </w:pPr>
+            <w:r>
+              <w:rPr>
+                <w:rFonts w:ascii="Inter" w:eastAsia="Inter" w:hAnsi="Inter" w:cs="Inter"/>
+                <w:b/>
+                <w:bCs/>
+                <w:color w:val="000000"/>
+                <w:lang w:val="en-IN"/>
+              </w:rPr>
+              <w:lastRenderedPageBreak/>
+              <w:t>return avg_systolic, avg_diastolic, max_temp, date_range</w:t>
+            </w:r>
+          </w:p>
+        </w:tc>
+      </w:tr>
+      <w:tr>
+        <w:trPr>
+          <w:tblCellSpacing w:w="15" w:type="dxa"/>
+        </w:trPr>
+        <w:tc>
+          <w:tcPr>
+            <w:tcW w:w="0" w:type="auto"/>
+            <w:vAlign w:val="center"/>
+            <w:hideMark/>
+          </w:tcPr>
+          <w:p>
+            <w:pPr>
+              <w:spacing w:after="210" w:line="360" w:lineRule="auto"/>
+              <w:rPr>
+                <w:rFonts w:ascii="Inter" w:eastAsia="Inter" w:hAnsi="Inter" w:cs="Inter"/>
+                <w:b/>
+                <w:bCs/>
+                <w:color w:val="000000"/>
+                <w:lang w:val="en-IN"/>
+              </w:rPr>
+            </w:pPr>
+            <w:r>
+              <w:rPr>
+                <w:rFonts w:ascii="Inter" w:eastAsia="Inter" w:hAnsi="Inter" w:cs="Inter"/>
+                <w:b/>
+                <w:bCs/>
+                <w:color w:val="000000"/>
+                <w:lang w:val="en-IN"/>
+              </w:rPr>
+              <w:t> </w:t>
+            </w:r>
+          </w:p>
+        </w:tc>
+      </w:tr>
+      <w:tr>
+        <w:trPr>
+          <w:tblCellSpacing w:w="15" w:type="dxa"/>
+        </w:trPr>
+        <w:tc>
+          <w:tcPr>
+            <w:tcW w:w="0" w:type="auto"/>
+            <w:vAlign w:val="center"/>
+            <w:hideMark/>
+          </w:tcPr>
+          <w:p>
+            <w:pPr>
+              <w:spacing w:after="210" w:line="360" w:lineRule="auto"/>
+              <w:rPr>
+                <w:rFonts w:ascii="Inter" w:eastAsia="Inter" w:hAnsi="Inter" w:cs="Inter"/>
+                <w:b/>
+                <w:bCs/>
+                <w:color w:val="000000"/>
+                <w:lang w:val="en-IN"/>
+              </w:rPr>
+            </w:pPr>
+            <w:r>
+              <w:rPr>
+                <w:rFonts w:ascii="Inter" w:eastAsia="Inter" w:hAnsi="Inter" w:cs="Inter"/>
+                <w:b/>
+                <w:bCs/>
+                <w:color w:val="000000"/>
+                <w:lang w:val="en-IN"/>
+              </w:rPr>
+              <w:t>result = process_vital_signs([(120, 80, 98.6, '2024-01-15'), (115, 75, 99.1, '2024-01-16')])</w:t>
+            </w:r>
+          </w:p>
+        </w:tc>
+      </w:tr>
+      <w:tr>
+        <w:trPr>
+          <w:tblCellSpacing w:w="15" w:type="dxa"/>
+        </w:trPr>
+        <w:tc>
+          <w:tcPr>
+            <w:tcW w:w="0" w:type="auto"/>
+            <w:vAlign w:val="center"/>
+            <w:hideMark/>
+          </w:tcPr>
+          <w:p>
+            <w:pPr>
+              <w:spacing w:after="210" w:line="360" w:lineRule="auto"/>
+              <w:rPr>
+                <w:rFonts w:ascii="Inter" w:eastAsia="Inter" w:hAnsi="Inter" w:cs="Inter"/>
+                <w:b/>
+                <w:bCs/>
+                <w:color w:val="000000"/>
+                <w:lang w:val="en-IN"/>
+              </w:rPr>
+            </w:pPr>
+            <w:r>
+              <w:rPr>
+                <w:rFonts w:ascii="Inter" w:eastAsia="Inter" w:hAnsi="Inter" w:cs="Inter"/>
+                <w:b/>
+                <w:bCs/>
+                <w:color w:val="000000"/>
+                <w:lang w:val="en-IN"/>
+              </w:rPr>
+              <w:t>print(result)</w:t>
+            </w:r>
+          </w:p>
+        </w:tc>
+      </w:tr>
+    </w:tbl>
+    <w:p>
+      <w:pPr>
+        <w:pBdr>
+          <w:bottom w:val="single" w:sz="6" w:space="1" w:color="auto"/>
+        </w:pBdr>
+        <w:spacing w:after="210" w:line="360" w:lineRule="auto"/>
+        <w:rPr>
+          <w:rFonts w:ascii="Inter" w:eastAsia="Inter" w:hAnsi="Inter" w:cs="Inter"/>
+          <w:b/>
+          <w:bCs/>
+          <w:color w:val="000000"/>
+        </w:rPr>
+      </w:pPr>
+    </w:p>
+    <w:tbl>
+      <w:tblPr>
+        <w:tblW w:w="0" w:type="auto"/>
+        <w:tblCellSpacing w:w="15" w:type="dxa"/>
+        <w:tblCellMar>
+          <w:top w:w="15" w:type="dxa"/>
+          <w:left w:w="15" w:type="dxa"/>
+          <w:bottom w:w="15" w:type="dxa"/>
+          <w:right w:w="15" w:type="dxa"/>
+        </w:tblCellMar>
+        <w:tblLook w:val="04A0" w:firstRow="1" w:lastRow="0" w:firstColumn="1" w:lastColumn="0" w:noHBand="0" w:noVBand="1"/>
+      </w:tblPr>
+      <w:tblGrid>
+        <w:gridCol w:w="9229"/>
+      </w:tblGrid>
+      <w:tr>
+        <w:trPr>
+          <w:tblCellSpacing w:w="15" w:type="dxa"/>
+        </w:trPr>
+        <w:tc>
+          <w:tcPr>
+            <w:tcW w:w="0" w:type="auto"/>
+            <w:vAlign w:val="center"/>
+            <w:hideMark/>
+          </w:tcPr>
+          <w:p>
+            <w:pPr>
+              <w:spacing w:after="210" w:line="360" w:lineRule="auto"/>
+              <w:rPr>
+                <w:rFonts w:ascii="Inter" w:eastAsia="Inter" w:hAnsi="Inter" w:cs="Inter"/>
+                <w:b/>
+                <w:bCs/>
+                <w:color w:val="000000"/>
+                <w:lang w:val="en-IN"/>
+              </w:rPr>
+            </w:pPr>
+            <w:r>
+              <w:rPr>
+                <w:rFonts w:ascii="Inter" w:eastAsia="Inter" w:hAnsi="Inter" w:cs="Inter"/>
+                <w:b/>
+                <w:bCs/>
+                <w:color w:val="000000"/>
+                <w:lang w:val="en-IN"/>
+              </w:rPr>
+              <w:t>def process_vital_signs(readings: list) -&gt; tuple:</w:t>
+            </w:r>
+          </w:p>
+        </w:tc>
+      </w:tr>
+      <w:tr>
+        <w:trPr>
+          <w:tblCellSpacing w:w="15" w:type="dxa"/>
+        </w:trPr>
+        <w:tc>
+          <w:tcPr>
+            <w:tcW w:w="0" w:type="auto"/>
+            <w:vAlign w:val="center"/>
+            <w:hideMark/>
+          </w:tcPr>
+          <w:p>
+            <w:pPr>
+              <w:spacing w:after="210" w:line="360" w:lineRule="auto"/>
+              <w:rPr>
+                <w:rFonts w:ascii="Inter" w:eastAsia="Inter" w:hAnsi="Inter" w:cs="Inter"/>
+                <w:b/>
+                <w:bCs/>
+                <w:color w:val="000000"/>
+                <w:lang w:val="en-IN"/>
+              </w:rPr>
+            </w:pPr>
+            <w:r>
+              <w:rPr>
+                <w:rFonts w:ascii="Inter" w:eastAsia="Inter" w:hAnsi="Inter" w:cs="Inter"/>
+                <w:b/>
+                <w:bCs/>
+                <w:color w:val="000000"/>
+                <w:lang w:val="en-IN"/>
+              </w:rPr>
+              <w:t>"""</w:t>
+            </w:r>
+          </w:p>
+        </w:tc>
+      </w:tr>
+      <w:tr>
+        <w:trPr>
+          <w:tblCellSpacing w:w="15" w:type="dxa"/>
+        </w:trPr>
+        <w:tc>
+          <w:tcPr>
+            <w:tcW w:w="0" w:type="auto"/>
+            <w:vAlign w:val="center"/>
+            <w:hideMark/>
+          </w:tcPr>
+          <w:p>
+            <w:pPr>
+              <w:spacing w:after="210" w:line="360" w:lineRule="auto"/>
+              <w:rPr>
+                <w:rFonts w:ascii="Inter" w:eastAsia="Inter" w:hAnsi="Inter" w:cs="Inter"/>
+                <w:b/>
+                <w:bCs/>
+                <w:color w:val="000000"/>
+                <w:lang w:val="en-IN"/>
+              </w:rPr>
+            </w:pPr>
+            <w:r>
+              <w:rPr>
+                <w:rFonts w:ascii="Inter" w:eastAsia="Inter" w:hAnsi="Inter" w:cs="Inter"/>
+                <w:b/>
+                <w:bCs/>
+                <w:color w:val="000000"/>
+                <w:lang w:val="en-IN"/>
+              </w:rPr>
+              <w:t>Process vital signs readings and return statistics</w:t>
+            </w:r>
+          </w:p>
+        </w:tc>
+      </w:tr>
+      <w:tr>
+        <w:trPr>
+          <w:tblCellSpacing w:w="15" w:type="dxa"/>
+        </w:trPr>
+        <w:tc>
+          <w:tcPr>
+            <w:tcW w:w="0" w:type="auto"/>
+            <w:vAlign w:val="center"/>
+            <w:hideMark/>
+          </w:tcPr>
+          <w:p>
+            <w:pPr>
+              <w:spacing w:after="210" w:line="360" w:lineRule="auto"/>
+              <w:rPr>
+                <w:rFonts w:ascii="Inter" w:eastAsia="Inter" w:hAnsi="Inter" w:cs="Inter"/>
+                <w:b/>
+                <w:bCs/>
+                <w:color w:val="000000"/>
+                <w:lang w:val="en-IN"/>
+              </w:rPr>
+            </w:pPr>
+            <w:r>
+              <w:rPr>
+                <w:rFonts w:ascii="Inter" w:eastAsia="Inter" w:hAnsi="Inter" w:cs="Inter"/>
+                <w:b/>
+                <w:bCs/>
+                <w:color w:val="000000"/>
+                <w:lang w:val="en-IN"/>
+              </w:rPr>
+              <w:t>Input: [(120, 80, 98.6, '2024-01-15'), (115, 75, 99.1, '2024-01-16')]</w:t>
+            </w:r>
+          </w:p>
+        </w:tc>
+      </w:tr>
+      <w:tr>
+        <w:trPr>
+          <w:tblCellSpacing w:w="15" w:type="dxa"/>
+        </w:trPr>
+        <w:tc>
+          <w:tcPr>
+            <w:tcW w:w="0" w:type="auto"/>
+            <w:vAlign w:val="center"/>
+            <w:hideMark/>
+          </w:tcPr>
+          <w:p>
+            <w:pPr>
+              <w:spacing w:after="210" w:line="360" w:lineRule="auto"/>
+              <w:rPr>
+                <w:rFonts w:ascii="Inter" w:eastAsia="Inter" w:hAnsi="Inter" w:cs="Inter"/>
+                <w:b/>
+                <w:bCs/>
+                <w:color w:val="000000"/>
+                <w:lang w:val="en-IN"/>
+              </w:rPr>
+            </w:pPr>
+            <w:r>
+              <w:rPr>
+                <w:rFonts w:ascii="Inter" w:eastAsia="Inter" w:hAnsi="Inter" w:cs="Inter"/>
+                <w:b/>
+                <w:bCs/>
+                <w:color w:val="000000"/>
+                <w:lang w:val="en-IN"/>
+              </w:rPr>
+              <w:t>Output: Tuple of (avg_systolic, avg_diastolic, max_temp, date_range)</w:t>
+            </w:r>
+          </w:p>
+        </w:tc>
+      </w:tr>
+      <w:tr>
+        <w:trPr>
+          <w:tblCellSpacing w:w="15" w:type="dxa"/>
+        </w:trPr>
+        <w:tc>
+          <w:tcPr>
+            <w:tcW w:w="0" w:type="auto"/>
+            <w:vAlign w:val="center"/>
+            <w:hideMark/>
+          </w:tcPr>
+          <w:p>
+            <w:pPr>
+              <w:spacing w:after="210" w:line="360" w:lineRule="auto"/>
+              <w:rPr>
+                <w:rFonts w:ascii="Inter" w:eastAsia="Inter" w:hAnsi="Inter" w:cs="Inter"/>
+                <w:b/>
+                <w:bCs/>
+                <w:color w:val="000000"/>
+                <w:lang w:val="en-IN"/>
+              </w:rPr>
+            </w:pPr>
+            <w:r>
+              <w:rPr>
+                <w:rFonts w:ascii="Inter" w:eastAsia="Inter" w:hAnsi="Inter" w:cs="Inter"/>
+                <w:b/>
+                <w:bCs/>
+                <w:color w:val="000000"/>
+                <w:lang w:val="en-IN"/>
+              </w:rPr>
+              <w:t>"""</w:t>
+            </w:r>
+          </w:p>
+        </w:tc>
+      </w:tr>
+      <w:tr>
+        <w:trPr>
+          <w:tblCellSpacing w:w="15" w:type="dxa"/>
+        </w:trPr>
+        <w:tc>
+          <w:tcPr>
+            <w:tcW w:w="0" w:type="auto"/>
+            <w:vAlign w:val="center"/>
+            <w:hideMark/>
+          </w:tcPr>
+          <w:p>
+            <w:pPr>
+              <w:spacing w:after="210" w:line="360" w:lineRule="auto"/>
+              <w:rPr>
+                <w:rFonts w:ascii="Inter" w:eastAsia="Inter" w:hAnsi="Inter" w:cs="Inter"/>
+                <w:b/>
+                <w:bCs/>
+                <w:color w:val="000000"/>
+                <w:lang w:val="en-IN"/>
+              </w:rPr>
+            </w:pPr>
+            <w:r>
+              <w:rPr>
+                <w:rFonts w:ascii="Inter" w:eastAsia="Inter" w:hAnsi="Inter" w:cs="Inter"/>
+                <w:b/>
+                <w:bCs/>
+                <w:color w:val="000000"/>
+                <w:lang w:val="en-IN"/>
+              </w:rPr>
+              <w:t>systolic_list, diastolic_list, temp_list, date_list = zip(*readings)</w:t>
+            </w:r>
+          </w:p>
+        </w:tc>
+      </w:tr>
+      <w:tr>
+        <w:trPr>
+          <w:tblCellSpacing w:w="15" w:type="dxa"/>
+        </w:trPr>
+        <w:tc>
+          <w:tcPr>
+            <w:tcW w:w="0" w:type="auto"/>
+            <w:vAlign w:val="center"/>
+            <w:hideMark/>
+          </w:tcPr>
+          <w:p>
+            <w:pPr>
+              <w:spacing w:after="210" w:line="360" w:lineRule="auto"/>
+              <w:rPr>
+                <w:rFonts w:ascii="Inter" w:eastAsia="Inter" w:hAnsi="Inter" w:cs="Inter"/>
+                <w:b/>
+                <w:bCs/>
+                <w:color w:val="000000"/>
+                <w:lang w:val="en-IN"/>
+              </w:rPr>
+            </w:pPr>
+            <w:r>
+              <w:rPr>
+                <w:rFonts w:ascii="Inter" w:eastAsia="Inter" w:hAnsi="Inter" w:cs="Inter"/>
+                <w:b/>
+                <w:bCs/>
+                <w:color w:val="000000"/>
+                <w:lang w:val="en-IN"/>
+              </w:rPr>
+              <w:t>avg_systolic = sum(systolic_list) / len(systolic_list)</w:t>
+            </w:r>
+          </w:p>
+        </w:tc>
+      </w:tr>
+      <w:tr>
+        <w:trPr>
+          <w:tblCellSpacing w:w="15" w:type="dxa"/>
+        </w:trPr>
+        <w:tc>
+          <w:tcPr>
+            <w:tcW w:w="0" w:type="auto"/>
+            <w:vAlign w:val="center"/>
+            <w:hideMark/>
+          </w:tcPr>
+          <w:p>
+            <w:pPr>
+              <w:spacing w:after="210" w:line="360" w:lineRule="auto"/>
+              <w:rPr>
+                <w:rFonts w:ascii="Inter" w:eastAsia="Inter" w:hAnsi="Inter" w:cs="Inter"/>
+                <w:b/>
+                <w:bCs/>
+                <w:color w:val="000000"/>
+                <w:lang w:val="en-IN"/>
+              </w:rPr>
+            </w:pPr>
+            <w:r>
+              <w:rPr>
+                <w:rFonts w:ascii="Inter" w:eastAsia="Inter" w:hAnsi="Inter" w:cs="Inter"/>
+                <w:b/>
+                <w:bCs/>
+                <w:color w:val="000000"/>
+                <w:lang w:val="en-IN"/>
+              </w:rPr>
+              <w:t>avg_diastolic = sum(diastolic_list) / len(diastolic_list)</w:t>
+            </w:r>
+          </w:p>
+        </w:tc>
+      </w:tr>
+      <w:tr>
+        <w:trPr>
+          <w:tblCellSpacing w:w="15" w:type="dxa"/>
+        </w:trPr>
+        <w:tc>
+          <w:tcPr>
+            <w:tcW w:w="0" w:type="auto"/>
+            <w:vAlign w:val="center"/>
+            <w:hideMark/>
+          </w:tcPr>
+          <w:p>
+            <w:pPr>
+              <w:spacing w:after="210" w:line="360" w:lineRule="auto"/>
+              <w:rPr>
+                <w:rFonts w:ascii="Inter" w:eastAsia="Inter" w:hAnsi="Inter" w:cs="Inter"/>
+                <w:b/>
+                <w:bCs/>
+                <w:color w:val="000000"/>
+                <w:lang w:val="en-IN"/>
+              </w:rPr>
+            </w:pPr>
+            <w:r>
+              <w:rPr>
+                <w:rFonts w:ascii="Inter" w:eastAsia="Inter" w:hAnsi="Inter" w:cs="Inter"/>
+                <w:b/>
+                <w:bCs/>
+                <w:color w:val="000000"/>
+                <w:lang w:val="en-IN"/>
+              </w:rPr>
+              <w:t>max_temp = max(temp_list)</w:t>
+            </w:r>
+          </w:p>
+        </w:tc>
+      </w:tr>
+      <w:tr>
+        <w:trPr>
+          <w:tblCellSpacing w:w="15" w:type="dxa"/>
+        </w:trPr>
+        <w:tc>
+          <w:tcPr>
+            <w:tcW w:w="0" w:type="auto"/>
+            <w:vAlign w:val="center"/>
+            <w:hideMark/>
+          </w:tcPr>
+          <w:p>
+            <w:pPr>
+              <w:spacing w:after="210" w:line="360" w:lineRule="auto"/>
+              <w:rPr>
+                <w:rFonts w:ascii="Inter" w:eastAsia="Inter" w:hAnsi="Inter" w:cs="Inter"/>
+                <w:b/>
+                <w:bCs/>
+                <w:color w:val="000000"/>
+                <w:lang w:val="en-IN"/>
+              </w:rPr>
+            </w:pPr>
+            <w:r>
+              <w:rPr>
+                <w:rFonts w:ascii="Inter" w:eastAsia="Inter" w:hAnsi="Inter" w:cs="Inter"/>
+                <w:b/>
+                <w:bCs/>
+                <w:color w:val="000000"/>
+                <w:lang w:val="en-IN"/>
+              </w:rPr>
+              <w:t>date_range = (min(date_list), max(date_list))</w:t>
+            </w:r>
+          </w:p>
+        </w:tc>
+      </w:tr>
+      <w:tr>
+        <w:trPr>
+          <w:tblCellSpacing w:w="15" w:type="dxa"/>
+        </w:trPr>
+        <w:tc>
+          <w:tcPr>
+            <w:tcW w:w="0" w:type="auto"/>
+            <w:vAlign w:val="center"/>
+            <w:hideMark/>
+          </w:tcPr>
+          <w:p>
+            <w:pPr>
+              <w:spacing w:after="210" w:line="360" w:lineRule="auto"/>
+              <w:rPr>
+                <w:rFonts w:ascii="Inter" w:eastAsia="Inter" w:hAnsi="Inter" w:cs="Inter"/>
+                <w:b/>
+                <w:bCs/>
+                <w:color w:val="000000"/>
+                <w:lang w:val="en-IN"/>
+              </w:rPr>
+            </w:pPr>
+            <w:r>
+              <w:rPr>
+                <w:rFonts w:ascii="Inter" w:eastAsia="Inter" w:hAnsi="Inter" w:cs="Inter"/>
+                <w:b/>
+                <w:bCs/>
+                <w:color w:val="000000"/>
+                <w:lang w:val="en-IN"/>
+              </w:rPr>
+              <w:t>return avg_systolic, avg_diastolic, max_temp, date_range</w:t>
+            </w:r>
+          </w:p>
+        </w:tc>
+      </w:tr>
+      <w:tr>
+        <w:trPr>
+          <w:tblCellSpacing w:w="15" w:type="dxa"/>
+        </w:trPr>
+        <w:tc>
+          <w:tcPr>
+            <w:tcW w:w="0" w:type="auto"/>
+            <w:vAlign w:val="center"/>
+            <w:hideMark/>
+          </w:tcPr>
+          <w:p>
+            <w:pPr>
+              <w:spacing w:after="210" w:line="360" w:lineRule="auto"/>
+              <w:rPr>
+                <w:rFonts w:ascii="Inter" w:eastAsia="Inter" w:hAnsi="Inter" w:cs="Inter"/>
+                <w:b/>
+                <w:bCs/>
+                <w:color w:val="000000"/>
+                <w:lang w:val="en-IN"/>
+              </w:rPr>
+            </w:pPr>
+            <w:r>
+              <w:rPr>
+                <w:rFonts w:ascii="Inter" w:eastAsia="Inter" w:hAnsi="Inter" w:cs="Inter"/>
+                <w:b/>
+                <w:bCs/>
+                <w:color w:val="000000"/>
+                <w:lang w:val="en-IN"/>
+              </w:rPr>
+              <w:t> </w:t>
+            </w:r>
+          </w:p>
+        </w:tc>
+      </w:tr>
+      <w:tr>
+        <w:trPr>
+          <w:tblCellSpacing w:w="15" w:type="dxa"/>
+        </w:trPr>
+        <w:tc>
+          <w:tcPr>
+            <w:tcW w:w="0" w:type="auto"/>
+            <w:vAlign w:val="center"/>
+            <w:hideMark/>
+          </w:tcPr>
+          <w:p>
+            <w:pPr>
+              <w:spacing w:after="210" w:line="360" w:lineRule="auto"/>
+              <w:rPr>
+                <w:rFonts w:ascii="Inter" w:eastAsia="Inter" w:hAnsi="Inter" w:cs="Inter"/>
+                <w:b/>
+                <w:bCs/>
+                <w:color w:val="000000"/>
+                <w:lang w:val="en-IN"/>
+              </w:rPr>
+            </w:pPr>
+            <w:r>
+              <w:rPr>
+                <w:rFonts w:ascii="Inter" w:eastAsia="Inter" w:hAnsi="Inter" w:cs="Inter"/>
+                <w:b/>
+                <w:bCs/>
+                <w:color w:val="000000"/>
+                <w:lang w:val="en-IN"/>
+              </w:rPr>
+              <w:t>result = process_vital_signs([(120, 80, 98.6, '2024-01-15'), (115, 75, 99.1, '2024-01-16')])</w:t>
+            </w:r>
+          </w:p>
+        </w:tc>
+      </w:tr>
+      <w:tr>
+        <w:trPr>
+          <w:tblCellSpacing w:w="15" w:type="dxa"/>
+        </w:trPr>
+        <w:tc>
+          <w:tcPr>
+            <w:tcW w:w="0" w:type="auto"/>
+            <w:vAlign w:val="center"/>
+            <w:hideMark/>
+          </w:tcPr>
+          <w:p>
+            <w:pPr>
+              <w:spacing w:after="210" w:line="360" w:lineRule="auto"/>
+              <w:rPr>
+                <w:rFonts w:ascii="Inter" w:eastAsia="Inter" w:hAnsi="Inter" w:cs="Inter"/>
+                <w:b/>
+                <w:bCs/>
+                <w:color w:val="000000"/>
+                <w:lang w:val="en-IN"/>
+              </w:rPr>
+            </w:pPr>
+            <w:r>
+              <w:rPr>
+                <w:rFonts w:ascii="Inter" w:eastAsia="Inter" w:hAnsi="Inter" w:cs="Inter"/>
+                <w:b/>
+                <w:bCs/>
+                <w:color w:val="000000"/>
+                <w:lang w:val="en-IN"/>
+              </w:rPr>
+              <w:t>print(result)</w:t>
+            </w:r>
+          </w:p>
+        </w:tc>
+      </w:tr>
+    </w:tbl>
+    <w:p>
+      <w:pPr>
+        <w:spacing w:after="210" w:line="360" w:lineRule="auto"/>
+        <w:rPr>
+          <w:rFonts w:ascii="Inter" w:eastAsia="Inter" w:hAnsi="Inter" w:cs="Inter"/>
+          <w:b/>
+          <w:bCs/>
+          <w:color w:val="000000"/>
+        </w:rPr>
+      </w:pPr>
     </w:p>
     <w:p>
       <w:pPr>
         <w:spacing w:after="210" w:line="360" w:lineRule="auto"/>
+        <w:rPr>
+          <w:rFonts w:ascii="Inter" w:eastAsia="Inter" w:hAnsi="Inter" w:cs="Inter"/>
+          <w:color w:val="000000"/>
+        </w:rPr>
       </w:pPr>
       <w:r>
         <w:rPr>
@@ -1155,6 +3457,1121 @@
           <w:bCs/>
           <w:color w:val="000000"/>
         </w:rPr>
+        <w:t>Q1.6 (Reasoning):</w:t>
+      </w:r>
+      <w:r>
+        <w:rPr>
+          <w:rFonts w:ascii="Inter" w:eastAsia="Inter" w:hAnsi="Inter" w:cs="Inter"/>
+          <w:color w:val="000000"/>
+        </w:rPr>
+        <w:t xml:space="preserve"> Why does </w:t>
+      </w:r>
+      <w:r>
+        <w:rPr>
+          <w:rFonts w:ascii="IBM Plex Mono" w:eastAsia="IBM Plex Mono" w:hAnsi="IBM Plex Mono" w:cs="IBM Plex Mono"/>
+          <w:color w:val="000000"/>
+          <w:sz w:val="18"/>
+          <w:szCs w:val="18"/>
+          <w:shd w:val="clear" w:color="auto" w:fill="F8F8FA"/>
+        </w:rPr>
+        <w:t>temp_reading = (98.6)</w:t>
+      </w:r>
+      <w:r>
+        <w:rPr>
+          <w:rFonts w:ascii="Inter" w:eastAsia="Inter" w:hAnsi="Inter" w:cs="Inter"/>
+          <w:color w:val="000000"/>
+        </w:rPr>
+        <w:t xml:space="preserve"> create a float instead of a tuple, but </w:t>
+      </w:r>
+      <w:r>
+        <w:rPr>
+          <w:rFonts w:ascii="IBM Plex Mono" w:eastAsia="IBM Plex Mono" w:hAnsi="IBM Plex Mono" w:cs="IBM Plex Mono"/>
+          <w:color w:val="000000"/>
+          <w:sz w:val="18"/>
+          <w:szCs w:val="18"/>
+          <w:shd w:val="clear" w:color="auto" w:fill="F8F8FA"/>
+        </w:rPr>
+        <w:t>temp_reading = (98.6,)</w:t>
+      </w:r>
+      <w:r>
+        <w:rPr>
+          <w:rFonts w:ascii="Inter" w:eastAsia="Inter" w:hAnsi="Inter" w:cs="Inter"/>
+          <w:color w:val="000000"/>
+        </w:rPr>
+        <w:t xml:space="preserve"> creates a tuple? How does this relate to storing single vital sign measurements in healthcare applications?</w:t>
+      </w:r>
+    </w:p>
+    <w:tbl>
+      <w:tblPr>
+        <w:tblW w:w="0" w:type="auto"/>
+        <w:tblCellSpacing w:w="15" w:type="dxa"/>
+        <w:tblCellMar>
+          <w:top w:w="15" w:type="dxa"/>
+          <w:left w:w="15" w:type="dxa"/>
+          <w:bottom w:w="15" w:type="dxa"/>
+          <w:right w:w="15" w:type="dxa"/>
+        </w:tblCellMar>
+        <w:tblLook w:val="04A0" w:firstRow="1" w:lastRow="0" w:firstColumn="1" w:lastColumn="0" w:noHBand="0" w:noVBand="1"/>
+      </w:tblPr>
+      <w:tblGrid>
+        <w:gridCol w:w="4545"/>
+      </w:tblGrid>
+      <w:tr>
+        <w:trPr>
+          <w:tblCellSpacing w:w="15" w:type="dxa"/>
+        </w:trPr>
+        <w:tc>
+          <w:tcPr>
+            <w:tcW w:w="0" w:type="auto"/>
+            <w:vAlign w:val="center"/>
+            <w:hideMark/>
+          </w:tcPr>
+          <w:p>
+            <w:pPr>
+              <w:spacing w:after="210" w:line="360" w:lineRule="auto"/>
+              <w:rPr>
+                <w:lang w:val="en-IN"/>
+              </w:rPr>
+            </w:pPr>
+            <w:r>
+              <w:rPr>
+                <w:lang w:val="en-IN"/>
+              </w:rPr>
+              <w:t>def average_temps(readings):</w:t>
+            </w:r>
+          </w:p>
+        </w:tc>
+      </w:tr>
+      <w:tr>
+        <w:trPr>
+          <w:tblCellSpacing w:w="15" w:type="dxa"/>
+        </w:trPr>
+        <w:tc>
+          <w:tcPr>
+            <w:tcW w:w="0" w:type="auto"/>
+            <w:vAlign w:val="center"/>
+            <w:hideMark/>
+          </w:tcPr>
+          <w:p>
+            <w:pPr>
+              <w:spacing w:after="210" w:line="360" w:lineRule="auto"/>
+              <w:rPr>
+                <w:lang w:val="en-IN"/>
+              </w:rPr>
+            </w:pPr>
+            <w:r>
+              <w:rPr>
+                <w:lang w:val="en-IN"/>
+              </w:rPr>
+              <w:t># API expects a sequence: (98.6,) or [98.6, 99.1]</w:t>
+            </w:r>
+          </w:p>
+        </w:tc>
+      </w:tr>
+      <w:tr>
+        <w:trPr>
+          <w:tblCellSpacing w:w="15" w:type="dxa"/>
+        </w:trPr>
+        <w:tc>
+          <w:tcPr>
+            <w:tcW w:w="0" w:type="auto"/>
+            <w:vAlign w:val="center"/>
+            <w:hideMark/>
+          </w:tcPr>
+          <w:p>
+            <w:pPr>
+              <w:spacing w:after="210" w:line="360" w:lineRule="auto"/>
+              <w:rPr>
+                <w:lang w:val="en-IN"/>
+              </w:rPr>
+            </w:pPr>
+            <w:r>
+              <w:rPr>
+                <w:lang w:val="en-IN"/>
+              </w:rPr>
+              <w:t>return sum(readings) / len(readings)</w:t>
+            </w:r>
+          </w:p>
+        </w:tc>
+      </w:tr>
+      <w:tr>
+        <w:trPr>
+          <w:tblCellSpacing w:w="15" w:type="dxa"/>
+        </w:trPr>
+        <w:tc>
+          <w:tcPr>
+            <w:tcW w:w="0" w:type="auto"/>
+            <w:vAlign w:val="center"/>
+            <w:hideMark/>
+          </w:tcPr>
+          <w:p>
+            <w:pPr>
+              <w:spacing w:after="210" w:line="360" w:lineRule="auto"/>
+              <w:rPr>
+                <w:lang w:val="en-IN"/>
+              </w:rPr>
+            </w:pPr>
+            <w:r>
+              <w:rPr>
+                <w:lang w:val="en-IN"/>
+              </w:rPr>
+              <w:t> </w:t>
+            </w:r>
+          </w:p>
+        </w:tc>
+      </w:tr>
+      <w:tr>
+        <w:trPr>
+          <w:tblCellSpacing w:w="15" w:type="dxa"/>
+        </w:trPr>
+        <w:tc>
+          <w:tcPr>
+            <w:tcW w:w="0" w:type="auto"/>
+            <w:vAlign w:val="center"/>
+            <w:hideMark/>
+          </w:tcPr>
+          <w:p>
+            <w:pPr>
+              <w:spacing w:after="210" w:line="360" w:lineRule="auto"/>
+              <w:rPr>
+                <w:lang w:val="en-IN"/>
+              </w:rPr>
+            </w:pPr>
+            <w:r>
+              <w:rPr>
+                <w:lang w:val="en-IN"/>
+              </w:rPr>
+              <w:t># INPUT — scalar float fails</w:t>
+            </w:r>
+          </w:p>
+        </w:tc>
+      </w:tr>
+      <w:tr>
+        <w:trPr>
+          <w:tblCellSpacing w:w="15" w:type="dxa"/>
+        </w:trPr>
+        <w:tc>
+          <w:tcPr>
+            <w:tcW w:w="0" w:type="auto"/>
+            <w:vAlign w:val="center"/>
+            <w:hideMark/>
+          </w:tcPr>
+          <w:p>
+            <w:pPr>
+              <w:spacing w:after="210" w:line="360" w:lineRule="auto"/>
+              <w:rPr>
+                <w:lang w:val="en-IN"/>
+              </w:rPr>
+            </w:pPr>
+            <w:r>
+              <w:rPr>
+                <w:lang w:val="en-IN"/>
+              </w:rPr>
+              <w:t>try:</w:t>
+            </w:r>
+          </w:p>
+        </w:tc>
+      </w:tr>
+      <w:tr>
+        <w:trPr>
+          <w:tblCellSpacing w:w="15" w:type="dxa"/>
+        </w:trPr>
+        <w:tc>
+          <w:tcPr>
+            <w:tcW w:w="0" w:type="auto"/>
+            <w:vAlign w:val="center"/>
+            <w:hideMark/>
+          </w:tcPr>
+          <w:p>
+            <w:pPr>
+              <w:spacing w:after="210" w:line="360" w:lineRule="auto"/>
+              <w:rPr>
+                <w:lang w:val="en-IN"/>
+              </w:rPr>
+            </w:pPr>
+            <w:r>
+              <w:rPr>
+                <w:lang w:val="en-IN"/>
+              </w:rPr>
+              <w:t>print(average_temps(98.6))</w:t>
+            </w:r>
+          </w:p>
+        </w:tc>
+      </w:tr>
+      <w:tr>
+        <w:trPr>
+          <w:tblCellSpacing w:w="15" w:type="dxa"/>
+        </w:trPr>
+        <w:tc>
+          <w:tcPr>
+            <w:tcW w:w="0" w:type="auto"/>
+            <w:vAlign w:val="center"/>
+            <w:hideMark/>
+          </w:tcPr>
+          <w:p>
+            <w:pPr>
+              <w:spacing w:after="210" w:line="360" w:lineRule="auto"/>
+              <w:rPr>
+                <w:lang w:val="en-IN"/>
+              </w:rPr>
+            </w:pPr>
+            <w:r>
+              <w:rPr>
+                <w:lang w:val="en-IN"/>
+              </w:rPr>
+              <w:t>except TypeError as error:</w:t>
+            </w:r>
+          </w:p>
+        </w:tc>
+      </w:tr>
+      <w:tr>
+        <w:trPr>
+          <w:tblCellSpacing w:w="15" w:type="dxa"/>
+        </w:trPr>
+        <w:tc>
+          <w:tcPr>
+            <w:tcW w:w="0" w:type="auto"/>
+            <w:vAlign w:val="center"/>
+            <w:hideMark/>
+          </w:tcPr>
+          <w:p>
+            <w:pPr>
+              <w:spacing w:after="210" w:line="360" w:lineRule="auto"/>
+              <w:rPr>
+                <w:lang w:val="en-IN"/>
+              </w:rPr>
+            </w:pPr>
+            <w:r>
+              <w:rPr>
+                <w:lang w:val="en-IN"/>
+              </w:rPr>
+              <w:t>print(type(error).__name__)</w:t>
+            </w:r>
+          </w:p>
+        </w:tc>
+      </w:tr>
+      <w:tr>
+        <w:trPr>
+          <w:tblCellSpacing w:w="15" w:type="dxa"/>
+        </w:trPr>
+        <w:tc>
+          <w:tcPr>
+            <w:tcW w:w="0" w:type="auto"/>
+            <w:vAlign w:val="center"/>
+            <w:hideMark/>
+          </w:tcPr>
+          <w:p>
+            <w:pPr>
+              <w:spacing w:after="210" w:line="360" w:lineRule="auto"/>
+              <w:rPr>
+                <w:lang w:val="en-IN"/>
+              </w:rPr>
+            </w:pPr>
+            <w:r>
+              <w:rPr>
+                <w:lang w:val="en-IN"/>
+              </w:rPr>
+              <w:t> </w:t>
+            </w:r>
+          </w:p>
+        </w:tc>
+      </w:tr>
+      <w:tr>
+        <w:trPr>
+          <w:tblCellSpacing w:w="15" w:type="dxa"/>
+        </w:trPr>
+        <w:tc>
+          <w:tcPr>
+            <w:tcW w:w="0" w:type="auto"/>
+            <w:vAlign w:val="center"/>
+            <w:hideMark/>
+          </w:tcPr>
+          <w:p>
+            <w:pPr>
+              <w:spacing w:after="210" w:line="360" w:lineRule="auto"/>
+              <w:rPr>
+                <w:lang w:val="en-IN"/>
+              </w:rPr>
+            </w:pPr>
+            <w:r>
+              <w:rPr>
+                <w:lang w:val="en-IN"/>
+              </w:rPr>
+              <w:t># OUTPUT</w:t>
+            </w:r>
+          </w:p>
+        </w:tc>
+      </w:tr>
+      <w:tr>
+        <w:trPr>
+          <w:tblCellSpacing w:w="15" w:type="dxa"/>
+        </w:trPr>
+        <w:tc>
+          <w:tcPr>
+            <w:tcW w:w="0" w:type="auto"/>
+            <w:vAlign w:val="center"/>
+            <w:hideMark/>
+          </w:tcPr>
+          <w:p>
+            <w:pPr>
+              <w:spacing w:after="210" w:line="360" w:lineRule="auto"/>
+              <w:rPr>
+                <w:lang w:val="en-IN"/>
+              </w:rPr>
+            </w:pPr>
+            <w:r>
+              <w:rPr>
+                <w:lang w:val="en-IN"/>
+              </w:rPr>
+              <w:t>TypeError</w:t>
+            </w:r>
+          </w:p>
+        </w:tc>
+      </w:tr>
+      <w:tr>
+        <w:trPr>
+          <w:tblCellSpacing w:w="15" w:type="dxa"/>
+        </w:trPr>
+        <w:tc>
+          <w:tcPr>
+            <w:tcW w:w="0" w:type="auto"/>
+            <w:vAlign w:val="center"/>
+            <w:hideMark/>
+          </w:tcPr>
+          <w:p>
+            <w:pPr>
+              <w:spacing w:after="210" w:line="360" w:lineRule="auto"/>
+              <w:rPr>
+                <w:lang w:val="en-IN"/>
+              </w:rPr>
+            </w:pPr>
+            <w:r>
+              <w:rPr>
+                <w:lang w:val="en-IN"/>
+              </w:rPr>
+              <w:t> </w:t>
+            </w:r>
+          </w:p>
+        </w:tc>
+      </w:tr>
+      <w:tr>
+        <w:trPr>
+          <w:tblCellSpacing w:w="15" w:type="dxa"/>
+        </w:trPr>
+        <w:tc>
+          <w:tcPr>
+            <w:tcW w:w="0" w:type="auto"/>
+            <w:vAlign w:val="center"/>
+            <w:hideMark/>
+          </w:tcPr>
+          <w:p>
+            <w:pPr>
+              <w:spacing w:after="210" w:line="360" w:lineRule="auto"/>
+              <w:rPr>
+                <w:lang w:val="en-IN"/>
+              </w:rPr>
+            </w:pPr>
+            <w:r>
+              <w:rPr>
+                <w:lang w:val="en-IN"/>
+              </w:rPr>
+              <w:t># INPUT — one-item tuple succeeds</w:t>
+            </w:r>
+          </w:p>
+        </w:tc>
+      </w:tr>
+      <w:tr>
+        <w:trPr>
+          <w:tblCellSpacing w:w="15" w:type="dxa"/>
+        </w:trPr>
+        <w:tc>
+          <w:tcPr>
+            <w:tcW w:w="0" w:type="auto"/>
+            <w:vAlign w:val="center"/>
+            <w:hideMark/>
+          </w:tcPr>
+          <w:p>
+            <w:pPr>
+              <w:spacing w:after="210" w:line="360" w:lineRule="auto"/>
+              <w:rPr>
+                <w:lang w:val="en-IN"/>
+              </w:rPr>
+            </w:pPr>
+            <w:r>
+              <w:rPr>
+                <w:lang w:val="en-IN"/>
+              </w:rPr>
+              <w:t>print(average_temps((98.6,)))</w:t>
+            </w:r>
+          </w:p>
+        </w:tc>
+      </w:tr>
+      <w:tr>
+        <w:trPr>
+          <w:tblCellSpacing w:w="15" w:type="dxa"/>
+        </w:trPr>
+        <w:tc>
+          <w:tcPr>
+            <w:tcW w:w="0" w:type="auto"/>
+            <w:vAlign w:val="center"/>
+            <w:hideMark/>
+          </w:tcPr>
+          <w:p>
+            <w:pPr>
+              <w:spacing w:after="210" w:line="360" w:lineRule="auto"/>
+              <w:rPr>
+                <w:lang w:val="en-IN"/>
+              </w:rPr>
+            </w:pPr>
+            <w:r>
+              <w:rPr>
+                <w:lang w:val="en-IN"/>
+              </w:rPr>
+              <w:t> </w:t>
+            </w:r>
+          </w:p>
+        </w:tc>
+      </w:tr>
+      <w:tr>
+        <w:trPr>
+          <w:tblCellSpacing w:w="15" w:type="dxa"/>
+        </w:trPr>
+        <w:tc>
+          <w:tcPr>
+            <w:tcW w:w="0" w:type="auto"/>
+            <w:vAlign w:val="center"/>
+            <w:hideMark/>
+          </w:tcPr>
+          <w:p>
+            <w:pPr>
+              <w:spacing w:after="210" w:line="360" w:lineRule="auto"/>
+              <w:rPr>
+                <w:lang w:val="en-IN"/>
+              </w:rPr>
+            </w:pPr>
+            <w:r>
+              <w:rPr>
+                <w:lang w:val="en-IN"/>
+              </w:rPr>
+              <w:t># OUTPUT</w:t>
+            </w:r>
+          </w:p>
+        </w:tc>
+      </w:tr>
+      <w:tr>
+        <w:trPr>
+          <w:tblCellSpacing w:w="15" w:type="dxa"/>
+        </w:trPr>
+        <w:tc>
+          <w:tcPr>
+            <w:tcW w:w="0" w:type="auto"/>
+            <w:vAlign w:val="center"/>
+            <w:hideMark/>
+          </w:tcPr>
+          <w:p>
+            <w:pPr>
+              <w:spacing w:after="210" w:line="360" w:lineRule="auto"/>
+              <w:rPr>
+                <w:lang w:val="en-IN"/>
+              </w:rPr>
+            </w:pPr>
+            <w:r>
+              <w:rPr>
+                <w:lang w:val="en-IN"/>
+              </w:rPr>
+              <w:lastRenderedPageBreak/>
+              <w:t>98.6</w:t>
+            </w:r>
+          </w:p>
+        </w:tc>
+      </w:tr>
+    </w:tbl>
+    <w:p>
+      <w:pPr>
+        <w:pBdr>
+          <w:bottom w:val="single" w:sz="6" w:space="1" w:color="auto"/>
+        </w:pBdr>
+        <w:spacing w:after="210" w:line="360" w:lineRule="auto"/>
+      </w:pPr>
+    </w:p>
+    <w:tbl>
+      <w:tblPr>
+        <w:tblW w:w="0" w:type="auto"/>
+        <w:tblCellSpacing w:w="15" w:type="dxa"/>
+        <w:tblCellMar>
+          <w:top w:w="15" w:type="dxa"/>
+          <w:left w:w="15" w:type="dxa"/>
+          <w:bottom w:w="15" w:type="dxa"/>
+          <w:right w:w="15" w:type="dxa"/>
+        </w:tblCellMar>
+        <w:tblLook w:val="04A0" w:firstRow="1" w:lastRow="0" w:firstColumn="1" w:lastColumn="0" w:noHBand="0" w:noVBand="1"/>
+      </w:tblPr>
+      <w:tblGrid>
+        <w:gridCol w:w="5343"/>
+      </w:tblGrid>
+      <w:tr>
+        <w:trPr>
+          <w:tblCellSpacing w:w="15" w:type="dxa"/>
+        </w:trPr>
+        <w:tc>
+          <w:tcPr>
+            <w:tcW w:w="0" w:type="auto"/>
+            <w:vAlign w:val="center"/>
+            <w:hideMark/>
+          </w:tcPr>
+          <w:p>
+            <w:pPr>
+              <w:spacing w:after="210" w:line="360" w:lineRule="auto"/>
+              <w:rPr>
+                <w:lang w:val="en-IN"/>
+              </w:rPr>
+            </w:pPr>
+            <w:r>
+              <w:rPr>
+                <w:lang w:val="en-IN"/>
+              </w:rPr>
+              <w:t>def average_temps(readings: tuple) -&gt; float:</w:t>
+            </w:r>
+          </w:p>
+        </w:tc>
+      </w:tr>
+      <w:tr>
+        <w:trPr>
+          <w:tblCellSpacing w:w="15" w:type="dxa"/>
+        </w:trPr>
+        <w:tc>
+          <w:tcPr>
+            <w:tcW w:w="0" w:type="auto"/>
+            <w:vAlign w:val="center"/>
+            <w:hideMark/>
+          </w:tcPr>
+          <w:p>
+            <w:pPr>
+              <w:spacing w:after="210" w:line="360" w:lineRule="auto"/>
+              <w:rPr>
+                <w:lang w:val="en-IN"/>
+              </w:rPr>
+            </w:pPr>
+            <w:r>
+              <w:rPr>
+                <w:lang w:val="en-IN"/>
+              </w:rPr>
+              <w:t># API expects a sequence: (98.6,) or [98.6, 99.1]</w:t>
+            </w:r>
+          </w:p>
+        </w:tc>
+      </w:tr>
+      <w:tr>
+        <w:trPr>
+          <w:tblCellSpacing w:w="15" w:type="dxa"/>
+        </w:trPr>
+        <w:tc>
+          <w:tcPr>
+            <w:tcW w:w="0" w:type="auto"/>
+            <w:vAlign w:val="center"/>
+            <w:hideMark/>
+          </w:tcPr>
+          <w:p>
+            <w:pPr>
+              <w:spacing w:after="210" w:line="360" w:lineRule="auto"/>
+              <w:rPr>
+                <w:lang w:val="en-IN"/>
+              </w:rPr>
+            </w:pPr>
+            <w:r>
+              <w:rPr>
+                <w:lang w:val="en-IN"/>
+              </w:rPr>
+              <w:t>return sum(readings) / len(readings)</w:t>
+            </w:r>
+          </w:p>
+        </w:tc>
+      </w:tr>
+      <w:tr>
+        <w:trPr>
+          <w:tblCellSpacing w:w="15" w:type="dxa"/>
+        </w:trPr>
+        <w:tc>
+          <w:tcPr>
+            <w:tcW w:w="0" w:type="auto"/>
+            <w:vAlign w:val="center"/>
+            <w:hideMark/>
+          </w:tcPr>
+          <w:p>
+            <w:pPr>
+              <w:spacing w:after="210" w:line="360" w:lineRule="auto"/>
+              <w:rPr>
+                <w:lang w:val="en-IN"/>
+              </w:rPr>
+            </w:pPr>
+            <w:r>
+              <w:rPr>
+                <w:lang w:val="en-IN"/>
+              </w:rPr>
+              <w:t> </w:t>
+            </w:r>
+          </w:p>
+        </w:tc>
+      </w:tr>
+      <w:tr>
+        <w:trPr>
+          <w:tblCellSpacing w:w="15" w:type="dxa"/>
+        </w:trPr>
+        <w:tc>
+          <w:tcPr>
+            <w:tcW w:w="0" w:type="auto"/>
+            <w:vAlign w:val="center"/>
+            <w:hideMark/>
+          </w:tcPr>
+          <w:p>
+            <w:pPr>
+              <w:spacing w:after="210" w:line="360" w:lineRule="auto"/>
+              <w:rPr>
+                <w:lang w:val="en-IN"/>
+              </w:rPr>
+            </w:pPr>
+            <w:r>
+              <w:rPr>
+                <w:lang w:val="en-IN"/>
+              </w:rPr>
+              <w:t># INPUT — type hints do not prevent this run-time error</w:t>
+            </w:r>
+          </w:p>
+        </w:tc>
+      </w:tr>
+      <w:tr>
+        <w:trPr>
+          <w:tblCellSpacing w:w="15" w:type="dxa"/>
+        </w:trPr>
+        <w:tc>
+          <w:tcPr>
+            <w:tcW w:w="0" w:type="auto"/>
+            <w:vAlign w:val="center"/>
+            <w:hideMark/>
+          </w:tcPr>
+          <w:p>
+            <w:pPr>
+              <w:spacing w:after="210" w:line="360" w:lineRule="auto"/>
+              <w:rPr>
+                <w:lang w:val="en-IN"/>
+              </w:rPr>
+            </w:pPr>
+            <w:r>
+              <w:rPr>
+                <w:lang w:val="en-IN"/>
+              </w:rPr>
+              <w:t>try:</w:t>
+            </w:r>
+          </w:p>
+        </w:tc>
+      </w:tr>
+      <w:tr>
+        <w:trPr>
+          <w:tblCellSpacing w:w="15" w:type="dxa"/>
+        </w:trPr>
+        <w:tc>
+          <w:tcPr>
+            <w:tcW w:w="0" w:type="auto"/>
+            <w:vAlign w:val="center"/>
+            <w:hideMark/>
+          </w:tcPr>
+          <w:p>
+            <w:pPr>
+              <w:spacing w:after="210" w:line="360" w:lineRule="auto"/>
+              <w:rPr>
+                <w:lang w:val="en-IN"/>
+              </w:rPr>
+            </w:pPr>
+            <w:r>
+              <w:rPr>
+                <w:lang w:val="en-IN"/>
+              </w:rPr>
+              <w:t>print(average_temps(98.6))</w:t>
+            </w:r>
+          </w:p>
+        </w:tc>
+      </w:tr>
+      <w:tr>
+        <w:trPr>
+          <w:tblCellSpacing w:w="15" w:type="dxa"/>
+        </w:trPr>
+        <w:tc>
+          <w:tcPr>
+            <w:tcW w:w="0" w:type="auto"/>
+            <w:vAlign w:val="center"/>
+            <w:hideMark/>
+          </w:tcPr>
+          <w:p>
+            <w:pPr>
+              <w:spacing w:after="210" w:line="360" w:lineRule="auto"/>
+              <w:rPr>
+                <w:lang w:val="en-IN"/>
+              </w:rPr>
+            </w:pPr>
+            <w:r>
+              <w:rPr>
+                <w:lang w:val="en-IN"/>
+              </w:rPr>
+              <w:t>except TypeError as error:</w:t>
+            </w:r>
+          </w:p>
+        </w:tc>
+      </w:tr>
+      <w:tr>
+        <w:trPr>
+          <w:tblCellSpacing w:w="15" w:type="dxa"/>
+        </w:trPr>
+        <w:tc>
+          <w:tcPr>
+            <w:tcW w:w="0" w:type="auto"/>
+            <w:vAlign w:val="center"/>
+            <w:hideMark/>
+          </w:tcPr>
+          <w:p>
+            <w:pPr>
+              <w:spacing w:after="210" w:line="360" w:lineRule="auto"/>
+              <w:rPr>
+                <w:lang w:val="en-IN"/>
+              </w:rPr>
+            </w:pPr>
+            <w:r>
+              <w:rPr>
+                <w:lang w:val="en-IN"/>
+              </w:rPr>
+              <w:t>print(type(error).__name__)</w:t>
+            </w:r>
+          </w:p>
+        </w:tc>
+      </w:tr>
+      <w:tr>
+        <w:trPr>
+          <w:tblCellSpacing w:w="15" w:type="dxa"/>
+        </w:trPr>
+        <w:tc>
+          <w:tcPr>
+            <w:tcW w:w="0" w:type="auto"/>
+            <w:vAlign w:val="center"/>
+            <w:hideMark/>
+          </w:tcPr>
+          <w:p>
+            <w:pPr>
+              <w:spacing w:after="210" w:line="360" w:lineRule="auto"/>
+              <w:rPr>
+                <w:lang w:val="en-IN"/>
+              </w:rPr>
+            </w:pPr>
+            <w:r>
+              <w:rPr>
+                <w:lang w:val="en-IN"/>
+              </w:rPr>
+              <w:t> </w:t>
+            </w:r>
+          </w:p>
+        </w:tc>
+      </w:tr>
+      <w:tr>
+        <w:trPr>
+          <w:tblCellSpacing w:w="15" w:type="dxa"/>
+        </w:trPr>
+        <w:tc>
+          <w:tcPr>
+            <w:tcW w:w="0" w:type="auto"/>
+            <w:vAlign w:val="center"/>
+            <w:hideMark/>
+          </w:tcPr>
+          <w:p>
+            <w:pPr>
+              <w:spacing w:after="210" w:line="360" w:lineRule="auto"/>
+              <w:rPr>
+                <w:lang w:val="en-IN"/>
+              </w:rPr>
+            </w:pPr>
+            <w:r>
+              <w:rPr>
+                <w:lang w:val="en-IN"/>
+              </w:rPr>
+              <w:t># OUTPUT</w:t>
+            </w:r>
+          </w:p>
+        </w:tc>
+      </w:tr>
+      <w:tr>
+        <w:trPr>
+          <w:tblCellSpacing w:w="15" w:type="dxa"/>
+        </w:trPr>
+        <w:tc>
+          <w:tcPr>
+            <w:tcW w:w="0" w:type="auto"/>
+            <w:vAlign w:val="center"/>
+            <w:hideMark/>
+          </w:tcPr>
+          <w:p>
+            <w:pPr>
+              <w:spacing w:after="210" w:line="360" w:lineRule="auto"/>
+              <w:rPr>
+                <w:lang w:val="en-IN"/>
+              </w:rPr>
+            </w:pPr>
+            <w:r>
+              <w:rPr>
+                <w:lang w:val="en-IN"/>
+              </w:rPr>
+              <w:t>TypeError</w:t>
+            </w:r>
+          </w:p>
+        </w:tc>
+      </w:tr>
+      <w:tr>
+        <w:trPr>
+          <w:tblCellSpacing w:w="15" w:type="dxa"/>
+        </w:trPr>
+        <w:tc>
+          <w:tcPr>
+            <w:tcW w:w="0" w:type="auto"/>
+            <w:vAlign w:val="center"/>
+            <w:hideMark/>
+          </w:tcPr>
+          <w:p>
+            <w:pPr>
+              <w:spacing w:after="210" w:line="360" w:lineRule="auto"/>
+              <w:rPr>
+                <w:lang w:val="en-IN"/>
+              </w:rPr>
+            </w:pPr>
+            <w:r>
+              <w:rPr>
+                <w:lang w:val="en-IN"/>
+              </w:rPr>
+              <w:t> </w:t>
+            </w:r>
+          </w:p>
+        </w:tc>
+      </w:tr>
+      <w:tr>
+        <w:trPr>
+          <w:tblCellSpacing w:w="15" w:type="dxa"/>
+        </w:trPr>
+        <w:tc>
+          <w:tcPr>
+            <w:tcW w:w="0" w:type="auto"/>
+            <w:vAlign w:val="center"/>
+            <w:hideMark/>
+          </w:tcPr>
+          <w:p>
+            <w:pPr>
+              <w:spacing w:after="210" w:line="360" w:lineRule="auto"/>
+              <w:rPr>
+                <w:lang w:val="en-IN"/>
+              </w:rPr>
+            </w:pPr>
+            <w:r>
+              <w:rPr>
+                <w:lang w:val="en-IN"/>
+              </w:rPr>
+              <w:t># INPUT — tuples still work</w:t>
+            </w:r>
+          </w:p>
+        </w:tc>
+      </w:tr>
+      <w:tr>
+        <w:trPr>
+          <w:tblCellSpacing w:w="15" w:type="dxa"/>
+        </w:trPr>
+        <w:tc>
+          <w:tcPr>
+            <w:tcW w:w="0" w:type="auto"/>
+            <w:vAlign w:val="center"/>
+            <w:hideMark/>
+          </w:tcPr>
+          <w:p>
+            <w:pPr>
+              <w:spacing w:after="210" w:line="360" w:lineRule="auto"/>
+              <w:rPr>
+                <w:lang w:val="en-IN"/>
+              </w:rPr>
+            </w:pPr>
+            <w:r>
+              <w:rPr>
+                <w:lang w:val="en-IN"/>
+              </w:rPr>
+              <w:t>print(average_temps((98.6,)))</w:t>
+            </w:r>
+          </w:p>
+        </w:tc>
+      </w:tr>
+      <w:tr>
+        <w:trPr>
+          <w:tblCellSpacing w:w="15" w:type="dxa"/>
+        </w:trPr>
+        <w:tc>
+          <w:tcPr>
+            <w:tcW w:w="0" w:type="auto"/>
+            <w:vAlign w:val="center"/>
+            <w:hideMark/>
+          </w:tcPr>
+          <w:p>
+            <w:pPr>
+              <w:spacing w:after="210" w:line="360" w:lineRule="auto"/>
+              <w:rPr>
+                <w:lang w:val="en-IN"/>
+              </w:rPr>
+            </w:pPr>
+            <w:r>
+              <w:rPr>
+                <w:lang w:val="en-IN"/>
+              </w:rPr>
+              <w:t>print(average_temps((98.6, 99.1)))</w:t>
+            </w:r>
+          </w:p>
+        </w:tc>
+      </w:tr>
+      <w:tr>
+        <w:trPr>
+          <w:tblCellSpacing w:w="15" w:type="dxa"/>
+        </w:trPr>
+        <w:tc>
+          <w:tcPr>
+            <w:tcW w:w="0" w:type="auto"/>
+            <w:vAlign w:val="center"/>
+            <w:hideMark/>
+          </w:tcPr>
+          <w:p>
+            <w:pPr>
+              <w:spacing w:after="210" w:line="360" w:lineRule="auto"/>
+              <w:rPr>
+                <w:lang w:val="en-IN"/>
+              </w:rPr>
+            </w:pPr>
+            <w:r>
+              <w:rPr>
+                <w:lang w:val="en-IN"/>
+              </w:rPr>
+              <w:t> </w:t>
+            </w:r>
+          </w:p>
+        </w:tc>
+      </w:tr>
+      <w:tr>
+        <w:trPr>
+          <w:tblCellSpacing w:w="15" w:type="dxa"/>
+        </w:trPr>
+        <w:tc>
+          <w:tcPr>
+            <w:tcW w:w="0" w:type="auto"/>
+            <w:vAlign w:val="center"/>
+            <w:hideMark/>
+          </w:tcPr>
+          <w:p>
+            <w:pPr>
+              <w:spacing w:after="210" w:line="360" w:lineRule="auto"/>
+              <w:rPr>
+                <w:lang w:val="en-IN"/>
+              </w:rPr>
+            </w:pPr>
+            <w:r>
+              <w:rPr>
+                <w:lang w:val="en-IN"/>
+              </w:rPr>
+              <w:t># OUTPUT</w:t>
+            </w:r>
+          </w:p>
+        </w:tc>
+      </w:tr>
+      <w:tr>
+        <w:trPr>
+          <w:tblCellSpacing w:w="15" w:type="dxa"/>
+        </w:trPr>
+        <w:tc>
+          <w:tcPr>
+            <w:tcW w:w="0" w:type="auto"/>
+            <w:vAlign w:val="center"/>
+            <w:hideMark/>
+          </w:tcPr>
+          <w:p>
+            <w:pPr>
+              <w:spacing w:after="210" w:line="360" w:lineRule="auto"/>
+              <w:rPr>
+                <w:lang w:val="en-IN"/>
+              </w:rPr>
+            </w:pPr>
+            <w:r>
+              <w:rPr>
+                <w:lang w:val="en-IN"/>
+              </w:rPr>
+              <w:lastRenderedPageBreak/>
+              <w:t>98.6</w:t>
+            </w:r>
+          </w:p>
+        </w:tc>
+      </w:tr>
+      <w:tr>
+        <w:trPr>
+          <w:tblCellSpacing w:w="15" w:type="dxa"/>
+        </w:trPr>
+        <w:tc>
+          <w:tcPr>
+            <w:tcW w:w="0" w:type="auto"/>
+            <w:vAlign w:val="center"/>
+            <w:hideMark/>
+          </w:tcPr>
+          <w:p>
+            <w:pPr>
+              <w:spacing w:after="210" w:line="360" w:lineRule="auto"/>
+              <w:rPr>
+                <w:lang w:val="en-IN"/>
+              </w:rPr>
+            </w:pPr>
+            <w:r>
+              <w:rPr>
+                <w:lang w:val="en-IN"/>
+              </w:rPr>
+              <w:t>98.85</w:t>
+            </w:r>
+          </w:p>
+        </w:tc>
+      </w:tr>
+    </w:tbl>
+    <w:p>
+      <w:pPr>
+        <w:pStyle w:val="ListParagraph"/>
+        <w:numPr>
+          <w:ilvl w:val="0"/>
+          <w:numId w:val="1"/>
+        </w:numPr>
+        <w:spacing w:after="210" w:line="360" w:lineRule="auto"/>
+      </w:pPr>
+      <w:r>
+        <w:t xml:space="preserve">mypy/pyright can </w:t>
+      </w:r>
+      <w:r>
+        <w:rPr>
+          <w:b/>
+          <w:bCs/>
+        </w:rPr>
+        <w:t>warn early</w:t>
+      </w:r>
+      <w:r>
+        <w:t xml:space="preserve"> that 98.6 is not a tuple</w:t>
+      </w:r>
+      <w:r>
+        <w:t>---Type Error.</w:t>
+      </w:r>
+    </w:p>
+    <w:p>
+      <w:pPr>
+        <w:spacing w:after="210" w:line="360" w:lineRule="auto"/>
+        <w:rPr>
+          <w:rFonts w:ascii="Inter" w:eastAsia="Inter" w:hAnsi="Inter" w:cs="Inter"/>
+          <w:color w:val="000000"/>
+        </w:rPr>
+      </w:pPr>
+      <w:r>
+        <w:rPr>
+          <w:rFonts w:ascii="Inter" w:eastAsia="Inter" w:hAnsi="Inter" w:cs="Inter"/>
+          <w:b/>
+          <w:bCs/>
+          <w:color w:val="000000"/>
+        </w:rPr>
         <w:t>Q1.7 (Reasoning):</w:t>
       </w:r>
       <w:r>
@@ -1164,6 +4581,44 @@
         </w:rPr>
         <w:t xml:space="preserve"> Compare the memory footprint and access speed of tuples vs lists when storing thousands of patient coordinate data (x, y, z) for medical imaging. Why would you choose one over the other?</w:t>
       </w:r>
+    </w:p>
+    <w:p>
+      <w:pPr>
+        <w:spacing w:after="210" w:line="360" w:lineRule="auto"/>
+      </w:pPr>
+      <w:r>
+        <w:t>Memory=tuple less memory, list more memory</w:t>
+      </w:r>
+      <w:r>
+        <w:t>.  (list- append/insert at begin costly, in that case use d</w:t>
+      </w:r>
+      <w:r>
+        <w:t>e</w:t>
+      </w:r>
+      <w:r>
+        <w:t>que.)</w:t>
+      </w:r>
+    </w:p>
+    <w:p>
+      <w:pPr>
+        <w:spacing w:after="210" w:line="360" w:lineRule="auto"/>
+      </w:pPr>
+      <w:r>
+        <w:t>Speed=tuple and list also same speed. 0(1). Tuple little bit faster.</w:t>
+      </w:r>
+    </w:p>
+    <w:p>
+      <w:pPr>
+        <w:spacing w:after="210" w:line="360" w:lineRule="auto"/>
+      </w:pPr>
+      <w:r>
+        <w:t>Growing items I will use list. Fixed items I will use tuple.</w:t>
+      </w:r>
+    </w:p>
+    <w:p>
+      <w:pPr>
+        <w:spacing w:after="210" w:line="360" w:lineRule="auto"/>
+      </w:pPr>
     </w:p>
     <w:p>
       <w:pPr>
@@ -1490,35 +4945,1407 @@
     <w:p>
       <w:pPr>
         <w:spacing w:after="210" w:line="360" w:lineRule="auto"/>
-      </w:pPr>
-      <w:r>
         <w:rPr>
           <w:rFonts w:ascii="Inter" w:eastAsia="Inter" w:hAnsi="Inter" w:cs="Inter"/>
           <w:b/>
           <w:bCs/>
           <w:color w:val="000000"/>
         </w:rPr>
-        <w:t>Q1.9 (Reasoning):</w:t>
-      </w:r>
-      <w:r>
-        <w:rPr>
-          <w:rFonts w:ascii="Inter" w:eastAsia="Inter" w:hAnsi="Inter" w:cs="Inter"/>
-          <w:color w:val="000000"/>
-        </w:rPr>
-        <w:t xml:space="preserve"> What types of objects can be used as dictionary keys in Python? Why can't you use a list of patient symptoms as a dictionary key, but you can use a tuple of symptoms? Explain with healthcare examples.</w:t>
-      </w:r>
+      </w:pPr>
+    </w:p>
+    <w:tbl>
+      <w:tblPr>
+        <w:tblW w:w="0" w:type="auto"/>
+        <w:tblCellSpacing w:w="15" w:type="dxa"/>
+        <w:tblCellMar>
+          <w:top w:w="15" w:type="dxa"/>
+          <w:left w:w="15" w:type="dxa"/>
+          <w:bottom w:w="15" w:type="dxa"/>
+          <w:right w:w="15" w:type="dxa"/>
+        </w:tblCellMar>
+        <w:tblLook w:val="04A0" w:firstRow="1" w:lastRow="0" w:firstColumn="1" w:lastColumn="0" w:noHBand="0" w:noVBand="1"/>
+      </w:tblPr>
+      <w:tblGrid>
+        <w:gridCol w:w="9510"/>
+      </w:tblGrid>
+      <w:tr>
+        <w:trPr>
+          <w:tblCellSpacing w:w="15" w:type="dxa"/>
+        </w:trPr>
+        <w:tc>
+          <w:tcPr>
+            <w:tcW w:w="0" w:type="auto"/>
+            <w:vAlign w:val="center"/>
+            <w:hideMark/>
+          </w:tcPr>
+          <w:p>
+            <w:pPr>
+              <w:spacing w:after="210" w:line="360" w:lineRule="auto"/>
+              <w:rPr>
+                <w:rFonts w:ascii="Inter" w:eastAsia="Inter" w:hAnsi="Inter" w:cs="Inter"/>
+                <w:b/>
+                <w:bCs/>
+                <w:color w:val="000000"/>
+                <w:lang w:val="en-IN"/>
+              </w:rPr>
+            </w:pPr>
+            <w:r>
+              <w:rPr>
+                <w:rFonts w:ascii="Inter" w:eastAsia="Inter" w:hAnsi="Inter" w:cs="Inter"/>
+                <w:b/>
+                <w:bCs/>
+                <w:color w:val="000000"/>
+                <w:lang w:val="en-IN"/>
+              </w:rPr>
+              <w:t># Step 1: Think of a filing cabinet: each patient gets one folder (by id) with personal info, medical info, and visits. We add folders, update them, and search by bloo...</w:t>
+            </w:r>
+          </w:p>
+        </w:tc>
+      </w:tr>
+      <w:tr>
+        <w:trPr>
+          <w:tblCellSpacing w:w="15" w:type="dxa"/>
+        </w:trPr>
+        <w:tc>
+          <w:tcPr>
+            <w:tcW w:w="0" w:type="auto"/>
+            <w:vAlign w:val="center"/>
+            <w:hideMark/>
+          </w:tcPr>
+          <w:p>
+            <w:pPr>
+              <w:spacing w:after="210" w:line="360" w:lineRule="auto"/>
+              <w:rPr>
+                <w:rFonts w:ascii="Inter" w:eastAsia="Inter" w:hAnsi="Inter" w:cs="Inter"/>
+                <w:b/>
+                <w:bCs/>
+                <w:color w:val="000000"/>
+                <w:lang w:val="en-IN"/>
+              </w:rPr>
+            </w:pPr>
+            <w:r>
+              <w:rPr>
+                <w:rFonts w:ascii="Inter" w:eastAsia="Inter" w:hAnsi="Inter" w:cs="Inter"/>
+                <w:b/>
+                <w:bCs/>
+                <w:color w:val="000000"/>
+                <w:lang w:val="en-IN"/>
+              </w:rPr>
+              <w:t>class PatientRecords:</w:t>
+            </w:r>
+          </w:p>
+        </w:tc>
+      </w:tr>
+      <w:tr>
+        <w:trPr>
+          <w:tblCellSpacing w:w="15" w:type="dxa"/>
+        </w:trPr>
+        <w:tc>
+          <w:tcPr>
+            <w:tcW w:w="0" w:type="auto"/>
+            <w:vAlign w:val="center"/>
+            <w:hideMark/>
+          </w:tcPr>
+          <w:p>
+            <w:pPr>
+              <w:spacing w:after="210" w:line="360" w:lineRule="auto"/>
+              <w:rPr>
+                <w:rFonts w:ascii="Inter" w:eastAsia="Inter" w:hAnsi="Inter" w:cs="Inter"/>
+                <w:b/>
+                <w:bCs/>
+                <w:color w:val="000000"/>
+                <w:lang w:val="en-IN"/>
+              </w:rPr>
+            </w:pPr>
+            <w:r>
+              <w:rPr>
+                <w:rFonts w:ascii="Inter" w:eastAsia="Inter" w:hAnsi="Inter" w:cs="Inter"/>
+                <w:b/>
+                <w:bCs/>
+                <w:color w:val="000000"/>
+                <w:lang w:val="en-IN"/>
+              </w:rPr>
+              <w:t>def __init__(self):</w:t>
+            </w:r>
+          </w:p>
+        </w:tc>
+      </w:tr>
+      <w:tr>
+        <w:trPr>
+          <w:tblCellSpacing w:w="15" w:type="dxa"/>
+        </w:trPr>
+        <w:tc>
+          <w:tcPr>
+            <w:tcW w:w="0" w:type="auto"/>
+            <w:vAlign w:val="center"/>
+            <w:hideMark/>
+          </w:tcPr>
+          <w:p>
+            <w:pPr>
+              <w:spacing w:after="210" w:line="360" w:lineRule="auto"/>
+              <w:rPr>
+                <w:rFonts w:ascii="Inter" w:eastAsia="Inter" w:hAnsi="Inter" w:cs="Inter"/>
+                <w:b/>
+                <w:bCs/>
+                <w:color w:val="000000"/>
+                <w:lang w:val="en-IN"/>
+              </w:rPr>
+            </w:pPr>
+            <w:r>
+              <w:rPr>
+                <w:rFonts w:ascii="Inter" w:eastAsia="Inter" w:hAnsi="Inter" w:cs="Inter"/>
+                <w:b/>
+                <w:bCs/>
+                <w:color w:val="000000"/>
+                <w:lang w:val="en-IN"/>
+              </w:rPr>
+              <w:t># Step 2: keep records in a dictionary keyed by patient id</w:t>
+            </w:r>
+          </w:p>
+        </w:tc>
+      </w:tr>
+      <w:tr>
+        <w:trPr>
+          <w:tblCellSpacing w:w="15" w:type="dxa"/>
+        </w:trPr>
+        <w:tc>
+          <w:tcPr>
+            <w:tcW w:w="0" w:type="auto"/>
+            <w:vAlign w:val="center"/>
+            <w:hideMark/>
+          </w:tcPr>
+          <w:p>
+            <w:pPr>
+              <w:spacing w:after="210" w:line="360" w:lineRule="auto"/>
+              <w:rPr>
+                <w:rFonts w:ascii="Inter" w:eastAsia="Inter" w:hAnsi="Inter" w:cs="Inter"/>
+                <w:b/>
+                <w:bCs/>
+                <w:color w:val="000000"/>
+                <w:lang w:val="en-IN"/>
+              </w:rPr>
+            </w:pPr>
+            <w:r>
+              <w:rPr>
+                <w:rFonts w:ascii="Inter" w:eastAsia="Inter" w:hAnsi="Inter" w:cs="Inter"/>
+                <w:b/>
+                <w:bCs/>
+                <w:color w:val="000000"/>
+                <w:lang w:val="en-IN"/>
+              </w:rPr>
+              <w:t>self.records: dict[str, dict] = {}</w:t>
+            </w:r>
+          </w:p>
+        </w:tc>
+      </w:tr>
+      <w:tr>
+        <w:trPr>
+          <w:tblCellSpacing w:w="15" w:type="dxa"/>
+        </w:trPr>
+        <w:tc>
+          <w:tcPr>
+            <w:tcW w:w="0" w:type="auto"/>
+            <w:vAlign w:val="center"/>
+            <w:hideMark/>
+          </w:tcPr>
+          <w:p>
+            <w:pPr>
+              <w:spacing w:after="210" w:line="360" w:lineRule="auto"/>
+              <w:rPr>
+                <w:rFonts w:ascii="Inter" w:eastAsia="Inter" w:hAnsi="Inter" w:cs="Inter"/>
+                <w:b/>
+                <w:bCs/>
+                <w:color w:val="000000"/>
+                <w:lang w:val="en-IN"/>
+              </w:rPr>
+            </w:pPr>
+            <w:r>
+              <w:rPr>
+                <w:rFonts w:ascii="Inter" w:eastAsia="Inter" w:hAnsi="Inter" w:cs="Inter"/>
+                <w:b/>
+                <w:bCs/>
+                <w:color w:val="000000"/>
+                <w:lang w:val="en-IN"/>
+              </w:rPr>
+              <w:t> </w:t>
+            </w:r>
+          </w:p>
+        </w:tc>
+      </w:tr>
+      <w:tr>
+        <w:trPr>
+          <w:tblCellSpacing w:w="15" w:type="dxa"/>
+        </w:trPr>
+        <w:tc>
+          <w:tcPr>
+            <w:tcW w:w="0" w:type="auto"/>
+            <w:vAlign w:val="center"/>
+            <w:hideMark/>
+          </w:tcPr>
+          <w:p>
+            <w:pPr>
+              <w:spacing w:after="210" w:line="360" w:lineRule="auto"/>
+              <w:rPr>
+                <w:rFonts w:ascii="Inter" w:eastAsia="Inter" w:hAnsi="Inter" w:cs="Inter"/>
+                <w:b/>
+                <w:bCs/>
+                <w:color w:val="000000"/>
+                <w:lang w:val="en-IN"/>
+              </w:rPr>
+            </w:pPr>
+            <w:r>
+              <w:rPr>
+                <w:rFonts w:ascii="Inter" w:eastAsia="Inter" w:hAnsi="Inter" w:cs="Inter"/>
+                <w:b/>
+                <w:bCs/>
+                <w:color w:val="000000"/>
+                <w:lang w:val="en-IN"/>
+              </w:rPr>
+              <w:t>def add(self, patient_id: str, personal: dict, medical: dict) -&gt; None:</w:t>
+            </w:r>
+          </w:p>
+        </w:tc>
+      </w:tr>
+      <w:tr>
+        <w:trPr>
+          <w:tblCellSpacing w:w="15" w:type="dxa"/>
+        </w:trPr>
+        <w:tc>
+          <w:tcPr>
+            <w:tcW w:w="0" w:type="auto"/>
+            <w:vAlign w:val="center"/>
+            <w:hideMark/>
+          </w:tcPr>
+          <w:p>
+            <w:pPr>
+              <w:spacing w:after="210" w:line="360" w:lineRule="auto"/>
+              <w:rPr>
+                <w:rFonts w:ascii="Inter" w:eastAsia="Inter" w:hAnsi="Inter" w:cs="Inter"/>
+                <w:b/>
+                <w:bCs/>
+                <w:color w:val="000000"/>
+                <w:lang w:val="en-IN"/>
+              </w:rPr>
+            </w:pPr>
+            <w:r>
+              <w:rPr>
+                <w:rFonts w:ascii="Inter" w:eastAsia="Inter" w:hAnsi="Inter" w:cs="Inter"/>
+                <w:b/>
+                <w:bCs/>
+                <w:color w:val="000000"/>
+                <w:lang w:val="en-IN"/>
+              </w:rPr>
+              <w:t># Step 3: reject duplicates; store personal, medical, empty visits</w:t>
+            </w:r>
+          </w:p>
+        </w:tc>
+      </w:tr>
+      <w:tr>
+        <w:trPr>
+          <w:tblCellSpacing w:w="15" w:type="dxa"/>
+        </w:trPr>
+        <w:tc>
+          <w:tcPr>
+            <w:tcW w:w="0" w:type="auto"/>
+            <w:vAlign w:val="center"/>
+            <w:hideMark/>
+          </w:tcPr>
+          <w:p>
+            <w:pPr>
+              <w:spacing w:after="210" w:line="360" w:lineRule="auto"/>
+              <w:rPr>
+                <w:rFonts w:ascii="Inter" w:eastAsia="Inter" w:hAnsi="Inter" w:cs="Inter"/>
+                <w:b/>
+                <w:bCs/>
+                <w:color w:val="000000"/>
+                <w:lang w:val="en-IN"/>
+              </w:rPr>
+            </w:pPr>
+            <w:r>
+              <w:rPr>
+                <w:rFonts w:ascii="Inter" w:eastAsia="Inter" w:hAnsi="Inter" w:cs="Inter"/>
+                <w:b/>
+                <w:bCs/>
+                <w:color w:val="000000"/>
+                <w:lang w:val="en-IN"/>
+              </w:rPr>
+              <w:t>if patient_id in self.records:</w:t>
+            </w:r>
+          </w:p>
+        </w:tc>
+      </w:tr>
+      <w:tr>
+        <w:trPr>
+          <w:tblCellSpacing w:w="15" w:type="dxa"/>
+        </w:trPr>
+        <w:tc>
+          <w:tcPr>
+            <w:tcW w:w="0" w:type="auto"/>
+            <w:vAlign w:val="center"/>
+            <w:hideMark/>
+          </w:tcPr>
+          <w:p>
+            <w:pPr>
+              <w:spacing w:after="210" w:line="360" w:lineRule="auto"/>
+              <w:rPr>
+                <w:rFonts w:ascii="Inter" w:eastAsia="Inter" w:hAnsi="Inter" w:cs="Inter"/>
+                <w:b/>
+                <w:bCs/>
+                <w:color w:val="000000"/>
+                <w:lang w:val="en-IN"/>
+              </w:rPr>
+            </w:pPr>
+            <w:r>
+              <w:rPr>
+                <w:rFonts w:ascii="Inter" w:eastAsia="Inter" w:hAnsi="Inter" w:cs="Inter"/>
+                <w:b/>
+                <w:bCs/>
+                <w:color w:val="000000"/>
+                <w:lang w:val="en-IN"/>
+              </w:rPr>
+              <w:t>raise ValueError("patient already exists")</w:t>
+            </w:r>
+          </w:p>
+        </w:tc>
+      </w:tr>
+      <w:tr>
+        <w:trPr>
+          <w:tblCellSpacing w:w="15" w:type="dxa"/>
+        </w:trPr>
+        <w:tc>
+          <w:tcPr>
+            <w:tcW w:w="0" w:type="auto"/>
+            <w:vAlign w:val="center"/>
+            <w:hideMark/>
+          </w:tcPr>
+          <w:p>
+            <w:pPr>
+              <w:spacing w:after="210" w:line="360" w:lineRule="auto"/>
+              <w:rPr>
+                <w:rFonts w:ascii="Inter" w:eastAsia="Inter" w:hAnsi="Inter" w:cs="Inter"/>
+                <w:b/>
+                <w:bCs/>
+                <w:color w:val="000000"/>
+                <w:lang w:val="en-IN"/>
+              </w:rPr>
+            </w:pPr>
+            <w:r>
+              <w:rPr>
+                <w:rFonts w:ascii="Inter" w:eastAsia="Inter" w:hAnsi="Inter" w:cs="Inter"/>
+                <w:b/>
+                <w:bCs/>
+                <w:color w:val="000000"/>
+                <w:lang w:val="en-IN"/>
+              </w:rPr>
+              <w:t>self.records[patient_id] = {</w:t>
+            </w:r>
+          </w:p>
+        </w:tc>
+      </w:tr>
+      <w:tr>
+        <w:trPr>
+          <w:tblCellSpacing w:w="15" w:type="dxa"/>
+        </w:trPr>
+        <w:tc>
+          <w:tcPr>
+            <w:tcW w:w="0" w:type="auto"/>
+            <w:vAlign w:val="center"/>
+            <w:hideMark/>
+          </w:tcPr>
+          <w:p>
+            <w:pPr>
+              <w:spacing w:after="210" w:line="360" w:lineRule="auto"/>
+              <w:rPr>
+                <w:rFonts w:ascii="Inter" w:eastAsia="Inter" w:hAnsi="Inter" w:cs="Inter"/>
+                <w:b/>
+                <w:bCs/>
+                <w:color w:val="000000"/>
+                <w:lang w:val="en-IN"/>
+              </w:rPr>
+            </w:pPr>
+            <w:r>
+              <w:rPr>
+                <w:rFonts w:ascii="Inter" w:eastAsia="Inter" w:hAnsi="Inter" w:cs="Inter"/>
+                <w:b/>
+                <w:bCs/>
+                <w:color w:val="000000"/>
+                <w:lang w:val="en-IN"/>
+              </w:rPr>
+              <w:t>"personal": dict(personal),</w:t>
+            </w:r>
+          </w:p>
+        </w:tc>
+      </w:tr>
+      <w:tr>
+        <w:trPr>
+          <w:tblCellSpacing w:w="15" w:type="dxa"/>
+        </w:trPr>
+        <w:tc>
+          <w:tcPr>
+            <w:tcW w:w="0" w:type="auto"/>
+            <w:vAlign w:val="center"/>
+            <w:hideMark/>
+          </w:tcPr>
+          <w:p>
+            <w:pPr>
+              <w:spacing w:after="210" w:line="360" w:lineRule="auto"/>
+              <w:rPr>
+                <w:rFonts w:ascii="Inter" w:eastAsia="Inter" w:hAnsi="Inter" w:cs="Inter"/>
+                <w:b/>
+                <w:bCs/>
+                <w:color w:val="000000"/>
+                <w:lang w:val="en-IN"/>
+              </w:rPr>
+            </w:pPr>
+            <w:r>
+              <w:rPr>
+                <w:rFonts w:ascii="Inter" w:eastAsia="Inter" w:hAnsi="Inter" w:cs="Inter"/>
+                <w:b/>
+                <w:bCs/>
+                <w:color w:val="000000"/>
+                <w:lang w:val="en-IN"/>
+              </w:rPr>
+              <w:t>"medical": dict(medical),</w:t>
+            </w:r>
+          </w:p>
+        </w:tc>
+      </w:tr>
+      <w:tr>
+        <w:trPr>
+          <w:tblCellSpacing w:w="15" w:type="dxa"/>
+        </w:trPr>
+        <w:tc>
+          <w:tcPr>
+            <w:tcW w:w="0" w:type="auto"/>
+            <w:vAlign w:val="center"/>
+            <w:hideMark/>
+          </w:tcPr>
+          <w:p>
+            <w:pPr>
+              <w:spacing w:after="210" w:line="360" w:lineRule="auto"/>
+              <w:rPr>
+                <w:rFonts w:ascii="Inter" w:eastAsia="Inter" w:hAnsi="Inter" w:cs="Inter"/>
+                <w:b/>
+                <w:bCs/>
+                <w:color w:val="000000"/>
+                <w:lang w:val="en-IN"/>
+              </w:rPr>
+            </w:pPr>
+            <w:r>
+              <w:rPr>
+                <w:rFonts w:ascii="Inter" w:eastAsia="Inter" w:hAnsi="Inter" w:cs="Inter"/>
+                <w:b/>
+                <w:bCs/>
+                <w:color w:val="000000"/>
+                <w:lang w:val="en-IN"/>
+              </w:rPr>
+              <w:t>"visits": [],</w:t>
+            </w:r>
+          </w:p>
+        </w:tc>
+      </w:tr>
+      <w:tr>
+        <w:trPr>
+          <w:tblCellSpacing w:w="15" w:type="dxa"/>
+        </w:trPr>
+        <w:tc>
+          <w:tcPr>
+            <w:tcW w:w="0" w:type="auto"/>
+            <w:vAlign w:val="center"/>
+            <w:hideMark/>
+          </w:tcPr>
+          <w:p>
+            <w:pPr>
+              <w:spacing w:after="210" w:line="360" w:lineRule="auto"/>
+              <w:rPr>
+                <w:rFonts w:ascii="Inter" w:eastAsia="Inter" w:hAnsi="Inter" w:cs="Inter"/>
+                <w:b/>
+                <w:bCs/>
+                <w:color w:val="000000"/>
+                <w:lang w:val="en-IN"/>
+              </w:rPr>
+            </w:pPr>
+            <w:r>
+              <w:rPr>
+                <w:rFonts w:ascii="Inter" w:eastAsia="Inter" w:hAnsi="Inter" w:cs="Inter"/>
+                <w:b/>
+                <w:bCs/>
+                <w:color w:val="000000"/>
+                <w:lang w:val="en-IN"/>
+              </w:rPr>
+              <w:t>}</w:t>
+            </w:r>
+          </w:p>
+        </w:tc>
+      </w:tr>
+      <w:tr>
+        <w:trPr>
+          <w:tblCellSpacing w:w="15" w:type="dxa"/>
+        </w:trPr>
+        <w:tc>
+          <w:tcPr>
+            <w:tcW w:w="0" w:type="auto"/>
+            <w:vAlign w:val="center"/>
+            <w:hideMark/>
+          </w:tcPr>
+          <w:p>
+            <w:pPr>
+              <w:spacing w:after="210" w:line="360" w:lineRule="auto"/>
+              <w:rPr>
+                <w:rFonts w:ascii="Inter" w:eastAsia="Inter" w:hAnsi="Inter" w:cs="Inter"/>
+                <w:b/>
+                <w:bCs/>
+                <w:color w:val="000000"/>
+                <w:lang w:val="en-IN"/>
+              </w:rPr>
+            </w:pPr>
+            <w:r>
+              <w:rPr>
+                <w:rFonts w:ascii="Inter" w:eastAsia="Inter" w:hAnsi="Inter" w:cs="Inter"/>
+                <w:b/>
+                <w:bCs/>
+                <w:color w:val="000000"/>
+                <w:lang w:val="en-IN"/>
+              </w:rPr>
+              <w:t> </w:t>
+            </w:r>
+          </w:p>
+        </w:tc>
+      </w:tr>
+      <w:tr>
+        <w:trPr>
+          <w:tblCellSpacing w:w="15" w:type="dxa"/>
+        </w:trPr>
+        <w:tc>
+          <w:tcPr>
+            <w:tcW w:w="0" w:type="auto"/>
+            <w:vAlign w:val="center"/>
+            <w:hideMark/>
+          </w:tcPr>
+          <w:p>
+            <w:pPr>
+              <w:spacing w:after="210" w:line="360" w:lineRule="auto"/>
+              <w:rPr>
+                <w:rFonts w:ascii="Inter" w:eastAsia="Inter" w:hAnsi="Inter" w:cs="Inter"/>
+                <w:b/>
+                <w:bCs/>
+                <w:color w:val="000000"/>
+                <w:lang w:val="en-IN"/>
+              </w:rPr>
+            </w:pPr>
+            <w:r>
+              <w:rPr>
+                <w:rFonts w:ascii="Inter" w:eastAsia="Inter" w:hAnsi="Inter" w:cs="Inter"/>
+                <w:b/>
+                <w:bCs/>
+                <w:color w:val="000000"/>
+                <w:lang w:val="en-IN"/>
+              </w:rPr>
+              <w:lastRenderedPageBreak/>
+              <w:t>def update(self, patient_id: str, **changes) -&gt; None:</w:t>
+            </w:r>
+          </w:p>
+        </w:tc>
+      </w:tr>
+      <w:tr>
+        <w:trPr>
+          <w:tblCellSpacing w:w="15" w:type="dxa"/>
+        </w:trPr>
+        <w:tc>
+          <w:tcPr>
+            <w:tcW w:w="0" w:type="auto"/>
+            <w:vAlign w:val="center"/>
+            <w:hideMark/>
+          </w:tcPr>
+          <w:p>
+            <w:pPr>
+              <w:spacing w:after="210" w:line="360" w:lineRule="auto"/>
+              <w:rPr>
+                <w:rFonts w:ascii="Inter" w:eastAsia="Inter" w:hAnsi="Inter" w:cs="Inter"/>
+                <w:b/>
+                <w:bCs/>
+                <w:color w:val="000000"/>
+                <w:lang w:val="en-IN"/>
+              </w:rPr>
+            </w:pPr>
+            <w:r>
+              <w:rPr>
+                <w:rFonts w:ascii="Inter" w:eastAsia="Inter" w:hAnsi="Inter" w:cs="Inter"/>
+                <w:b/>
+                <w:bCs/>
+                <w:color w:val="000000"/>
+                <w:lang w:val="en-IN"/>
+              </w:rPr>
+              <w:t># Step 4: merge new fields into the existing record</w:t>
+            </w:r>
+          </w:p>
+        </w:tc>
+      </w:tr>
+      <w:tr>
+        <w:trPr>
+          <w:tblCellSpacing w:w="15" w:type="dxa"/>
+        </w:trPr>
+        <w:tc>
+          <w:tcPr>
+            <w:tcW w:w="0" w:type="auto"/>
+            <w:vAlign w:val="center"/>
+            <w:hideMark/>
+          </w:tcPr>
+          <w:p>
+            <w:pPr>
+              <w:spacing w:after="210" w:line="360" w:lineRule="auto"/>
+              <w:rPr>
+                <w:rFonts w:ascii="Inter" w:eastAsia="Inter" w:hAnsi="Inter" w:cs="Inter"/>
+                <w:b/>
+                <w:bCs/>
+                <w:color w:val="000000"/>
+                <w:lang w:val="en-IN"/>
+              </w:rPr>
+            </w:pPr>
+            <w:r>
+              <w:rPr>
+                <w:rFonts w:ascii="Inter" w:eastAsia="Inter" w:hAnsi="Inter" w:cs="Inter"/>
+                <w:b/>
+                <w:bCs/>
+                <w:color w:val="000000"/>
+                <w:lang w:val="en-IN"/>
+              </w:rPr>
+              <w:t>self.records[patient_id].update(changes)</w:t>
+            </w:r>
+          </w:p>
+        </w:tc>
+      </w:tr>
+      <w:tr>
+        <w:trPr>
+          <w:tblCellSpacing w:w="15" w:type="dxa"/>
+        </w:trPr>
+        <w:tc>
+          <w:tcPr>
+            <w:tcW w:w="0" w:type="auto"/>
+            <w:vAlign w:val="center"/>
+            <w:hideMark/>
+          </w:tcPr>
+          <w:p>
+            <w:pPr>
+              <w:spacing w:after="210" w:line="360" w:lineRule="auto"/>
+              <w:rPr>
+                <w:rFonts w:ascii="Inter" w:eastAsia="Inter" w:hAnsi="Inter" w:cs="Inter"/>
+                <w:b/>
+                <w:bCs/>
+                <w:color w:val="000000"/>
+                <w:lang w:val="en-IN"/>
+              </w:rPr>
+            </w:pPr>
+            <w:r>
+              <w:rPr>
+                <w:rFonts w:ascii="Inter" w:eastAsia="Inter" w:hAnsi="Inter" w:cs="Inter"/>
+                <w:b/>
+                <w:bCs/>
+                <w:color w:val="000000"/>
+                <w:lang w:val="en-IN"/>
+              </w:rPr>
+              <w:t> </w:t>
+            </w:r>
+          </w:p>
+        </w:tc>
+      </w:tr>
+      <w:tr>
+        <w:trPr>
+          <w:tblCellSpacing w:w="15" w:type="dxa"/>
+        </w:trPr>
+        <w:tc>
+          <w:tcPr>
+            <w:tcW w:w="0" w:type="auto"/>
+            <w:vAlign w:val="center"/>
+            <w:hideMark/>
+          </w:tcPr>
+          <w:p>
+            <w:pPr>
+              <w:spacing w:after="210" w:line="360" w:lineRule="auto"/>
+              <w:rPr>
+                <w:rFonts w:ascii="Inter" w:eastAsia="Inter" w:hAnsi="Inter" w:cs="Inter"/>
+                <w:b/>
+                <w:bCs/>
+                <w:color w:val="000000"/>
+                <w:lang w:val="en-IN"/>
+              </w:rPr>
+            </w:pPr>
+            <w:r>
+              <w:rPr>
+                <w:rFonts w:ascii="Inter" w:eastAsia="Inter" w:hAnsi="Inter" w:cs="Inter"/>
+                <w:b/>
+                <w:bCs/>
+                <w:color w:val="000000"/>
+                <w:lang w:val="en-IN"/>
+              </w:rPr>
+              <w:t>def by_blood_type(self, blood_type: str) -&gt; list[str]:</w:t>
+            </w:r>
+          </w:p>
+        </w:tc>
+      </w:tr>
+      <w:tr>
+        <w:trPr>
+          <w:tblCellSpacing w:w="15" w:type="dxa"/>
+        </w:trPr>
+        <w:tc>
+          <w:tcPr>
+            <w:tcW w:w="0" w:type="auto"/>
+            <w:vAlign w:val="center"/>
+            <w:hideMark/>
+          </w:tcPr>
+          <w:p>
+            <w:pPr>
+              <w:spacing w:after="210" w:line="360" w:lineRule="auto"/>
+              <w:rPr>
+                <w:rFonts w:ascii="Inter" w:eastAsia="Inter" w:hAnsi="Inter" w:cs="Inter"/>
+                <w:b/>
+                <w:bCs/>
+                <w:color w:val="000000"/>
+                <w:lang w:val="en-IN"/>
+              </w:rPr>
+            </w:pPr>
+            <w:r>
+              <w:rPr>
+                <w:rFonts w:ascii="Inter" w:eastAsia="Inter" w:hAnsi="Inter" w:cs="Inter"/>
+                <w:b/>
+                <w:bCs/>
+                <w:color w:val="000000"/>
+                <w:lang w:val="en-IN"/>
+              </w:rPr>
+              <w:t># Step 5: collect ids whose medical blood type matches</w:t>
+            </w:r>
+          </w:p>
+        </w:tc>
+      </w:tr>
+      <w:tr>
+        <w:trPr>
+          <w:tblCellSpacing w:w="15" w:type="dxa"/>
+        </w:trPr>
+        <w:tc>
+          <w:tcPr>
+            <w:tcW w:w="0" w:type="auto"/>
+            <w:vAlign w:val="center"/>
+            <w:hideMark/>
+          </w:tcPr>
+          <w:p>
+            <w:pPr>
+              <w:spacing w:after="210" w:line="360" w:lineRule="auto"/>
+              <w:rPr>
+                <w:rFonts w:ascii="Inter" w:eastAsia="Inter" w:hAnsi="Inter" w:cs="Inter"/>
+                <w:b/>
+                <w:bCs/>
+                <w:color w:val="000000"/>
+                <w:lang w:val="en-IN"/>
+              </w:rPr>
+            </w:pPr>
+            <w:r>
+              <w:rPr>
+                <w:rFonts w:ascii="Inter" w:eastAsia="Inter" w:hAnsi="Inter" w:cs="Inter"/>
+                <w:b/>
+                <w:bCs/>
+                <w:color w:val="000000"/>
+                <w:lang w:val="en-IN"/>
+              </w:rPr>
+              <w:t>return [</w:t>
+            </w:r>
+          </w:p>
+        </w:tc>
+      </w:tr>
+      <w:tr>
+        <w:trPr>
+          <w:tblCellSpacing w:w="15" w:type="dxa"/>
+        </w:trPr>
+        <w:tc>
+          <w:tcPr>
+            <w:tcW w:w="0" w:type="auto"/>
+            <w:vAlign w:val="center"/>
+            <w:hideMark/>
+          </w:tcPr>
+          <w:p>
+            <w:pPr>
+              <w:spacing w:after="210" w:line="360" w:lineRule="auto"/>
+              <w:rPr>
+                <w:rFonts w:ascii="Inter" w:eastAsia="Inter" w:hAnsi="Inter" w:cs="Inter"/>
+                <w:b/>
+                <w:bCs/>
+                <w:color w:val="000000"/>
+                <w:lang w:val="en-IN"/>
+              </w:rPr>
+            </w:pPr>
+            <w:r>
+              <w:rPr>
+                <w:rFonts w:ascii="Inter" w:eastAsia="Inter" w:hAnsi="Inter" w:cs="Inter"/>
+                <w:b/>
+                <w:bCs/>
+                <w:color w:val="000000"/>
+                <w:lang w:val="en-IN"/>
+              </w:rPr>
+              <w:t>pid</w:t>
+            </w:r>
+          </w:p>
+        </w:tc>
+      </w:tr>
+      <w:tr>
+        <w:trPr>
+          <w:tblCellSpacing w:w="15" w:type="dxa"/>
+        </w:trPr>
+        <w:tc>
+          <w:tcPr>
+            <w:tcW w:w="0" w:type="auto"/>
+            <w:vAlign w:val="center"/>
+            <w:hideMark/>
+          </w:tcPr>
+          <w:p>
+            <w:pPr>
+              <w:spacing w:after="210" w:line="360" w:lineRule="auto"/>
+              <w:rPr>
+                <w:rFonts w:ascii="Inter" w:eastAsia="Inter" w:hAnsi="Inter" w:cs="Inter"/>
+                <w:b/>
+                <w:bCs/>
+                <w:color w:val="000000"/>
+                <w:lang w:val="en-IN"/>
+              </w:rPr>
+            </w:pPr>
+            <w:r>
+              <w:rPr>
+                <w:rFonts w:ascii="Inter" w:eastAsia="Inter" w:hAnsi="Inter" w:cs="Inter"/>
+                <w:b/>
+                <w:bCs/>
+                <w:color w:val="000000"/>
+                <w:lang w:val="en-IN"/>
+              </w:rPr>
+              <w:t>for pid, r in self.records.items()</w:t>
+            </w:r>
+          </w:p>
+        </w:tc>
+      </w:tr>
+      <w:tr>
+        <w:trPr>
+          <w:tblCellSpacing w:w="15" w:type="dxa"/>
+        </w:trPr>
+        <w:tc>
+          <w:tcPr>
+            <w:tcW w:w="0" w:type="auto"/>
+            <w:vAlign w:val="center"/>
+            <w:hideMark/>
+          </w:tcPr>
+          <w:p>
+            <w:pPr>
+              <w:spacing w:after="210" w:line="360" w:lineRule="auto"/>
+              <w:rPr>
+                <w:rFonts w:ascii="Inter" w:eastAsia="Inter" w:hAnsi="Inter" w:cs="Inter"/>
+                <w:b/>
+                <w:bCs/>
+                <w:color w:val="000000"/>
+                <w:lang w:val="en-IN"/>
+              </w:rPr>
+            </w:pPr>
+            <w:r>
+              <w:rPr>
+                <w:rFonts w:ascii="Inter" w:eastAsia="Inter" w:hAnsi="Inter" w:cs="Inter"/>
+                <w:b/>
+                <w:bCs/>
+                <w:color w:val="000000"/>
+                <w:lang w:val="en-IN"/>
+              </w:rPr>
+              <w:t>if r["medical"].get("blood_type", "").upper() == blood_type.upper()</w:t>
+            </w:r>
+          </w:p>
+        </w:tc>
+      </w:tr>
+      <w:tr>
+        <w:trPr>
+          <w:tblCellSpacing w:w="15" w:type="dxa"/>
+        </w:trPr>
+        <w:tc>
+          <w:tcPr>
+            <w:tcW w:w="0" w:type="auto"/>
+            <w:vAlign w:val="center"/>
+            <w:hideMark/>
+          </w:tcPr>
+          <w:p>
+            <w:pPr>
+              <w:spacing w:after="210" w:line="360" w:lineRule="auto"/>
+              <w:rPr>
+                <w:rFonts w:ascii="Inter" w:eastAsia="Inter" w:hAnsi="Inter" w:cs="Inter"/>
+                <w:b/>
+                <w:bCs/>
+                <w:color w:val="000000"/>
+                <w:lang w:val="en-IN"/>
+              </w:rPr>
+            </w:pPr>
+            <w:r>
+              <w:rPr>
+                <w:rFonts w:ascii="Inter" w:eastAsia="Inter" w:hAnsi="Inter" w:cs="Inter"/>
+                <w:b/>
+                <w:bCs/>
+                <w:color w:val="000000"/>
+                <w:lang w:val="en-IN"/>
+              </w:rPr>
+              <w:t>]</w:t>
+            </w:r>
+          </w:p>
+        </w:tc>
+      </w:tr>
+      <w:tr>
+        <w:trPr>
+          <w:tblCellSpacing w:w="15" w:type="dxa"/>
+        </w:trPr>
+        <w:tc>
+          <w:tcPr>
+            <w:tcW w:w="0" w:type="auto"/>
+            <w:vAlign w:val="center"/>
+            <w:hideMark/>
+          </w:tcPr>
+          <w:p>
+            <w:pPr>
+              <w:spacing w:after="210" w:line="360" w:lineRule="auto"/>
+              <w:rPr>
+                <w:rFonts w:ascii="Inter" w:eastAsia="Inter" w:hAnsi="Inter" w:cs="Inter"/>
+                <w:b/>
+                <w:bCs/>
+                <w:color w:val="000000"/>
+                <w:lang w:val="en-IN"/>
+              </w:rPr>
+            </w:pPr>
+            <w:r>
+              <w:rPr>
+                <w:rFonts w:ascii="Inter" w:eastAsia="Inter" w:hAnsi="Inter" w:cs="Inter"/>
+                <w:b/>
+                <w:bCs/>
+                <w:color w:val="000000"/>
+                <w:lang w:val="en-IN"/>
+              </w:rPr>
+              <w:t> </w:t>
+            </w:r>
+          </w:p>
+        </w:tc>
+      </w:tr>
+      <w:tr>
+        <w:trPr>
+          <w:tblCellSpacing w:w="15" w:type="dxa"/>
+        </w:trPr>
+        <w:tc>
+          <w:tcPr>
+            <w:tcW w:w="0" w:type="auto"/>
+            <w:vAlign w:val="center"/>
+            <w:hideMark/>
+          </w:tcPr>
+          <w:p>
+            <w:pPr>
+              <w:spacing w:after="210" w:line="360" w:lineRule="auto"/>
+              <w:rPr>
+                <w:rFonts w:ascii="Inter" w:eastAsia="Inter" w:hAnsi="Inter" w:cs="Inter"/>
+                <w:b/>
+                <w:bCs/>
+                <w:color w:val="000000"/>
+                <w:lang w:val="en-IN"/>
+              </w:rPr>
+            </w:pPr>
+            <w:r>
+              <w:rPr>
+                <w:rFonts w:ascii="Inter" w:eastAsia="Inter" w:hAnsi="Inter" w:cs="Inter"/>
+                <w:b/>
+                <w:bCs/>
+                <w:color w:val="000000"/>
+                <w:lang w:val="en-IN"/>
+              </w:rPr>
+              <w:t>def visits(self, patient_id: str) -&gt; list[dict]:</w:t>
+            </w:r>
+          </w:p>
+        </w:tc>
+      </w:tr>
+      <w:tr>
+        <w:trPr>
+          <w:tblCellSpacing w:w="15" w:type="dxa"/>
+        </w:trPr>
+        <w:tc>
+          <w:tcPr>
+            <w:tcW w:w="0" w:type="auto"/>
+            <w:vAlign w:val="center"/>
+            <w:hideMark/>
+          </w:tcPr>
+          <w:p>
+            <w:pPr>
+              <w:spacing w:after="210" w:line="360" w:lineRule="auto"/>
+              <w:rPr>
+                <w:rFonts w:ascii="Inter" w:eastAsia="Inter" w:hAnsi="Inter" w:cs="Inter"/>
+                <w:b/>
+                <w:bCs/>
+                <w:color w:val="000000"/>
+                <w:lang w:val="en-IN"/>
+              </w:rPr>
+            </w:pPr>
+            <w:r>
+              <w:rPr>
+                <w:rFonts w:ascii="Inter" w:eastAsia="Inter" w:hAnsi="Inter" w:cs="Inter"/>
+                <w:b/>
+                <w:bCs/>
+                <w:color w:val="000000"/>
+                <w:lang w:val="en-IN"/>
+              </w:rPr>
+              <w:t># Step 6: return a copy of that patient's visits</w:t>
+            </w:r>
+          </w:p>
+        </w:tc>
+      </w:tr>
+      <w:tr>
+        <w:trPr>
+          <w:tblCellSpacing w:w="15" w:type="dxa"/>
+        </w:trPr>
+        <w:tc>
+          <w:tcPr>
+            <w:tcW w:w="0" w:type="auto"/>
+            <w:vAlign w:val="center"/>
+            <w:hideMark/>
+          </w:tcPr>
+          <w:p>
+            <w:pPr>
+              <w:spacing w:after="210" w:line="360" w:lineRule="auto"/>
+              <w:rPr>
+                <w:rFonts w:ascii="Inter" w:eastAsia="Inter" w:hAnsi="Inter" w:cs="Inter"/>
+                <w:b/>
+                <w:bCs/>
+                <w:color w:val="000000"/>
+                <w:lang w:val="en-IN"/>
+              </w:rPr>
+            </w:pPr>
+            <w:r>
+              <w:rPr>
+                <w:rFonts w:ascii="Inter" w:eastAsia="Inter" w:hAnsi="Inter" w:cs="Inter"/>
+                <w:b/>
+                <w:bCs/>
+                <w:color w:val="000000"/>
+                <w:lang w:val="en-IN"/>
+              </w:rPr>
+              <w:t>return list(self.records[patient_id]["visits"])</w:t>
+            </w:r>
+          </w:p>
+        </w:tc>
+      </w:tr>
+      <w:tr>
+        <w:trPr>
+          <w:tblCellSpacing w:w="15" w:type="dxa"/>
+        </w:trPr>
+        <w:tc>
+          <w:tcPr>
+            <w:tcW w:w="0" w:type="auto"/>
+            <w:vAlign w:val="center"/>
+            <w:hideMark/>
+          </w:tcPr>
+          <w:p>
+            <w:pPr>
+              <w:spacing w:after="210" w:line="360" w:lineRule="auto"/>
+              <w:rPr>
+                <w:rFonts w:ascii="Inter" w:eastAsia="Inter" w:hAnsi="Inter" w:cs="Inter"/>
+                <w:b/>
+                <w:bCs/>
+                <w:color w:val="000000"/>
+                <w:lang w:val="en-IN"/>
+              </w:rPr>
+            </w:pPr>
+            <w:r>
+              <w:rPr>
+                <w:rFonts w:ascii="Inter" w:eastAsia="Inter" w:hAnsi="Inter" w:cs="Inter"/>
+                <w:b/>
+                <w:bCs/>
+                <w:color w:val="000000"/>
+                <w:lang w:val="en-IN"/>
+              </w:rPr>
+              <w:t> </w:t>
+            </w:r>
+          </w:p>
+        </w:tc>
+      </w:tr>
+      <w:tr>
+        <w:trPr>
+          <w:tblCellSpacing w:w="15" w:type="dxa"/>
+        </w:trPr>
+        <w:tc>
+          <w:tcPr>
+            <w:tcW w:w="0" w:type="auto"/>
+            <w:vAlign w:val="center"/>
+            <w:hideMark/>
+          </w:tcPr>
+          <w:p>
+            <w:pPr>
+              <w:spacing w:after="210" w:line="360" w:lineRule="auto"/>
+              <w:rPr>
+                <w:rFonts w:ascii="Inter" w:eastAsia="Inter" w:hAnsi="Inter" w:cs="Inter"/>
+                <w:b/>
+                <w:bCs/>
+                <w:color w:val="000000"/>
+                <w:lang w:val="en-IN"/>
+              </w:rPr>
+            </w:pPr>
+            <w:r>
+              <w:rPr>
+                <w:rFonts w:ascii="Inter" w:eastAsia="Inter" w:hAnsi="Inter" w:cs="Inter"/>
+                <w:b/>
+                <w:bCs/>
+                <w:color w:val="000000"/>
+                <w:lang w:val="en-IN"/>
+              </w:rPr>
+              <w:t> </w:t>
+            </w:r>
+          </w:p>
+        </w:tc>
+      </w:tr>
+      <w:tr>
+        <w:trPr>
+          <w:tblCellSpacing w:w="15" w:type="dxa"/>
+        </w:trPr>
+        <w:tc>
+          <w:tcPr>
+            <w:tcW w:w="0" w:type="auto"/>
+            <w:vAlign w:val="center"/>
+            <w:hideMark/>
+          </w:tcPr>
+          <w:p>
+            <w:pPr>
+              <w:spacing w:after="210" w:line="360" w:lineRule="auto"/>
+              <w:rPr>
+                <w:rFonts w:ascii="Inter" w:eastAsia="Inter" w:hAnsi="Inter" w:cs="Inter"/>
+                <w:b/>
+                <w:bCs/>
+                <w:color w:val="000000"/>
+                <w:lang w:val="en-IN"/>
+              </w:rPr>
+            </w:pPr>
+            <w:r>
+              <w:rPr>
+                <w:rFonts w:ascii="Inter" w:eastAsia="Inter" w:hAnsi="Inter" w:cs="Inter"/>
+                <w:b/>
+                <w:bCs/>
+                <w:color w:val="000000"/>
+                <w:lang w:val="en-IN"/>
+              </w:rPr>
+              <w:t>if __name__ == "__main__":</w:t>
+            </w:r>
+          </w:p>
+        </w:tc>
+      </w:tr>
+      <w:tr>
+        <w:trPr>
+          <w:tblCellSpacing w:w="15" w:type="dxa"/>
+        </w:trPr>
+        <w:tc>
+          <w:tcPr>
+            <w:tcW w:w="0" w:type="auto"/>
+            <w:vAlign w:val="center"/>
+            <w:hideMark/>
+          </w:tcPr>
+          <w:p>
+            <w:pPr>
+              <w:spacing w:after="210" w:line="360" w:lineRule="auto"/>
+              <w:rPr>
+                <w:rFonts w:ascii="Inter" w:eastAsia="Inter" w:hAnsi="Inter" w:cs="Inter"/>
+                <w:b/>
+                <w:bCs/>
+                <w:color w:val="000000"/>
+                <w:lang w:val="en-IN"/>
+              </w:rPr>
+            </w:pPr>
+            <w:r>
+              <w:rPr>
+                <w:rFonts w:ascii="Inter" w:eastAsia="Inter" w:hAnsi="Inter" w:cs="Inter"/>
+                <w:b/>
+                <w:bCs/>
+                <w:color w:val="000000"/>
+                <w:lang w:val="en-IN"/>
+              </w:rPr>
+              <w:t>db = PatientRecords()</w:t>
+            </w:r>
+          </w:p>
+        </w:tc>
+      </w:tr>
+      <w:tr>
+        <w:trPr>
+          <w:tblCellSpacing w:w="15" w:type="dxa"/>
+        </w:trPr>
+        <w:tc>
+          <w:tcPr>
+            <w:tcW w:w="0" w:type="auto"/>
+            <w:vAlign w:val="center"/>
+            <w:hideMark/>
+          </w:tcPr>
+          <w:p>
+            <w:pPr>
+              <w:spacing w:after="210" w:line="360" w:lineRule="auto"/>
+              <w:rPr>
+                <w:rFonts w:ascii="Inter" w:eastAsia="Inter" w:hAnsi="Inter" w:cs="Inter"/>
+                <w:b/>
+                <w:bCs/>
+                <w:color w:val="000000"/>
+                <w:lang w:val="en-IN"/>
+              </w:rPr>
+            </w:pPr>
+            <w:r>
+              <w:rPr>
+                <w:rFonts w:ascii="Inter" w:eastAsia="Inter" w:hAnsi="Inter" w:cs="Inter"/>
+                <w:b/>
+                <w:bCs/>
+                <w:color w:val="000000"/>
+                <w:lang w:val="en-IN"/>
+              </w:rPr>
+              <w:lastRenderedPageBreak/>
+              <w:t>db.add("P1", {"name": "John", "age": 45}, {"blood_type": "O+", "allergies": ["penicillin"]})</w:t>
+            </w:r>
+          </w:p>
+        </w:tc>
+      </w:tr>
+      <w:tr>
+        <w:trPr>
+          <w:tblCellSpacing w:w="15" w:type="dxa"/>
+        </w:trPr>
+        <w:tc>
+          <w:tcPr>
+            <w:tcW w:w="0" w:type="auto"/>
+            <w:vAlign w:val="center"/>
+            <w:hideMark/>
+          </w:tcPr>
+          <w:p>
+            <w:pPr>
+              <w:spacing w:after="210" w:line="360" w:lineRule="auto"/>
+              <w:rPr>
+                <w:rFonts w:ascii="Inter" w:eastAsia="Inter" w:hAnsi="Inter" w:cs="Inter"/>
+                <w:b/>
+                <w:bCs/>
+                <w:color w:val="000000"/>
+                <w:lang w:val="en-IN"/>
+              </w:rPr>
+            </w:pPr>
+            <w:r>
+              <w:rPr>
+                <w:rFonts w:ascii="Inter" w:eastAsia="Inter" w:hAnsi="Inter" w:cs="Inter"/>
+                <w:b/>
+                <w:bCs/>
+                <w:color w:val="000000"/>
+                <w:lang w:val="en-IN"/>
+              </w:rPr>
+              <w:t>print(db.by_blood_type("o+")</w:t>
+            </w:r>
+          </w:p>
+        </w:tc>
+      </w:tr>
+    </w:tbl>
+    <w:p>
+      <w:pPr>
+        <w:spacing w:after="210" w:line="360" w:lineRule="auto"/>
+        <w:rPr>
+          <w:rFonts w:ascii="Inter" w:eastAsia="Inter" w:hAnsi="Inter" w:cs="Inter"/>
+          <w:b/>
+          <w:bCs/>
+          <w:color w:val="000000"/>
+        </w:rPr>
+      </w:pPr>
     </w:p>
     <w:p>
       <w:pPr>
         <w:spacing w:after="210" w:line="360" w:lineRule="auto"/>
-      </w:pPr>
-      <w:r>
         <w:rPr>
           <w:rFonts w:ascii="Inter" w:eastAsia="Inter" w:hAnsi="Inter" w:cs="Inter"/>
           <w:b/>
           <w:bCs/>
           <w:color w:val="000000"/>
         </w:rPr>
+      </w:pPr>
+    </w:p>
+    <w:p>
+      <w:pPr>
+        <w:spacing w:after="210" w:line="360" w:lineRule="auto"/>
+        <w:rPr>
+          <w:rFonts w:ascii="Inter" w:eastAsia="Inter" w:hAnsi="Inter" w:cs="Inter"/>
+          <w:b/>
+          <w:bCs/>
+          <w:color w:val="000000"/>
+        </w:rPr>
+      </w:pPr>
+    </w:p>
+    <w:p>
+      <w:pPr>
+        <w:spacing w:after="210" w:line="360" w:lineRule="auto"/>
+        <w:rPr>
+          <w:rFonts w:ascii="Inter" w:eastAsia="Inter" w:hAnsi="Inter" w:cs="Inter"/>
+          <w:color w:val="000000"/>
+        </w:rPr>
+      </w:pPr>
+      <w:r>
+        <w:rPr>
+          <w:rFonts w:ascii="Inter" w:eastAsia="Inter" w:hAnsi="Inter" w:cs="Inter"/>
+          <w:b/>
+          <w:bCs/>
+          <w:color w:val="000000"/>
+        </w:rPr>
+        <w:t>Q1.9 (Reasoning):</w:t>
+      </w:r>
+      <w:r>
+        <w:rPr>
+          <w:rFonts w:ascii="Inter" w:eastAsia="Inter" w:hAnsi="Inter" w:cs="Inter"/>
+          <w:color w:val="000000"/>
+        </w:rPr>
+        <w:t xml:space="preserve"> What types of objects can be used as dictionary keys in Python? Why can't you use a list of patient symptoms as a dictionary key, but you can use a tuple of symptoms? Explain with healthcare examples.</w:t>
+      </w:r>
+    </w:p>
+    <w:p>
+      <w:pPr>
+        <w:spacing w:after="210" w:line="360" w:lineRule="auto"/>
+        <w:rPr>
+          <w:rFonts w:ascii="Inter" w:eastAsia="Inter" w:hAnsi="Inter" w:cs="Inter"/>
+          <w:color w:val="000000"/>
+        </w:rPr>
+      </w:pPr>
+      <w:r>
+        <w:rPr>
+          <w:rFonts w:ascii="Inter" w:eastAsia="Inter" w:hAnsi="Inter" w:cs="Inter"/>
+          <w:color w:val="000000"/>
+        </w:rPr>
+        <w:t>Int,str,tuple</w:t>
+      </w:r>
+    </w:p>
+    <w:p>
+      <w:pPr>
+        <w:spacing w:after="210" w:line="360" w:lineRule="auto"/>
+      </w:pPr>
+      <w:r>
+        <w:t xml:space="preserve">Python uses a </w:t>
+      </w:r>
+      <w:r>
+        <w:rPr>
+          <w:b/>
+          <w:bCs/>
+        </w:rPr>
+        <w:t>hash</w:t>
+      </w:r>
+      <w:r>
+        <w:t xml:space="preserve"> to find the locker quickly. Keys must be </w:t>
+      </w:r>
+      <w:r>
+        <w:rPr>
+          <w:b/>
+          <w:bCs/>
+        </w:rPr>
+        <w:t>hashable</w:t>
+      </w:r>
+      <w:r>
+        <w:t>: they have a stable hash and clear equality.</w:t>
+      </w:r>
+    </w:p>
+    <w:p>
+      <w:pPr>
+        <w:spacing w:after="210" w:line="360" w:lineRule="auto"/>
+        <w:rPr>
+          <w:rFonts w:ascii="Inter" w:eastAsia="Inter" w:hAnsi="Inter" w:cs="Inter"/>
+          <w:color w:val="000000"/>
+        </w:rPr>
+      </w:pPr>
+      <w:r>
+        <w:rPr>
+          <w:rFonts w:ascii="Inter" w:eastAsia="Inter" w:hAnsi="Inter" w:cs="Inter"/>
+          <w:b/>
+          <w:bCs/>
+          <w:color w:val="000000"/>
+        </w:rPr>
         <w:t>Q1.10 (Reasoning):</w:t>
       </w:r>
       <w:r>
@@ -1561,6 +6388,88 @@
           <w:color w:val="000000"/>
         </w:rPr>
         <w:t xml:space="preserve"> when accessing potentially missing medical data? When would each approach be appropriate in a healthcare system?</w:t>
+      </w:r>
+    </w:p>
+    <w:p>
+      <w:pPr>
+        <w:spacing w:after="210" w:line="360" w:lineRule="auto"/>
+      </w:pPr>
+      <w:r>
+        <w:t>patient[key]</w:t>
+      </w:r>
+      <w:r>
+        <w:tab/>
+      </w:r>
+      <w:r>
+        <w:t>-</w:t>
+      </w:r>
+      <w:r>
+        <w:t xml:space="preserve"> </w:t>
+      </w:r>
+      <w:r>
+        <w:t xml:space="preserve">if key present it will give  value if not, it will return </w:t>
+      </w:r>
+      <w:r>
+        <w:t>Type error.</w:t>
+      </w:r>
+      <w:r>
+        <w:t xml:space="preserve"> present , so use for </w:t>
+      </w:r>
+      <w:r>
+        <w:rPr>
+          <w:b/>
+          <w:bCs/>
+        </w:rPr>
+        <w:t>Required</w:t>
+      </w:r>
+      <w:r>
+        <w:rPr>
+          <w:b/>
+          <w:bCs/>
+        </w:rPr>
+        <w:t xml:space="preserve"> fields</w:t>
+      </w:r>
+    </w:p>
+    <w:p>
+      <w:pPr>
+        <w:spacing w:after="210" w:line="360" w:lineRule="auto"/>
+      </w:pPr>
+      <w:r>
+        <w:tab/>
+      </w:r>
+    </w:p>
+    <w:p>
+      <w:pPr>
+        <w:spacing w:after="210" w:line="360" w:lineRule="auto"/>
+      </w:pPr>
+      <w:r>
+        <w:t>patient.</w:t>
+      </w:r>
+      <w:r>
+        <w:rPr>
+          <w:b/>
+          <w:bCs/>
+        </w:rPr>
+        <w:t>get</w:t>
+      </w:r>
+      <w:r>
+        <w:t>(key)</w:t>
+      </w:r>
+      <w:r>
+        <w:t xml:space="preserve">:  if key present it will give  value if not, it will return </w:t>
+      </w:r>
+      <w:r>
+        <w:t xml:space="preserve">None </w:t>
+      </w:r>
+      <w:r>
+        <w:t xml:space="preserve">if the field is not present , so use for </w:t>
+      </w:r>
+      <w:r>
+        <w:rPr>
+          <w:b/>
+          <w:bCs/>
+        </w:rPr>
+        <w:t>Optional fields,</w:t>
       </w:r>
     </w:p>
     <w:p>
@@ -1724,6 +6633,15 @@
           <w:szCs w:val="18"/>
         </w:rPr>
         <w:br/>
+      </w:r>
+      <w:r>
+        <w:rPr>
+          <w:rFonts w:ascii="IBM Plex Mono" w:eastAsia="IBM Plex Mono" w:hAnsi="IBM Plex Mono" w:cs="IBM Plex Mono"/>
+          <w:color w:val="000000"/>
+          <w:sz w:val="18"/>
+          <w:szCs w:val="18"/>
+        </w:rPr>
+        <w:lastRenderedPageBreak/>
         <w:t xml:space="preserve">    Check for drug interactions before prescribing new medication</w:t>
       </w:r>
       <w:r>
@@ -1905,7 +6823,6 @@
         <w:rPr>
           <w:noProof/>
         </w:rPr>
-        <w:lastRenderedPageBreak/>
         <mc:AlternateContent>
           <mc:Choice Requires="wps">
             <w:drawing>
@@ -2177,6 +7094,15 @@
           <w:szCs w:val="18"/>
         </w:rPr>
         <w:br/>
+      </w:r>
+      <w:r>
+        <w:rPr>
+          <w:rFonts w:ascii="IBM Plex Mono" w:eastAsia="IBM Plex Mono" w:hAnsi="IBM Plex Mono" w:cs="IBM Plex Mono"/>
+          <w:color w:val="000000"/>
+          <w:sz w:val="18"/>
+          <w:szCs w:val="18"/>
+        </w:rPr>
+        <w:lastRenderedPageBreak/>
         <w:t>class VitalSigns:</w:t>
       </w:r>
       <w:r>
@@ -2367,7 +7293,6 @@
         <w:rPr>
           <w:noProof/>
         </w:rPr>
-        <w:lastRenderedPageBreak/>
         <mc:AlternateContent>
           <mc:Choice Requires="wps">
             <w:drawing>
@@ -2624,6 +7549,7 @@
           <w:sz w:val="24"/>
           <w:szCs w:val="24"/>
         </w:rPr>
+        <w:lastRenderedPageBreak/>
         <w:t>Comparison and Logical Operators</w:t>
       </w:r>
     </w:p>
@@ -2832,197 +7758,205 @@
           <w:sz w:val="18"/>
           <w:szCs w:val="18"/>
         </w:rPr>
+        <w:t>class PatientPermissions:</w:t>
+      </w:r>
+      <w:r>
+        <w:rPr>
+          <w:rFonts w:ascii="IBM Plex Mono" w:eastAsia="IBM Plex Mono" w:hAnsi="IBM Plex Mono" w:cs="IBM Plex Mono"/>
+          <w:color w:val="000000"/>
+          <w:sz w:val="18"/>
+          <w:szCs w:val="18"/>
+        </w:rPr>
+        <w:br/>
+        <w:t xml:space="preserve">    """</w:t>
+      </w:r>
+      <w:r>
+        <w:rPr>
+          <w:rFonts w:ascii="IBM Plex Mono" w:eastAsia="IBM Plex Mono" w:hAnsi="IBM Plex Mono" w:cs="IBM Plex Mono"/>
+          <w:color w:val="000000"/>
+          <w:sz w:val="18"/>
+          <w:szCs w:val="18"/>
+        </w:rPr>
+        <w:br/>
+        <w:t xml:space="preserve">    Use bitwise operators to manage patient data access permissions:</w:t>
+      </w:r>
+      <w:r>
+        <w:rPr>
+          <w:rFonts w:ascii="IBM Plex Mono" w:eastAsia="IBM Plex Mono" w:hAnsi="IBM Plex Mono" w:cs="IBM Plex Mono"/>
+          <w:color w:val="000000"/>
+          <w:sz w:val="18"/>
+          <w:szCs w:val="18"/>
+        </w:rPr>
+        <w:br/>
+        <w:t xml:space="preserve">    READ = 1 (001)</w:t>
+      </w:r>
+      <w:r>
+        <w:rPr>
+          <w:rFonts w:ascii="IBM Plex Mono" w:eastAsia="IBM Plex Mono" w:hAnsi="IBM Plex Mono" w:cs="IBM Plex Mono"/>
+          <w:color w:val="000000"/>
+          <w:sz w:val="18"/>
+          <w:szCs w:val="18"/>
+        </w:rPr>
+        <w:br/>
+        <w:t xml:space="preserve">    WRITE = 2 (010)  </w:t>
+      </w:r>
+      <w:r>
+        <w:rPr>
+          <w:rFonts w:ascii="IBM Plex Mono" w:eastAsia="IBM Plex Mono" w:hAnsi="IBM Plex Mono" w:cs="IBM Plex Mono"/>
+          <w:color w:val="000000"/>
+          <w:sz w:val="18"/>
+          <w:szCs w:val="18"/>
+        </w:rPr>
+        <w:br/>
+        <w:t xml:space="preserve">    DELETE = 4 (100)</w:t>
+      </w:r>
+      <w:r>
+        <w:rPr>
+          <w:rFonts w:ascii="IBM Plex Mono" w:eastAsia="IBM Plex Mono" w:hAnsi="IBM Plex Mono" w:cs="IBM Plex Mono"/>
+          <w:color w:val="000000"/>
+          <w:sz w:val="18"/>
+          <w:szCs w:val="18"/>
+        </w:rPr>
+        <w:br/>
+        <w:t xml:space="preserve">    """</w:t>
+      </w:r>
+      <w:r>
+        <w:rPr>
+          <w:rFonts w:ascii="IBM Plex Mono" w:eastAsia="IBM Plex Mono" w:hAnsi="IBM Plex Mono" w:cs="IBM Plex Mono"/>
+          <w:color w:val="000000"/>
+          <w:sz w:val="18"/>
+          <w:szCs w:val="18"/>
+        </w:rPr>
+        <w:br/>
+        <w:t xml:space="preserve">    READ = 1</w:t>
+      </w:r>
+      <w:r>
+        <w:rPr>
+          <w:rFonts w:ascii="IBM Plex Mono" w:eastAsia="IBM Plex Mono" w:hAnsi="IBM Plex Mono" w:cs="IBM Plex Mono"/>
+          <w:color w:val="000000"/>
+          <w:sz w:val="18"/>
+          <w:szCs w:val="18"/>
+        </w:rPr>
+        <w:br/>
+        <w:t xml:space="preserve">    WRITE = 2</w:t>
+      </w:r>
+      <w:r>
+        <w:rPr>
+          <w:rFonts w:ascii="IBM Plex Mono" w:eastAsia="IBM Plex Mono" w:hAnsi="IBM Plex Mono" w:cs="IBM Plex Mono"/>
+          <w:color w:val="000000"/>
+          <w:sz w:val="18"/>
+          <w:szCs w:val="18"/>
+        </w:rPr>
+        <w:br/>
+        <w:t xml:space="preserve">    DELETE = 4</w:t>
+      </w:r>
+      <w:r>
+        <w:rPr>
+          <w:rFonts w:ascii="IBM Plex Mono" w:eastAsia="IBM Plex Mono" w:hAnsi="IBM Plex Mono" w:cs="IBM Plex Mono"/>
+          <w:color w:val="000000"/>
+          <w:sz w:val="18"/>
+          <w:szCs w:val="18"/>
+        </w:rPr>
+        <w:br/>
+        <w:t xml:space="preserve">    </w:t>
+      </w:r>
+      <w:r>
+        <w:rPr>
+          <w:rFonts w:ascii="IBM Plex Mono" w:eastAsia="IBM Plex Mono" w:hAnsi="IBM Plex Mono" w:cs="IBM Plex Mono"/>
+          <w:color w:val="000000"/>
+          <w:sz w:val="18"/>
+          <w:szCs w:val="18"/>
+        </w:rPr>
+        <w:br/>
+        <w:t xml:space="preserve">    def __init__(self, permissions: int = 0):</w:t>
+      </w:r>
+      <w:r>
+        <w:rPr>
+          <w:rFonts w:ascii="IBM Plex Mono" w:eastAsia="IBM Plex Mono" w:hAnsi="IBM Plex Mono" w:cs="IBM Plex Mono"/>
+          <w:color w:val="000000"/>
+          <w:sz w:val="18"/>
+          <w:szCs w:val="18"/>
+        </w:rPr>
+        <w:br/>
+        <w:t xml:space="preserve">        self.permissions = permissions</w:t>
+      </w:r>
+      <w:r>
+        <w:rPr>
+          <w:rFonts w:ascii="IBM Plex Mono" w:eastAsia="IBM Plex Mono" w:hAnsi="IBM Plex Mono" w:cs="IBM Plex Mono"/>
+          <w:color w:val="000000"/>
+          <w:sz w:val="18"/>
+          <w:szCs w:val="18"/>
+        </w:rPr>
+        <w:br/>
+        <w:t xml:space="preserve">    </w:t>
+      </w:r>
+      <w:r>
+        <w:rPr>
+          <w:rFonts w:ascii="IBM Plex Mono" w:eastAsia="IBM Plex Mono" w:hAnsi="IBM Plex Mono" w:cs="IBM Plex Mono"/>
+          <w:color w:val="000000"/>
+          <w:sz w:val="18"/>
+          <w:szCs w:val="18"/>
+        </w:rPr>
+        <w:br/>
+        <w:t xml:space="preserve">    def add_permission(self, permission: int):</w:t>
+      </w:r>
+      <w:r>
+        <w:rPr>
+          <w:rFonts w:ascii="IBM Plex Mono" w:eastAsia="IBM Plex Mono" w:hAnsi="IBM Plex Mono" w:cs="IBM Plex Mono"/>
+          <w:color w:val="000000"/>
+          <w:sz w:val="18"/>
+          <w:szCs w:val="18"/>
+        </w:rPr>
+        <w:br/>
+        <w:t xml:space="preserve">        """Add permission using bitwise OR"""</w:t>
+      </w:r>
+      <w:r>
+        <w:rPr>
+          <w:rFonts w:ascii="IBM Plex Mono" w:eastAsia="IBM Plex Mono" w:hAnsi="IBM Plex Mono" w:cs="IBM Plex Mono"/>
+          <w:color w:val="000000"/>
+          <w:sz w:val="18"/>
+          <w:szCs w:val="18"/>
+        </w:rPr>
+        <w:br/>
+        <w:t xml:space="preserve">        pass</w:t>
+      </w:r>
+      <w:r>
+        <w:rPr>
+          <w:rFonts w:ascii="IBM Plex Mono" w:eastAsia="IBM Plex Mono" w:hAnsi="IBM Plex Mono" w:cs="IBM Plex Mono"/>
+          <w:color w:val="000000"/>
+          <w:sz w:val="18"/>
+          <w:szCs w:val="18"/>
+        </w:rPr>
+        <w:br/>
+        <w:t xml:space="preserve">    </w:t>
+      </w:r>
+      <w:r>
+        <w:rPr>
+          <w:rFonts w:ascii="IBM Plex Mono" w:eastAsia="IBM Plex Mono" w:hAnsi="IBM Plex Mono" w:cs="IBM Plex Mono"/>
+          <w:color w:val="000000"/>
+          <w:sz w:val="18"/>
+          <w:szCs w:val="18"/>
+        </w:rPr>
+        <w:br/>
+        <w:t xml:space="preserve">    def remove_permission(self, permission: int):</w:t>
+      </w:r>
+      <w:r>
+        <w:rPr>
+          <w:rFonts w:ascii="IBM Plex Mono" w:eastAsia="IBM Plex Mono" w:hAnsi="IBM Plex Mono" w:cs="IBM Plex Mono"/>
+          <w:color w:val="000000"/>
+          <w:sz w:val="18"/>
+          <w:szCs w:val="18"/>
+        </w:rPr>
+        <w:br/>
+      </w:r>
+      <w:r>
+        <w:rPr>
+          <w:rFonts w:ascii="IBM Plex Mono" w:eastAsia="IBM Plex Mono" w:hAnsi="IBM Plex Mono" w:cs="IBM Plex Mono"/>
+          <w:color w:val="000000"/>
+          <w:sz w:val="18"/>
+          <w:szCs w:val="18"/>
+        </w:rPr>
         <w:lastRenderedPageBreak/>
-        <w:t>class PatientPermissions:</w:t>
-      </w:r>
-      <w:r>
-        <w:rPr>
-          <w:rFonts w:ascii="IBM Plex Mono" w:eastAsia="IBM Plex Mono" w:hAnsi="IBM Plex Mono" w:cs="IBM Plex Mono"/>
-          <w:color w:val="000000"/>
-          <w:sz w:val="18"/>
-          <w:szCs w:val="18"/>
-        </w:rPr>
-        <w:br/>
-        <w:t xml:space="preserve">    """</w:t>
-      </w:r>
-      <w:r>
-        <w:rPr>
-          <w:rFonts w:ascii="IBM Plex Mono" w:eastAsia="IBM Plex Mono" w:hAnsi="IBM Plex Mono" w:cs="IBM Plex Mono"/>
-          <w:color w:val="000000"/>
-          <w:sz w:val="18"/>
-          <w:szCs w:val="18"/>
-        </w:rPr>
-        <w:br/>
-        <w:t xml:space="preserve">    Use bitwise operators to manage patient data access permissions:</w:t>
-      </w:r>
-      <w:r>
-        <w:rPr>
-          <w:rFonts w:ascii="IBM Plex Mono" w:eastAsia="IBM Plex Mono" w:hAnsi="IBM Plex Mono" w:cs="IBM Plex Mono"/>
-          <w:color w:val="000000"/>
-          <w:sz w:val="18"/>
-          <w:szCs w:val="18"/>
-        </w:rPr>
-        <w:br/>
-        <w:t xml:space="preserve">    READ = 1 (001)</w:t>
-      </w:r>
-      <w:r>
-        <w:rPr>
-          <w:rFonts w:ascii="IBM Plex Mono" w:eastAsia="IBM Plex Mono" w:hAnsi="IBM Plex Mono" w:cs="IBM Plex Mono"/>
-          <w:color w:val="000000"/>
-          <w:sz w:val="18"/>
-          <w:szCs w:val="18"/>
-        </w:rPr>
-        <w:br/>
-        <w:t xml:space="preserve">    WRITE = 2 (010)  </w:t>
-      </w:r>
-      <w:r>
-        <w:rPr>
-          <w:rFonts w:ascii="IBM Plex Mono" w:eastAsia="IBM Plex Mono" w:hAnsi="IBM Plex Mono" w:cs="IBM Plex Mono"/>
-          <w:color w:val="000000"/>
-          <w:sz w:val="18"/>
-          <w:szCs w:val="18"/>
-        </w:rPr>
-        <w:br/>
-        <w:t xml:space="preserve">    DELETE = 4 (100)</w:t>
-      </w:r>
-      <w:r>
-        <w:rPr>
-          <w:rFonts w:ascii="IBM Plex Mono" w:eastAsia="IBM Plex Mono" w:hAnsi="IBM Plex Mono" w:cs="IBM Plex Mono"/>
-          <w:color w:val="000000"/>
-          <w:sz w:val="18"/>
-          <w:szCs w:val="18"/>
-        </w:rPr>
-        <w:br/>
-        <w:t xml:space="preserve">    """</w:t>
-      </w:r>
-      <w:r>
-        <w:rPr>
-          <w:rFonts w:ascii="IBM Plex Mono" w:eastAsia="IBM Plex Mono" w:hAnsi="IBM Plex Mono" w:cs="IBM Plex Mono"/>
-          <w:color w:val="000000"/>
-          <w:sz w:val="18"/>
-          <w:szCs w:val="18"/>
-        </w:rPr>
-        <w:br/>
-        <w:t xml:space="preserve">    READ = 1</w:t>
-      </w:r>
-      <w:r>
-        <w:rPr>
-          <w:rFonts w:ascii="IBM Plex Mono" w:eastAsia="IBM Plex Mono" w:hAnsi="IBM Plex Mono" w:cs="IBM Plex Mono"/>
-          <w:color w:val="000000"/>
-          <w:sz w:val="18"/>
-          <w:szCs w:val="18"/>
-        </w:rPr>
-        <w:br/>
-        <w:t xml:space="preserve">    WRITE = 2</w:t>
-      </w:r>
-      <w:r>
-        <w:rPr>
-          <w:rFonts w:ascii="IBM Plex Mono" w:eastAsia="IBM Plex Mono" w:hAnsi="IBM Plex Mono" w:cs="IBM Plex Mono"/>
-          <w:color w:val="000000"/>
-          <w:sz w:val="18"/>
-          <w:szCs w:val="18"/>
-        </w:rPr>
-        <w:br/>
-        <w:t xml:space="preserve">    DELETE = 4</w:t>
-      </w:r>
-      <w:r>
-        <w:rPr>
-          <w:rFonts w:ascii="IBM Plex Mono" w:eastAsia="IBM Plex Mono" w:hAnsi="IBM Plex Mono" w:cs="IBM Plex Mono"/>
-          <w:color w:val="000000"/>
-          <w:sz w:val="18"/>
-          <w:szCs w:val="18"/>
-        </w:rPr>
-        <w:br/>
-        <w:t xml:space="preserve">    </w:t>
-      </w:r>
-      <w:r>
-        <w:rPr>
-          <w:rFonts w:ascii="IBM Plex Mono" w:eastAsia="IBM Plex Mono" w:hAnsi="IBM Plex Mono" w:cs="IBM Plex Mono"/>
-          <w:color w:val="000000"/>
-          <w:sz w:val="18"/>
-          <w:szCs w:val="18"/>
-        </w:rPr>
-        <w:br/>
-        <w:t xml:space="preserve">    def __init__(self, permissions: int = 0):</w:t>
-      </w:r>
-      <w:r>
-        <w:rPr>
-          <w:rFonts w:ascii="IBM Plex Mono" w:eastAsia="IBM Plex Mono" w:hAnsi="IBM Plex Mono" w:cs="IBM Plex Mono"/>
-          <w:color w:val="000000"/>
-          <w:sz w:val="18"/>
-          <w:szCs w:val="18"/>
-        </w:rPr>
-        <w:br/>
-        <w:t xml:space="preserve">        self.permissions = permissions</w:t>
-      </w:r>
-      <w:r>
-        <w:rPr>
-          <w:rFonts w:ascii="IBM Plex Mono" w:eastAsia="IBM Plex Mono" w:hAnsi="IBM Plex Mono" w:cs="IBM Plex Mono"/>
-          <w:color w:val="000000"/>
-          <w:sz w:val="18"/>
-          <w:szCs w:val="18"/>
-        </w:rPr>
-        <w:br/>
-        <w:t xml:space="preserve">    </w:t>
-      </w:r>
-      <w:r>
-        <w:rPr>
-          <w:rFonts w:ascii="IBM Plex Mono" w:eastAsia="IBM Plex Mono" w:hAnsi="IBM Plex Mono" w:cs="IBM Plex Mono"/>
-          <w:color w:val="000000"/>
-          <w:sz w:val="18"/>
-          <w:szCs w:val="18"/>
-        </w:rPr>
-        <w:br/>
-        <w:t xml:space="preserve">    def add_permission(self, permission: int):</w:t>
-      </w:r>
-      <w:r>
-        <w:rPr>
-          <w:rFonts w:ascii="IBM Plex Mono" w:eastAsia="IBM Plex Mono" w:hAnsi="IBM Plex Mono" w:cs="IBM Plex Mono"/>
-          <w:color w:val="000000"/>
-          <w:sz w:val="18"/>
-          <w:szCs w:val="18"/>
-        </w:rPr>
-        <w:br/>
-        <w:t xml:space="preserve">        """Add permission using bitwise OR"""</w:t>
-      </w:r>
-      <w:r>
-        <w:rPr>
-          <w:rFonts w:ascii="IBM Plex Mono" w:eastAsia="IBM Plex Mono" w:hAnsi="IBM Plex Mono" w:cs="IBM Plex Mono"/>
-          <w:color w:val="000000"/>
-          <w:sz w:val="18"/>
-          <w:szCs w:val="18"/>
-        </w:rPr>
-        <w:br/>
-        <w:t xml:space="preserve">        pass</w:t>
-      </w:r>
-      <w:r>
-        <w:rPr>
-          <w:rFonts w:ascii="IBM Plex Mono" w:eastAsia="IBM Plex Mono" w:hAnsi="IBM Plex Mono" w:cs="IBM Plex Mono"/>
-          <w:color w:val="000000"/>
-          <w:sz w:val="18"/>
-          <w:szCs w:val="18"/>
-        </w:rPr>
-        <w:br/>
-        <w:t xml:space="preserve">    </w:t>
-      </w:r>
-      <w:r>
-        <w:rPr>
-          <w:rFonts w:ascii="IBM Plex Mono" w:eastAsia="IBM Plex Mono" w:hAnsi="IBM Plex Mono" w:cs="IBM Plex Mono"/>
-          <w:color w:val="000000"/>
-          <w:sz w:val="18"/>
-          <w:szCs w:val="18"/>
-        </w:rPr>
-        <w:br/>
-        <w:t xml:space="preserve">    def remove_permission(self, permission: int):</w:t>
-      </w:r>
-      <w:r>
-        <w:rPr>
-          <w:rFonts w:ascii="IBM Plex Mono" w:eastAsia="IBM Plex Mono" w:hAnsi="IBM Plex Mono" w:cs="IBM Plex Mono"/>
-          <w:color w:val="000000"/>
-          <w:sz w:val="18"/>
-          <w:szCs w:val="18"/>
-        </w:rPr>
-        <w:br/>
         <w:t xml:space="preserve">        """Remove permission using bitwise operations"""</w:t>
       </w:r>
       <w:r>
@@ -3225,15 +8159,6 @@
           <w:szCs w:val="18"/>
         </w:rPr>
         <w:br/>
-      </w:r>
-      <w:r>
-        <w:rPr>
-          <w:rFonts w:ascii="IBM Plex Mono" w:eastAsia="IBM Plex Mono" w:hAnsi="IBM Plex Mono" w:cs="IBM Plex Mono"/>
-          <w:color w:val="000000"/>
-          <w:sz w:val="18"/>
-          <w:szCs w:val="18"/>
-        </w:rPr>
-        <w:lastRenderedPageBreak/>
         <w:t xml:space="preserve">    """</w:t>
       </w:r>
       <w:r>
@@ -3426,6 +8351,15 @@
           <w:szCs w:val="18"/>
         </w:rPr>
         <w:br/>
+      </w:r>
+      <w:r>
+        <w:rPr>
+          <w:rFonts w:ascii="IBM Plex Mono" w:eastAsia="IBM Plex Mono" w:hAnsi="IBM Plex Mono" w:cs="IBM Plex Mono"/>
+          <w:color w:val="000000"/>
+          <w:sz w:val="18"/>
+          <w:szCs w:val="18"/>
+        </w:rPr>
+        <w:lastRenderedPageBreak/>
         <w:t xml:space="preserve">    for patient in patients_data:</w:t>
       </w:r>
       <w:r>
@@ -3689,6 +8623,204 @@
           <w:szCs w:val="18"/>
         </w:rPr>
         <w:br/>
+        <w:t xml:space="preserve">    1. Check for emergency conditions first</w:t>
+      </w:r>
+      <w:r>
+        <w:rPr>
+          <w:rFonts w:ascii="IBM Plex Mono" w:eastAsia="IBM Plex Mono" w:hAnsi="IBM Plex Mono" w:cs="IBM Plex Mono"/>
+          <w:color w:val="000000"/>
+          <w:sz w:val="18"/>
+          <w:szCs w:val="18"/>
+        </w:rPr>
+        <w:br/>
+        <w:t xml:space="preserve">    2. Evaluate chronic condition indicators</w:t>
+      </w:r>
+      <w:r>
+        <w:rPr>
+          <w:rFonts w:ascii="IBM Plex Mono" w:eastAsia="IBM Plex Mono" w:hAnsi="IBM Plex Mono" w:cs="IBM Plex Mono"/>
+          <w:color w:val="000000"/>
+          <w:sz w:val="18"/>
+          <w:szCs w:val="18"/>
+        </w:rPr>
+        <w:br/>
+        <w:t xml:space="preserve">    3. Consider common ailments</w:t>
+      </w:r>
+      <w:r>
+        <w:rPr>
+          <w:rFonts w:ascii="IBM Plex Mono" w:eastAsia="IBM Plex Mono" w:hAnsi="IBM Plex Mono" w:cs="IBM Plex Mono"/>
+          <w:color w:val="000000"/>
+          <w:sz w:val="18"/>
+          <w:szCs w:val="18"/>
+        </w:rPr>
+        <w:br/>
+        <w:t xml:space="preserve">    4. Default to further testing required</w:t>
+      </w:r>
+      <w:r>
+        <w:rPr>
+          <w:rFonts w:ascii="IBM Plex Mono" w:eastAsia="IBM Plex Mono" w:hAnsi="IBM Plex Mono" w:cs="IBM Plex Mono"/>
+          <w:color w:val="000000"/>
+          <w:sz w:val="18"/>
+          <w:szCs w:val="18"/>
+        </w:rPr>
+        <w:br/>
+        <w:t xml:space="preserve">    </w:t>
+      </w:r>
+      <w:r>
+        <w:rPr>
+          <w:rFonts w:ascii="IBM Plex Mono" w:eastAsia="IBM Plex Mono" w:hAnsi="IBM Plex Mono" w:cs="IBM Plex Mono"/>
+          <w:color w:val="000000"/>
+          <w:sz w:val="18"/>
+          <w:szCs w:val="18"/>
+        </w:rPr>
+        <w:br/>
+        <w:t xml:space="preserve">    Use nested if-else appropriately for complex medical decision making</w:t>
+      </w:r>
+      <w:r>
+        <w:rPr>
+          <w:rFonts w:ascii="IBM Plex Mono" w:eastAsia="IBM Plex Mono" w:hAnsi="IBM Plex Mono" w:cs="IBM Plex Mono"/>
+          <w:color w:val="000000"/>
+          <w:sz w:val="18"/>
+          <w:szCs w:val="18"/>
+        </w:rPr>
+        <w:br/>
+        <w:t xml:space="preserve">    """</w:t>
+      </w:r>
+      <w:r>
+        <w:rPr>
+          <w:rFonts w:ascii="IBM Plex Mono" w:eastAsia="IBM Plex Mono" w:hAnsi="IBM Plex Mono" w:cs="IBM Plex Mono"/>
+          <w:color w:val="000000"/>
+          <w:sz w:val="18"/>
+          <w:szCs w:val="18"/>
+        </w:rPr>
+        <w:br/>
+        <w:t xml:space="preserve">    pass</w:t>
+      </w:r>
+      <w:r>
+        <w:rPr>
+          <w:rFonts w:ascii="IBM Plex Mono" w:eastAsia="IBM Plex Mono" w:hAnsi="IBM Plex Mono" w:cs="IBM Plex Mono"/>
+          <w:color w:val="000000"/>
+          <w:sz w:val="18"/>
+          <w:szCs w:val="18"/>
+        </w:rPr>
+        <w:br/>
+      </w:r>
+      <w:r>
+        <w:rPr>
+          <w:rFonts w:ascii="IBM Plex Mono" w:eastAsia="IBM Plex Mono" w:hAnsi="IBM Plex Mono" w:cs="IBM Plex Mono"/>
+          <w:color w:val="000000"/>
+          <w:sz w:val="18"/>
+          <w:szCs w:val="18"/>
+        </w:rPr>
+        <w:br/>
+        <w:t>def patient_monitoring_loop(patient_id: str, monitoring_duration_hours: int):</w:t>
+      </w:r>
+      <w:r>
+        <w:rPr>
+          <w:rFonts w:ascii="IBM Plex Mono" w:eastAsia="IBM Plex Mono" w:hAnsi="IBM Plex Mono" w:cs="IBM Plex Mono"/>
+          <w:color w:val="000000"/>
+          <w:sz w:val="18"/>
+          <w:szCs w:val="18"/>
+        </w:rPr>
+        <w:br/>
+        <w:t xml:space="preserve">    """</w:t>
+      </w:r>
+      <w:r>
+        <w:rPr>
+          <w:rFonts w:ascii="IBM Plex Mono" w:eastAsia="IBM Plex Mono" w:hAnsi="IBM Plex Mono" w:cs="IBM Plex Mono"/>
+          <w:color w:val="000000"/>
+          <w:sz w:val="18"/>
+          <w:szCs w:val="18"/>
+        </w:rPr>
+        <w:br/>
+        <w:t xml:space="preserve">    Use while loop to simulate patient vital signs monitoring</w:t>
+      </w:r>
+      <w:r>
+        <w:rPr>
+          <w:rFonts w:ascii="IBM Plex Mono" w:eastAsia="IBM Plex Mono" w:hAnsi="IBM Plex Mono" w:cs="IBM Plex Mono"/>
+          <w:color w:val="000000"/>
+          <w:sz w:val="18"/>
+          <w:szCs w:val="18"/>
+        </w:rPr>
+        <w:br/>
+        <w:t xml:space="preserve">    - Check vitals every 30 minutes</w:t>
+      </w:r>
+      <w:r>
+        <w:rPr>
+          <w:rFonts w:ascii="IBM Plex Mono" w:eastAsia="IBM Plex Mono" w:hAnsi="IBM Plex Mono" w:cs="IBM Plex Mono"/>
+          <w:color w:val="000000"/>
+          <w:sz w:val="18"/>
+          <w:szCs w:val="18"/>
+        </w:rPr>
+        <w:br/>
+        <w:t xml:space="preserve">    - Alert if vitals go outside normal ranges</w:t>
+      </w:r>
+      <w:r>
+        <w:rPr>
+          <w:rFonts w:ascii="IBM Plex Mono" w:eastAsia="IBM Plex Mono" w:hAnsi="IBM Plex Mono" w:cs="IBM Plex Mono"/>
+          <w:color w:val="000000"/>
+          <w:sz w:val="18"/>
+          <w:szCs w:val="18"/>
+        </w:rPr>
+        <w:br/>
+        <w:t xml:space="preserve">    - Break if patient is stable for 2 consecutive hours</w:t>
+      </w:r>
+      <w:r>
+        <w:rPr>
+          <w:rFonts w:ascii="IBM Plex Mono" w:eastAsia="IBM Plex Mono" w:hAnsi="IBM Plex Mono" w:cs="IBM Plex Mono"/>
+          <w:color w:val="000000"/>
+          <w:sz w:val="18"/>
+          <w:szCs w:val="18"/>
+        </w:rPr>
+        <w:br/>
+        <w:t xml:space="preserve">    """</w:t>
+      </w:r>
+      <w:r>
+        <w:rPr>
+          <w:rFonts w:ascii="IBM Plex Mono" w:eastAsia="IBM Plex Mono" w:hAnsi="IBM Plex Mono" w:cs="IBM Plex Mono"/>
+          <w:color w:val="000000"/>
+          <w:sz w:val="18"/>
+          <w:szCs w:val="18"/>
+        </w:rPr>
+        <w:br/>
+        <w:t xml:space="preserve">    pass</w:t>
+      </w:r>
+      <w:r>
+        <w:rPr>
+          <w:rFonts w:ascii="IBM Plex Mono" w:eastAsia="IBM Plex Mono" w:hAnsi="IBM Plex Mono" w:cs="IBM Plex Mono"/>
+          <w:color w:val="000000"/>
+          <w:sz w:val="18"/>
+          <w:szCs w:val="18"/>
+        </w:rPr>
+        <w:br/>
+      </w:r>
+      <w:r>
+        <w:rPr>
+          <w:rFonts w:ascii="IBM Plex Mono" w:eastAsia="IBM Plex Mono" w:hAnsi="IBM Plex Mono" w:cs="IBM Plex Mono"/>
+          <w:color w:val="000000"/>
+          <w:sz w:val="18"/>
+          <w:szCs w:val="18"/>
+        </w:rPr>
+        <w:br/>
+        <w:t>def daily_medication_schedule(patient_medications: dict):</w:t>
+      </w:r>
+      <w:r>
+        <w:rPr>
+          <w:rFonts w:ascii="IBM Plex Mono" w:eastAsia="IBM Plex Mono" w:hAnsi="IBM Plex Mono" w:cs="IBM Plex Mono"/>
+          <w:color w:val="000000"/>
+          <w:sz w:val="18"/>
+          <w:szCs w:val="18"/>
+        </w:rPr>
+        <w:br/>
+        <w:t xml:space="preserve">    """</w:t>
+      </w:r>
+      <w:r>
+        <w:rPr>
+          <w:rFonts w:ascii="IBM Plex Mono" w:eastAsia="IBM Plex Mono" w:hAnsi="IBM Plex Mono" w:cs="IBM Plex Mono"/>
+          <w:color w:val="000000"/>
+          <w:sz w:val="18"/>
+          <w:szCs w:val="18"/>
+        </w:rPr>
+        <w:br/>
       </w:r>
       <w:r>
         <w:rPr>
@@ -3698,204 +8830,6 @@
           <w:szCs w:val="18"/>
         </w:rPr>
         <w:lastRenderedPageBreak/>
-        <w:t xml:space="preserve">    1. Check for emergency conditions first</w:t>
-      </w:r>
-      <w:r>
-        <w:rPr>
-          <w:rFonts w:ascii="IBM Plex Mono" w:eastAsia="IBM Plex Mono" w:hAnsi="IBM Plex Mono" w:cs="IBM Plex Mono"/>
-          <w:color w:val="000000"/>
-          <w:sz w:val="18"/>
-          <w:szCs w:val="18"/>
-        </w:rPr>
-        <w:br/>
-        <w:t xml:space="preserve">    2. Evaluate chronic condition indicators</w:t>
-      </w:r>
-      <w:r>
-        <w:rPr>
-          <w:rFonts w:ascii="IBM Plex Mono" w:eastAsia="IBM Plex Mono" w:hAnsi="IBM Plex Mono" w:cs="IBM Plex Mono"/>
-          <w:color w:val="000000"/>
-          <w:sz w:val="18"/>
-          <w:szCs w:val="18"/>
-        </w:rPr>
-        <w:br/>
-        <w:t xml:space="preserve">    3. Consider common ailments</w:t>
-      </w:r>
-      <w:r>
-        <w:rPr>
-          <w:rFonts w:ascii="IBM Plex Mono" w:eastAsia="IBM Plex Mono" w:hAnsi="IBM Plex Mono" w:cs="IBM Plex Mono"/>
-          <w:color w:val="000000"/>
-          <w:sz w:val="18"/>
-          <w:szCs w:val="18"/>
-        </w:rPr>
-        <w:br/>
-        <w:t xml:space="preserve">    4. Default to further testing required</w:t>
-      </w:r>
-      <w:r>
-        <w:rPr>
-          <w:rFonts w:ascii="IBM Plex Mono" w:eastAsia="IBM Plex Mono" w:hAnsi="IBM Plex Mono" w:cs="IBM Plex Mono"/>
-          <w:color w:val="000000"/>
-          <w:sz w:val="18"/>
-          <w:szCs w:val="18"/>
-        </w:rPr>
-        <w:br/>
-        <w:t xml:space="preserve">    </w:t>
-      </w:r>
-      <w:r>
-        <w:rPr>
-          <w:rFonts w:ascii="IBM Plex Mono" w:eastAsia="IBM Plex Mono" w:hAnsi="IBM Plex Mono" w:cs="IBM Plex Mono"/>
-          <w:color w:val="000000"/>
-          <w:sz w:val="18"/>
-          <w:szCs w:val="18"/>
-        </w:rPr>
-        <w:br/>
-        <w:t xml:space="preserve">    Use nested if-else appropriately for complex medical decision making</w:t>
-      </w:r>
-      <w:r>
-        <w:rPr>
-          <w:rFonts w:ascii="IBM Plex Mono" w:eastAsia="IBM Plex Mono" w:hAnsi="IBM Plex Mono" w:cs="IBM Plex Mono"/>
-          <w:color w:val="000000"/>
-          <w:sz w:val="18"/>
-          <w:szCs w:val="18"/>
-        </w:rPr>
-        <w:br/>
-        <w:t xml:space="preserve">    """</w:t>
-      </w:r>
-      <w:r>
-        <w:rPr>
-          <w:rFonts w:ascii="IBM Plex Mono" w:eastAsia="IBM Plex Mono" w:hAnsi="IBM Plex Mono" w:cs="IBM Plex Mono"/>
-          <w:color w:val="000000"/>
-          <w:sz w:val="18"/>
-          <w:szCs w:val="18"/>
-        </w:rPr>
-        <w:br/>
-        <w:t xml:space="preserve">    pass</w:t>
-      </w:r>
-      <w:r>
-        <w:rPr>
-          <w:rFonts w:ascii="IBM Plex Mono" w:eastAsia="IBM Plex Mono" w:hAnsi="IBM Plex Mono" w:cs="IBM Plex Mono"/>
-          <w:color w:val="000000"/>
-          <w:sz w:val="18"/>
-          <w:szCs w:val="18"/>
-        </w:rPr>
-        <w:br/>
-      </w:r>
-      <w:r>
-        <w:rPr>
-          <w:rFonts w:ascii="IBM Plex Mono" w:eastAsia="IBM Plex Mono" w:hAnsi="IBM Plex Mono" w:cs="IBM Plex Mono"/>
-          <w:color w:val="000000"/>
-          <w:sz w:val="18"/>
-          <w:szCs w:val="18"/>
-        </w:rPr>
-        <w:br/>
-        <w:t>def patient_monitoring_loop(patient_id: str, monitoring_duration_hours: int):</w:t>
-      </w:r>
-      <w:r>
-        <w:rPr>
-          <w:rFonts w:ascii="IBM Plex Mono" w:eastAsia="IBM Plex Mono" w:hAnsi="IBM Plex Mono" w:cs="IBM Plex Mono"/>
-          <w:color w:val="000000"/>
-          <w:sz w:val="18"/>
-          <w:szCs w:val="18"/>
-        </w:rPr>
-        <w:br/>
-        <w:t xml:space="preserve">    """</w:t>
-      </w:r>
-      <w:r>
-        <w:rPr>
-          <w:rFonts w:ascii="IBM Plex Mono" w:eastAsia="IBM Plex Mono" w:hAnsi="IBM Plex Mono" w:cs="IBM Plex Mono"/>
-          <w:color w:val="000000"/>
-          <w:sz w:val="18"/>
-          <w:szCs w:val="18"/>
-        </w:rPr>
-        <w:br/>
-        <w:t xml:space="preserve">    Use while loop to simulate patient vital signs monitoring</w:t>
-      </w:r>
-      <w:r>
-        <w:rPr>
-          <w:rFonts w:ascii="IBM Plex Mono" w:eastAsia="IBM Plex Mono" w:hAnsi="IBM Plex Mono" w:cs="IBM Plex Mono"/>
-          <w:color w:val="000000"/>
-          <w:sz w:val="18"/>
-          <w:szCs w:val="18"/>
-        </w:rPr>
-        <w:br/>
-        <w:t xml:space="preserve">    - Check vitals every 30 minutes</w:t>
-      </w:r>
-      <w:r>
-        <w:rPr>
-          <w:rFonts w:ascii="IBM Plex Mono" w:eastAsia="IBM Plex Mono" w:hAnsi="IBM Plex Mono" w:cs="IBM Plex Mono"/>
-          <w:color w:val="000000"/>
-          <w:sz w:val="18"/>
-          <w:szCs w:val="18"/>
-        </w:rPr>
-        <w:br/>
-        <w:t xml:space="preserve">    - Alert if vitals go outside normal ranges</w:t>
-      </w:r>
-      <w:r>
-        <w:rPr>
-          <w:rFonts w:ascii="IBM Plex Mono" w:eastAsia="IBM Plex Mono" w:hAnsi="IBM Plex Mono" w:cs="IBM Plex Mono"/>
-          <w:color w:val="000000"/>
-          <w:sz w:val="18"/>
-          <w:szCs w:val="18"/>
-        </w:rPr>
-        <w:br/>
-        <w:t xml:space="preserve">    - Break if patient is stable for 2 consecutive hours</w:t>
-      </w:r>
-      <w:r>
-        <w:rPr>
-          <w:rFonts w:ascii="IBM Plex Mono" w:eastAsia="IBM Plex Mono" w:hAnsi="IBM Plex Mono" w:cs="IBM Plex Mono"/>
-          <w:color w:val="000000"/>
-          <w:sz w:val="18"/>
-          <w:szCs w:val="18"/>
-        </w:rPr>
-        <w:br/>
-        <w:t xml:space="preserve">    """</w:t>
-      </w:r>
-      <w:r>
-        <w:rPr>
-          <w:rFonts w:ascii="IBM Plex Mono" w:eastAsia="IBM Plex Mono" w:hAnsi="IBM Plex Mono" w:cs="IBM Plex Mono"/>
-          <w:color w:val="000000"/>
-          <w:sz w:val="18"/>
-          <w:szCs w:val="18"/>
-        </w:rPr>
-        <w:br/>
-        <w:t xml:space="preserve">    pass</w:t>
-      </w:r>
-      <w:r>
-        <w:rPr>
-          <w:rFonts w:ascii="IBM Plex Mono" w:eastAsia="IBM Plex Mono" w:hAnsi="IBM Plex Mono" w:cs="IBM Plex Mono"/>
-          <w:color w:val="000000"/>
-          <w:sz w:val="18"/>
-          <w:szCs w:val="18"/>
-        </w:rPr>
-        <w:br/>
-      </w:r>
-      <w:r>
-        <w:rPr>
-          <w:rFonts w:ascii="IBM Plex Mono" w:eastAsia="IBM Plex Mono" w:hAnsi="IBM Plex Mono" w:cs="IBM Plex Mono"/>
-          <w:color w:val="000000"/>
-          <w:sz w:val="18"/>
-          <w:szCs w:val="18"/>
-        </w:rPr>
-        <w:br/>
-        <w:t>def daily_medication_schedule(patient_medications: dict):</w:t>
-      </w:r>
-      <w:r>
-        <w:rPr>
-          <w:rFonts w:ascii="IBM Plex Mono" w:eastAsia="IBM Plex Mono" w:hAnsi="IBM Plex Mono" w:cs="IBM Plex Mono"/>
-          <w:color w:val="000000"/>
-          <w:sz w:val="18"/>
-          <w:szCs w:val="18"/>
-        </w:rPr>
-        <w:br/>
-        <w:t xml:space="preserve">    """</w:t>
-      </w:r>
-      <w:r>
-        <w:rPr>
-          <w:rFonts w:ascii="IBM Plex Mono" w:eastAsia="IBM Plex Mono" w:hAnsi="IBM Plex Mono" w:cs="IBM Plex Mono"/>
-          <w:color w:val="000000"/>
-          <w:sz w:val="18"/>
-          <w:szCs w:val="18"/>
-        </w:rPr>
-        <w:br/>
         <w:t xml:space="preserve">    Use for loop to generate daily medication reminders</w:t>
       </w:r>
       <w:r>
@@ -4159,6 +9093,206 @@
           <w:szCs w:val="18"/>
         </w:rPr>
         <w:br/>
+        <w:t xml:space="preserve">    4. Generator expression: Memory-efficient processing of large patient datasets</w:t>
+      </w:r>
+      <w:r>
+        <w:rPr>
+          <w:rFonts w:ascii="IBM Plex Mono" w:eastAsia="IBM Plex Mono" w:hAnsi="IBM Plex Mono" w:cs="IBM Plex Mono"/>
+          <w:color w:val="000000"/>
+          <w:sz w:val="18"/>
+          <w:szCs w:val="18"/>
+        </w:rPr>
+        <w:br/>
+        <w:t xml:space="preserve">    """</w:t>
+      </w:r>
+      <w:r>
+        <w:rPr>
+          <w:rFonts w:ascii="IBM Plex Mono" w:eastAsia="IBM Plex Mono" w:hAnsi="IBM Plex Mono" w:cs="IBM Plex Mono"/>
+          <w:color w:val="000000"/>
+          <w:sz w:val="18"/>
+          <w:szCs w:val="18"/>
+        </w:rPr>
+        <w:br/>
+        <w:t xml:space="preserve">    </w:t>
+      </w:r>
+      <w:r>
+        <w:rPr>
+          <w:rFonts w:ascii="IBM Plex Mono" w:eastAsia="IBM Plex Mono" w:hAnsi="IBM Plex Mono" w:cs="IBM Plex Mono"/>
+          <w:color w:val="000000"/>
+          <w:sz w:val="18"/>
+          <w:szCs w:val="18"/>
+        </w:rPr>
+        <w:br/>
+        <w:t xml:space="preserve">    # List comprehension for diabetic patients</w:t>
+      </w:r>
+      <w:r>
+        <w:rPr>
+          <w:rFonts w:ascii="IBM Plex Mono" w:eastAsia="IBM Plex Mono" w:hAnsi="IBM Plex Mono" w:cs="IBM Plex Mono"/>
+          <w:color w:val="000000"/>
+          <w:sz w:val="18"/>
+          <w:szCs w:val="18"/>
+        </w:rPr>
+        <w:br/>
+        <w:t xml:space="preserve">    diabetic_patients = # Your code here</w:t>
+      </w:r>
+      <w:r>
+        <w:rPr>
+          <w:rFonts w:ascii="IBM Plex Mono" w:eastAsia="IBM Plex Mono" w:hAnsi="IBM Plex Mono" w:cs="IBM Plex Mono"/>
+          <w:color w:val="000000"/>
+          <w:sz w:val="18"/>
+          <w:szCs w:val="18"/>
+        </w:rPr>
+        <w:br/>
+        <w:t xml:space="preserve">    </w:t>
+      </w:r>
+      <w:r>
+        <w:rPr>
+          <w:rFonts w:ascii="IBM Plex Mono" w:eastAsia="IBM Plex Mono" w:hAnsi="IBM Plex Mono" w:cs="IBM Plex Mono"/>
+          <w:color w:val="000000"/>
+          <w:sz w:val="18"/>
+          <w:szCs w:val="18"/>
+        </w:rPr>
+        <w:br/>
+        <w:t xml:space="preserve">    # Dictionary comprehension for latest vitals</w:t>
+      </w:r>
+      <w:r>
+        <w:rPr>
+          <w:rFonts w:ascii="IBM Plex Mono" w:eastAsia="IBM Plex Mono" w:hAnsi="IBM Plex Mono" w:cs="IBM Plex Mono"/>
+          <w:color w:val="000000"/>
+          <w:sz w:val="18"/>
+          <w:szCs w:val="18"/>
+        </w:rPr>
+        <w:br/>
+        <w:t xml:space="preserve">    latest_vitals = # Your code here</w:t>
+      </w:r>
+      <w:r>
+        <w:rPr>
+          <w:rFonts w:ascii="IBM Plex Mono" w:eastAsia="IBM Plex Mono" w:hAnsi="IBM Plex Mono" w:cs="IBM Plex Mono"/>
+          <w:color w:val="000000"/>
+          <w:sz w:val="18"/>
+          <w:szCs w:val="18"/>
+        </w:rPr>
+        <w:br/>
+        <w:t xml:space="preserve">    </w:t>
+      </w:r>
+      <w:r>
+        <w:rPr>
+          <w:rFonts w:ascii="IBM Plex Mono" w:eastAsia="IBM Plex Mono" w:hAnsi="IBM Plex Mono" w:cs="IBM Plex Mono"/>
+          <w:color w:val="000000"/>
+          <w:sz w:val="18"/>
+          <w:szCs w:val="18"/>
+        </w:rPr>
+        <w:br/>
+        <w:t xml:space="preserve">    # Set comprehension for unique medications  </w:t>
+      </w:r>
+      <w:r>
+        <w:rPr>
+          <w:rFonts w:ascii="IBM Plex Mono" w:eastAsia="IBM Plex Mono" w:hAnsi="IBM Plex Mono" w:cs="IBM Plex Mono"/>
+          <w:color w:val="000000"/>
+          <w:sz w:val="18"/>
+          <w:szCs w:val="18"/>
+        </w:rPr>
+        <w:br/>
+        <w:t xml:space="preserve">    unique_medications = # Your code here</w:t>
+      </w:r>
+      <w:r>
+        <w:rPr>
+          <w:rFonts w:ascii="IBM Plex Mono" w:eastAsia="IBM Plex Mono" w:hAnsi="IBM Plex Mono" w:cs="IBM Plex Mono"/>
+          <w:color w:val="000000"/>
+          <w:sz w:val="18"/>
+          <w:szCs w:val="18"/>
+        </w:rPr>
+        <w:br/>
+        <w:t xml:space="preserve">    </w:t>
+      </w:r>
+      <w:r>
+        <w:rPr>
+          <w:rFonts w:ascii="IBM Plex Mono" w:eastAsia="IBM Plex Mono" w:hAnsi="IBM Plex Mono" w:cs="IBM Plex Mono"/>
+          <w:color w:val="000000"/>
+          <w:sz w:val="18"/>
+          <w:szCs w:val="18"/>
+        </w:rPr>
+        <w:br/>
+        <w:t xml:space="preserve">    # Generator for memory-efficient processing</w:t>
+      </w:r>
+      <w:r>
+        <w:rPr>
+          <w:rFonts w:ascii="IBM Plex Mono" w:eastAsia="IBM Plex Mono" w:hAnsi="IBM Plex Mono" w:cs="IBM Plex Mono"/>
+          <w:color w:val="000000"/>
+          <w:sz w:val="18"/>
+          <w:szCs w:val="18"/>
+        </w:rPr>
+        <w:br/>
+        <w:t xml:space="preserve">    def high_risk_patients():</w:t>
+      </w:r>
+      <w:r>
+        <w:rPr>
+          <w:rFonts w:ascii="IBM Plex Mono" w:eastAsia="IBM Plex Mono" w:hAnsi="IBM Plex Mono" w:cs="IBM Plex Mono"/>
+          <w:color w:val="000000"/>
+          <w:sz w:val="18"/>
+          <w:szCs w:val="18"/>
+        </w:rPr>
+        <w:br/>
+        <w:t xml:space="preserve">        # Generator expression here</w:t>
+      </w:r>
+      <w:r>
+        <w:rPr>
+          <w:rFonts w:ascii="IBM Plex Mono" w:eastAsia="IBM Plex Mono" w:hAnsi="IBM Plex Mono" w:cs="IBM Plex Mono"/>
+          <w:color w:val="000000"/>
+          <w:sz w:val="18"/>
+          <w:szCs w:val="18"/>
+        </w:rPr>
+        <w:br/>
+        <w:t xml:space="preserve">        pass</w:t>
+      </w:r>
+      <w:r>
+        <w:rPr>
+          <w:rFonts w:ascii="IBM Plex Mono" w:eastAsia="IBM Plex Mono" w:hAnsi="IBM Plex Mono" w:cs="IBM Plex Mono"/>
+          <w:color w:val="000000"/>
+          <w:sz w:val="18"/>
+          <w:szCs w:val="18"/>
+        </w:rPr>
+        <w:br/>
+        <w:t xml:space="preserve">    </w:t>
+      </w:r>
+      <w:r>
+        <w:rPr>
+          <w:rFonts w:ascii="IBM Plex Mono" w:eastAsia="IBM Plex Mono" w:hAnsi="IBM Plex Mono" w:cs="IBM Plex Mono"/>
+          <w:color w:val="000000"/>
+          <w:sz w:val="18"/>
+          <w:szCs w:val="18"/>
+        </w:rPr>
+        <w:br/>
+        <w:t xml:space="preserve">    return {</w:t>
+      </w:r>
+      <w:r>
+        <w:rPr>
+          <w:rFonts w:ascii="IBM Plex Mono" w:eastAsia="IBM Plex Mono" w:hAnsi="IBM Plex Mono" w:cs="IBM Plex Mono"/>
+          <w:color w:val="000000"/>
+          <w:sz w:val="18"/>
+          <w:szCs w:val="18"/>
+        </w:rPr>
+        <w:br/>
+        <w:t xml:space="preserve">        'diabetic_patients': diabetic_patients,</w:t>
+      </w:r>
+      <w:r>
+        <w:rPr>
+          <w:rFonts w:ascii="IBM Plex Mono" w:eastAsia="IBM Plex Mono" w:hAnsi="IBM Plex Mono" w:cs="IBM Plex Mono"/>
+          <w:color w:val="000000"/>
+          <w:sz w:val="18"/>
+          <w:szCs w:val="18"/>
+        </w:rPr>
+        <w:br/>
+        <w:t xml:space="preserve">        'latest_vitals': latest_vitals,</w:t>
+      </w:r>
+      <w:r>
+        <w:rPr>
+          <w:rFonts w:ascii="IBM Plex Mono" w:eastAsia="IBM Plex Mono" w:hAnsi="IBM Plex Mono" w:cs="IBM Plex Mono"/>
+          <w:color w:val="000000"/>
+          <w:sz w:val="18"/>
+          <w:szCs w:val="18"/>
+        </w:rPr>
+        <w:br/>
       </w:r>
       <w:r>
         <w:rPr>
@@ -4168,206 +9302,6 @@
           <w:szCs w:val="18"/>
         </w:rPr>
         <w:lastRenderedPageBreak/>
-        <w:t xml:space="preserve">    4. Generator expression: Memory-efficient processing of large patient datasets</w:t>
-      </w:r>
-      <w:r>
-        <w:rPr>
-          <w:rFonts w:ascii="IBM Plex Mono" w:eastAsia="IBM Plex Mono" w:hAnsi="IBM Plex Mono" w:cs="IBM Plex Mono"/>
-          <w:color w:val="000000"/>
-          <w:sz w:val="18"/>
-          <w:szCs w:val="18"/>
-        </w:rPr>
-        <w:br/>
-        <w:t xml:space="preserve">    """</w:t>
-      </w:r>
-      <w:r>
-        <w:rPr>
-          <w:rFonts w:ascii="IBM Plex Mono" w:eastAsia="IBM Plex Mono" w:hAnsi="IBM Plex Mono" w:cs="IBM Plex Mono"/>
-          <w:color w:val="000000"/>
-          <w:sz w:val="18"/>
-          <w:szCs w:val="18"/>
-        </w:rPr>
-        <w:br/>
-        <w:t xml:space="preserve">    </w:t>
-      </w:r>
-      <w:r>
-        <w:rPr>
-          <w:rFonts w:ascii="IBM Plex Mono" w:eastAsia="IBM Plex Mono" w:hAnsi="IBM Plex Mono" w:cs="IBM Plex Mono"/>
-          <w:color w:val="000000"/>
-          <w:sz w:val="18"/>
-          <w:szCs w:val="18"/>
-        </w:rPr>
-        <w:br/>
-        <w:t xml:space="preserve">    # List comprehension for diabetic patients</w:t>
-      </w:r>
-      <w:r>
-        <w:rPr>
-          <w:rFonts w:ascii="IBM Plex Mono" w:eastAsia="IBM Plex Mono" w:hAnsi="IBM Plex Mono" w:cs="IBM Plex Mono"/>
-          <w:color w:val="000000"/>
-          <w:sz w:val="18"/>
-          <w:szCs w:val="18"/>
-        </w:rPr>
-        <w:br/>
-        <w:t xml:space="preserve">    diabetic_patients = # Your code here</w:t>
-      </w:r>
-      <w:r>
-        <w:rPr>
-          <w:rFonts w:ascii="IBM Plex Mono" w:eastAsia="IBM Plex Mono" w:hAnsi="IBM Plex Mono" w:cs="IBM Plex Mono"/>
-          <w:color w:val="000000"/>
-          <w:sz w:val="18"/>
-          <w:szCs w:val="18"/>
-        </w:rPr>
-        <w:br/>
-        <w:t xml:space="preserve">    </w:t>
-      </w:r>
-      <w:r>
-        <w:rPr>
-          <w:rFonts w:ascii="IBM Plex Mono" w:eastAsia="IBM Plex Mono" w:hAnsi="IBM Plex Mono" w:cs="IBM Plex Mono"/>
-          <w:color w:val="000000"/>
-          <w:sz w:val="18"/>
-          <w:szCs w:val="18"/>
-        </w:rPr>
-        <w:br/>
-        <w:t xml:space="preserve">    # Dictionary comprehension for latest vitals</w:t>
-      </w:r>
-      <w:r>
-        <w:rPr>
-          <w:rFonts w:ascii="IBM Plex Mono" w:eastAsia="IBM Plex Mono" w:hAnsi="IBM Plex Mono" w:cs="IBM Plex Mono"/>
-          <w:color w:val="000000"/>
-          <w:sz w:val="18"/>
-          <w:szCs w:val="18"/>
-        </w:rPr>
-        <w:br/>
-        <w:t xml:space="preserve">    latest_vitals = # Your code here</w:t>
-      </w:r>
-      <w:r>
-        <w:rPr>
-          <w:rFonts w:ascii="IBM Plex Mono" w:eastAsia="IBM Plex Mono" w:hAnsi="IBM Plex Mono" w:cs="IBM Plex Mono"/>
-          <w:color w:val="000000"/>
-          <w:sz w:val="18"/>
-          <w:szCs w:val="18"/>
-        </w:rPr>
-        <w:br/>
-        <w:t xml:space="preserve">    </w:t>
-      </w:r>
-      <w:r>
-        <w:rPr>
-          <w:rFonts w:ascii="IBM Plex Mono" w:eastAsia="IBM Plex Mono" w:hAnsi="IBM Plex Mono" w:cs="IBM Plex Mono"/>
-          <w:color w:val="000000"/>
-          <w:sz w:val="18"/>
-          <w:szCs w:val="18"/>
-        </w:rPr>
-        <w:br/>
-        <w:t xml:space="preserve">    # Set comprehension for unique medications  </w:t>
-      </w:r>
-      <w:r>
-        <w:rPr>
-          <w:rFonts w:ascii="IBM Plex Mono" w:eastAsia="IBM Plex Mono" w:hAnsi="IBM Plex Mono" w:cs="IBM Plex Mono"/>
-          <w:color w:val="000000"/>
-          <w:sz w:val="18"/>
-          <w:szCs w:val="18"/>
-        </w:rPr>
-        <w:br/>
-        <w:t xml:space="preserve">    unique_medications = # Your code here</w:t>
-      </w:r>
-      <w:r>
-        <w:rPr>
-          <w:rFonts w:ascii="IBM Plex Mono" w:eastAsia="IBM Plex Mono" w:hAnsi="IBM Plex Mono" w:cs="IBM Plex Mono"/>
-          <w:color w:val="000000"/>
-          <w:sz w:val="18"/>
-          <w:szCs w:val="18"/>
-        </w:rPr>
-        <w:br/>
-        <w:t xml:space="preserve">    </w:t>
-      </w:r>
-      <w:r>
-        <w:rPr>
-          <w:rFonts w:ascii="IBM Plex Mono" w:eastAsia="IBM Plex Mono" w:hAnsi="IBM Plex Mono" w:cs="IBM Plex Mono"/>
-          <w:color w:val="000000"/>
-          <w:sz w:val="18"/>
-          <w:szCs w:val="18"/>
-        </w:rPr>
-        <w:br/>
-        <w:t xml:space="preserve">    # Generator for memory-efficient processing</w:t>
-      </w:r>
-      <w:r>
-        <w:rPr>
-          <w:rFonts w:ascii="IBM Plex Mono" w:eastAsia="IBM Plex Mono" w:hAnsi="IBM Plex Mono" w:cs="IBM Plex Mono"/>
-          <w:color w:val="000000"/>
-          <w:sz w:val="18"/>
-          <w:szCs w:val="18"/>
-        </w:rPr>
-        <w:br/>
-        <w:t xml:space="preserve">    def high_risk_patients():</w:t>
-      </w:r>
-      <w:r>
-        <w:rPr>
-          <w:rFonts w:ascii="IBM Plex Mono" w:eastAsia="IBM Plex Mono" w:hAnsi="IBM Plex Mono" w:cs="IBM Plex Mono"/>
-          <w:color w:val="000000"/>
-          <w:sz w:val="18"/>
-          <w:szCs w:val="18"/>
-        </w:rPr>
-        <w:br/>
-        <w:t xml:space="preserve">        # Generator expression here</w:t>
-      </w:r>
-      <w:r>
-        <w:rPr>
-          <w:rFonts w:ascii="IBM Plex Mono" w:eastAsia="IBM Plex Mono" w:hAnsi="IBM Plex Mono" w:cs="IBM Plex Mono"/>
-          <w:color w:val="000000"/>
-          <w:sz w:val="18"/>
-          <w:szCs w:val="18"/>
-        </w:rPr>
-        <w:br/>
-        <w:t xml:space="preserve">        pass</w:t>
-      </w:r>
-      <w:r>
-        <w:rPr>
-          <w:rFonts w:ascii="IBM Plex Mono" w:eastAsia="IBM Plex Mono" w:hAnsi="IBM Plex Mono" w:cs="IBM Plex Mono"/>
-          <w:color w:val="000000"/>
-          <w:sz w:val="18"/>
-          <w:szCs w:val="18"/>
-        </w:rPr>
-        <w:br/>
-        <w:t xml:space="preserve">    </w:t>
-      </w:r>
-      <w:r>
-        <w:rPr>
-          <w:rFonts w:ascii="IBM Plex Mono" w:eastAsia="IBM Plex Mono" w:hAnsi="IBM Plex Mono" w:cs="IBM Plex Mono"/>
-          <w:color w:val="000000"/>
-          <w:sz w:val="18"/>
-          <w:szCs w:val="18"/>
-        </w:rPr>
-        <w:br/>
-        <w:t xml:space="preserve">    return {</w:t>
-      </w:r>
-      <w:r>
-        <w:rPr>
-          <w:rFonts w:ascii="IBM Plex Mono" w:eastAsia="IBM Plex Mono" w:hAnsi="IBM Plex Mono" w:cs="IBM Plex Mono"/>
-          <w:color w:val="000000"/>
-          <w:sz w:val="18"/>
-          <w:szCs w:val="18"/>
-        </w:rPr>
-        <w:br/>
-        <w:t xml:space="preserve">        'diabetic_patients': diabetic_patients,</w:t>
-      </w:r>
-      <w:r>
-        <w:rPr>
-          <w:rFonts w:ascii="IBM Plex Mono" w:eastAsia="IBM Plex Mono" w:hAnsi="IBM Plex Mono" w:cs="IBM Plex Mono"/>
-          <w:color w:val="000000"/>
-          <w:sz w:val="18"/>
-          <w:szCs w:val="18"/>
-        </w:rPr>
-        <w:br/>
-        <w:t xml:space="preserve">        'latest_vitals': latest_vitals,</w:t>
-      </w:r>
-      <w:r>
-        <w:rPr>
-          <w:rFonts w:ascii="IBM Plex Mono" w:eastAsia="IBM Plex Mono" w:hAnsi="IBM Plex Mono" w:cs="IBM Plex Mono"/>
-          <w:color w:val="000000"/>
-          <w:sz w:val="18"/>
-          <w:szCs w:val="18"/>
-        </w:rPr>
-        <w:br/>
         <w:t xml:space="preserve">        'unique_medications': unique_medications,</w:t>
       </w:r>
       <w:r>
@@ -4599,15 +9533,6 @@
           <w:szCs w:val="18"/>
         </w:rPr>
         <w:br/>
-      </w:r>
-      <w:r>
-        <w:rPr>
-          <w:rFonts w:ascii="IBM Plex Mono" w:eastAsia="IBM Plex Mono" w:hAnsi="IBM Plex Mono" w:cs="IBM Plex Mono"/>
-          <w:color w:val="000000"/>
-          <w:sz w:val="18"/>
-          <w:szCs w:val="18"/>
-        </w:rPr>
-        <w:lastRenderedPageBreak/>
         <w:t xml:space="preserve">    Create flexible appointment scheduling:</w:t>
       </w:r>
       <w:r>
@@ -4813,6 +9738,7 @@
           <w:sz w:val="24"/>
           <w:szCs w:val="24"/>
         </w:rPr>
+        <w:lastRenderedPageBreak/>
         <w:t>Recursion</w:t>
       </w:r>
     </w:p>
@@ -4999,15 +9925,6 @@
           <w:szCs w:val="18"/>
         </w:rPr>
         <w:br/>
-      </w:r>
-      <w:r>
-        <w:rPr>
-          <w:rFonts w:ascii="IBM Plex Mono" w:eastAsia="IBM Plex Mono" w:hAnsi="IBM Plex Mono" w:cs="IBM Plex Mono"/>
-          <w:color w:val="000000"/>
-          <w:sz w:val="18"/>
-          <w:szCs w:val="18"/>
-        </w:rPr>
-        <w:lastRenderedPageBreak/>
         <w:t xml:space="preserve">        }</w:t>
       </w:r>
       <w:r>
@@ -5223,6 +10140,7 @@
           <w:sz w:val="24"/>
           <w:szCs w:val="24"/>
         </w:rPr>
+        <w:lastRenderedPageBreak/>
         <w:t>Anonymous Functions (Lambda)</w:t>
       </w:r>
     </w:p>
@@ -5399,15 +10317,6 @@
           <w:szCs w:val="18"/>
         </w:rPr>
         <w:br/>
-      </w:r>
-      <w:r>
-        <w:rPr>
-          <w:rFonts w:ascii="IBM Plex Mono" w:eastAsia="IBM Plex Mono" w:hAnsi="IBM Plex Mono" w:cs="IBM Plex Mono"/>
-          <w:color w:val="000000"/>
-          <w:sz w:val="18"/>
-          <w:szCs w:val="18"/>
-        </w:rPr>
-        <w:lastRenderedPageBreak/>
         <w:t xml:space="preserve">    # Lambda to calculate how far from normal range</w:t>
       </w:r>
       <w:r>
@@ -5638,6 +10547,7 @@
           <w:sz w:val="18"/>
           <w:szCs w:val="18"/>
         </w:rPr>
+        <w:lastRenderedPageBreak/>
         <w:br/>
         <w:t>def patient_management_system():</w:t>
       </w:r>
@@ -5799,15 +10709,6 @@
           <w:szCs w:val="18"/>
         </w:rPr>
         <w:br/>
-      </w:r>
-      <w:r>
-        <w:rPr>
-          <w:rFonts w:ascii="IBM Plex Mono" w:eastAsia="IBM Plex Mono" w:hAnsi="IBM Plex Mono" w:cs="IBM Plex Mono"/>
-          <w:color w:val="000000"/>
-          <w:sz w:val="18"/>
-          <w:szCs w:val="18"/>
-        </w:rPr>
-        <w:lastRenderedPageBreak/>
         <w:t xml:space="preserve">        pass</w:t>
       </w:r>
       <w:r>
@@ -6082,6 +10983,15 @@
           <w:szCs w:val="18"/>
         </w:rPr>
         <w:br/>
+      </w:r>
+      <w:r>
+        <w:rPr>
+          <w:rFonts w:ascii="IBM Plex Mono" w:eastAsia="IBM Plex Mono" w:hAnsi="IBM Plex Mono" w:cs="IBM Plex Mono"/>
+          <w:color w:val="000000"/>
+          <w:sz w:val="18"/>
+          <w:szCs w:val="18"/>
+        </w:rPr>
+        <w:lastRenderedPageBreak/>
         <w:t xml:space="preserve">    lab_results = [</w:t>
       </w:r>
       <w:r>
@@ -6252,6 +11162,236 @@
           <w:szCs w:val="18"/>
         </w:rPr>
         <w:br/>
+        <w:t xml:space="preserve">    </w:t>
+      </w:r>
+      <w:r>
+        <w:rPr>
+          <w:rFonts w:ascii="IBM Plex Mono" w:eastAsia="IBM Plex Mono" w:hAnsi="IBM Plex Mono" w:cs="IBM Plex Mono"/>
+          <w:color w:val="000000"/>
+          <w:sz w:val="18"/>
+          <w:szCs w:val="18"/>
+        </w:rPr>
+        <w:br/>
+        <w:t xml:space="preserve">    # Use reduce() to find patient with most medications</w:t>
+      </w:r>
+      <w:r>
+        <w:rPr>
+          <w:rFonts w:ascii="IBM Plex Mono" w:eastAsia="IBM Plex Mono" w:hAnsi="IBM Plex Mono" w:cs="IBM Plex Mono"/>
+          <w:color w:val="000000"/>
+          <w:sz w:val="18"/>
+          <w:szCs w:val="18"/>
+        </w:rPr>
+        <w:br/>
+        <w:t xml:space="preserve">    from functools import reduce</w:t>
+      </w:r>
+      <w:r>
+        <w:rPr>
+          <w:rFonts w:ascii="IBM Plex Mono" w:eastAsia="IBM Plex Mono" w:hAnsi="IBM Plex Mono" w:cs="IBM Plex Mono"/>
+          <w:color w:val="000000"/>
+          <w:sz w:val="18"/>
+          <w:szCs w:val="18"/>
+        </w:rPr>
+        <w:br/>
+        <w:t xml:space="preserve">    most_medications = reduce(# Your code here)</w:t>
+      </w:r>
+      <w:r>
+        <w:rPr>
+          <w:rFonts w:ascii="IBM Plex Mono" w:eastAsia="IBM Plex Mono" w:hAnsi="IBM Plex Mono" w:cs="IBM Plex Mono"/>
+          <w:color w:val="000000"/>
+          <w:sz w:val="18"/>
+          <w:szCs w:val="18"/>
+        </w:rPr>
+        <w:br/>
+        <w:t xml:space="preserve">    </w:t>
+      </w:r>
+      <w:r>
+        <w:rPr>
+          <w:rFonts w:ascii="IBM Plex Mono" w:eastAsia="IBM Plex Mono" w:hAnsi="IBM Plex Mono" w:cs="IBM Plex Mono"/>
+          <w:color w:val="000000"/>
+          <w:sz w:val="18"/>
+          <w:szCs w:val="18"/>
+        </w:rPr>
+        <w:br/>
+        <w:t xml:space="preserve">    # Use sorted() with custom key for complex sorting</w:t>
+      </w:r>
+      <w:r>
+        <w:rPr>
+          <w:rFonts w:ascii="IBM Plex Mono" w:eastAsia="IBM Plex Mono" w:hAnsi="IBM Plex Mono" w:cs="IBM Plex Mono"/>
+          <w:color w:val="000000"/>
+          <w:sz w:val="18"/>
+          <w:szCs w:val="18"/>
+        </w:rPr>
+        <w:br/>
+        <w:t xml:space="preserve">    sorted_by_risk = sorted(# Your code here)</w:t>
+      </w:r>
+      <w:r>
+        <w:rPr>
+          <w:rFonts w:ascii="IBM Plex Mono" w:eastAsia="IBM Plex Mono" w:hAnsi="IBM Plex Mono" w:cs="IBM Plex Mono"/>
+          <w:color w:val="000000"/>
+          <w:sz w:val="18"/>
+          <w:szCs w:val="18"/>
+        </w:rPr>
+        <w:br/>
+        <w:t xml:space="preserve">    </w:t>
+      </w:r>
+      <w:r>
+        <w:rPr>
+          <w:rFonts w:ascii="IBM Plex Mono" w:eastAsia="IBM Plex Mono" w:hAnsi="IBM Plex Mono" w:cs="IBM Plex Mono"/>
+          <w:color w:val="000000"/>
+          <w:sz w:val="18"/>
+          <w:szCs w:val="18"/>
+        </w:rPr>
+        <w:br/>
+        <w:t xml:space="preserve">    # Use min/max for vital statistics</w:t>
+      </w:r>
+      <w:r>
+        <w:rPr>
+          <w:rFonts w:ascii="IBM Plex Mono" w:eastAsia="IBM Plex Mono" w:hAnsi="IBM Plex Mono" w:cs="IBM Plex Mono"/>
+          <w:color w:val="000000"/>
+          <w:sz w:val="18"/>
+          <w:szCs w:val="18"/>
+        </w:rPr>
+        <w:br/>
+        <w:t xml:space="preserve">    min_age = min(# Your code here)</w:t>
+      </w:r>
+      <w:r>
+        <w:rPr>
+          <w:rFonts w:ascii="IBM Plex Mono" w:eastAsia="IBM Plex Mono" w:hAnsi="IBM Plex Mono" w:cs="IBM Plex Mono"/>
+          <w:color w:val="000000"/>
+          <w:sz w:val="18"/>
+          <w:szCs w:val="18"/>
+        </w:rPr>
+        <w:br/>
+        <w:t xml:space="preserve">    max_temp = max(# Your code here)</w:t>
+      </w:r>
+      <w:r>
+        <w:rPr>
+          <w:rFonts w:ascii="IBM Plex Mono" w:eastAsia="IBM Plex Mono" w:hAnsi="IBM Plex Mono" w:cs="IBM Plex Mono"/>
+          <w:color w:val="000000"/>
+          <w:sz w:val="18"/>
+          <w:szCs w:val="18"/>
+        </w:rPr>
+        <w:br/>
+        <w:t xml:space="preserve">    </w:t>
+      </w:r>
+      <w:r>
+        <w:rPr>
+          <w:rFonts w:ascii="IBM Plex Mono" w:eastAsia="IBM Plex Mono" w:hAnsi="IBM Plex Mono" w:cs="IBM Plex Mono"/>
+          <w:color w:val="000000"/>
+          <w:sz w:val="18"/>
+          <w:szCs w:val="18"/>
+        </w:rPr>
+        <w:br/>
+        <w:t xml:space="preserve">    # Use type() and id() for debugging patient data issues</w:t>
+      </w:r>
+      <w:r>
+        <w:rPr>
+          <w:rFonts w:ascii="IBM Plex Mono" w:eastAsia="IBM Plex Mono" w:hAnsi="IBM Plex Mono" w:cs="IBM Plex Mono"/>
+          <w:color w:val="000000"/>
+          <w:sz w:val="18"/>
+          <w:szCs w:val="18"/>
+        </w:rPr>
+        <w:br/>
+        <w:t xml:space="preserve">    data_types = {pid: type(data) for pid, data in # Your code here}</w:t>
+      </w:r>
+      <w:r>
+        <w:rPr>
+          <w:rFonts w:ascii="IBM Plex Mono" w:eastAsia="IBM Plex Mono" w:hAnsi="IBM Plex Mono" w:cs="IBM Plex Mono"/>
+          <w:color w:val="000000"/>
+          <w:sz w:val="18"/>
+          <w:szCs w:val="18"/>
+        </w:rPr>
+        <w:br/>
+        <w:t xml:space="preserve">    </w:t>
+      </w:r>
+      <w:r>
+        <w:rPr>
+          <w:rFonts w:ascii="IBM Plex Mono" w:eastAsia="IBM Plex Mono" w:hAnsi="IBM Plex Mono" w:cs="IBM Plex Mono"/>
+          <w:color w:val="000000"/>
+          <w:sz w:val="18"/>
+          <w:szCs w:val="18"/>
+        </w:rPr>
+        <w:br/>
+        <w:t xml:space="preserve">    # Use range() for generating appointment time slots</w:t>
+      </w:r>
+      <w:r>
+        <w:rPr>
+          <w:rFonts w:ascii="IBM Plex Mono" w:eastAsia="IBM Plex Mono" w:hAnsi="IBM Plex Mono" w:cs="IBM Plex Mono"/>
+          <w:color w:val="000000"/>
+          <w:sz w:val="18"/>
+          <w:szCs w:val="18"/>
+        </w:rPr>
+        <w:br/>
+        <w:t xml:space="preserve">    time_slots = list(range(# Your code here))</w:t>
+      </w:r>
+      <w:r>
+        <w:rPr>
+          <w:rFonts w:ascii="IBM Plex Mono" w:eastAsia="IBM Plex Mono" w:hAnsi="IBM Plex Mono" w:cs="IBM Plex Mono"/>
+          <w:color w:val="000000"/>
+          <w:sz w:val="18"/>
+          <w:szCs w:val="18"/>
+        </w:rPr>
+        <w:br/>
+        <w:t xml:space="preserve">    </w:t>
+      </w:r>
+      <w:r>
+        <w:rPr>
+          <w:rFonts w:ascii="IBM Plex Mono" w:eastAsia="IBM Plex Mono" w:hAnsi="IBM Plex Mono" w:cs="IBM Plex Mono"/>
+          <w:color w:val="000000"/>
+          <w:sz w:val="18"/>
+          <w:szCs w:val="18"/>
+        </w:rPr>
+        <w:br/>
+        <w:t xml:space="preserve">    return {</w:t>
+      </w:r>
+      <w:r>
+        <w:rPr>
+          <w:rFonts w:ascii="IBM Plex Mono" w:eastAsia="IBM Plex Mono" w:hAnsi="IBM Plex Mono" w:cs="IBM Plex Mono"/>
+          <w:color w:val="000000"/>
+          <w:sz w:val="18"/>
+          <w:szCs w:val="18"/>
+        </w:rPr>
+        <w:br/>
+        <w:t xml:space="preserve">        'ages': ages,</w:t>
+      </w:r>
+      <w:r>
+        <w:rPr>
+          <w:rFonts w:ascii="IBM Plex Mono" w:eastAsia="IBM Plex Mono" w:hAnsi="IBM Plex Mono" w:cs="IBM Plex Mono"/>
+          <w:color w:val="000000"/>
+          <w:sz w:val="18"/>
+          <w:szCs w:val="18"/>
+        </w:rPr>
+        <w:br/>
+        <w:t xml:space="preserve">        'elderly_patients': elderly,</w:t>
+      </w:r>
+      <w:r>
+        <w:rPr>
+          <w:rFonts w:ascii="IBM Plex Mono" w:eastAsia="IBM Plex Mono" w:hAnsi="IBM Plex Mono" w:cs="IBM Plex Mono"/>
+          <w:color w:val="000000"/>
+          <w:sz w:val="18"/>
+          <w:szCs w:val="18"/>
+        </w:rPr>
+        <w:br/>
+        <w:t xml:space="preserve">        'combined_data': combined_data,</w:t>
+      </w:r>
+      <w:r>
+        <w:rPr>
+          <w:rFonts w:ascii="IBM Plex Mono" w:eastAsia="IBM Plex Mono" w:hAnsi="IBM Plex Mono" w:cs="IBM Plex Mono"/>
+          <w:color w:val="000000"/>
+          <w:sz w:val="18"/>
+          <w:szCs w:val="18"/>
+        </w:rPr>
+        <w:br/>
+        <w:t xml:space="preserve">        'indexed_patients': indexed_patients,</w:t>
+      </w:r>
+      <w:r>
+        <w:rPr>
+          <w:rFonts w:ascii="IBM Plex Mono" w:eastAsia="IBM Plex Mono" w:hAnsi="IBM Plex Mono" w:cs="IBM Plex Mono"/>
+          <w:color w:val="000000"/>
+          <w:sz w:val="18"/>
+          <w:szCs w:val="18"/>
+        </w:rPr>
+        <w:br/>
       </w:r>
       <w:r>
         <w:rPr>
@@ -6261,236 +11401,6 @@
           <w:szCs w:val="18"/>
         </w:rPr>
         <w:lastRenderedPageBreak/>
-        <w:t xml:space="preserve">    </w:t>
-      </w:r>
-      <w:r>
-        <w:rPr>
-          <w:rFonts w:ascii="IBM Plex Mono" w:eastAsia="IBM Plex Mono" w:hAnsi="IBM Plex Mono" w:cs="IBM Plex Mono"/>
-          <w:color w:val="000000"/>
-          <w:sz w:val="18"/>
-          <w:szCs w:val="18"/>
-        </w:rPr>
-        <w:br/>
-        <w:t xml:space="preserve">    # Use reduce() to find patient with most medications</w:t>
-      </w:r>
-      <w:r>
-        <w:rPr>
-          <w:rFonts w:ascii="IBM Plex Mono" w:eastAsia="IBM Plex Mono" w:hAnsi="IBM Plex Mono" w:cs="IBM Plex Mono"/>
-          <w:color w:val="000000"/>
-          <w:sz w:val="18"/>
-          <w:szCs w:val="18"/>
-        </w:rPr>
-        <w:br/>
-        <w:t xml:space="preserve">    from functools import reduce</w:t>
-      </w:r>
-      <w:r>
-        <w:rPr>
-          <w:rFonts w:ascii="IBM Plex Mono" w:eastAsia="IBM Plex Mono" w:hAnsi="IBM Plex Mono" w:cs="IBM Plex Mono"/>
-          <w:color w:val="000000"/>
-          <w:sz w:val="18"/>
-          <w:szCs w:val="18"/>
-        </w:rPr>
-        <w:br/>
-        <w:t xml:space="preserve">    most_medications = reduce(# Your code here)</w:t>
-      </w:r>
-      <w:r>
-        <w:rPr>
-          <w:rFonts w:ascii="IBM Plex Mono" w:eastAsia="IBM Plex Mono" w:hAnsi="IBM Plex Mono" w:cs="IBM Plex Mono"/>
-          <w:color w:val="000000"/>
-          <w:sz w:val="18"/>
-          <w:szCs w:val="18"/>
-        </w:rPr>
-        <w:br/>
-        <w:t xml:space="preserve">    </w:t>
-      </w:r>
-      <w:r>
-        <w:rPr>
-          <w:rFonts w:ascii="IBM Plex Mono" w:eastAsia="IBM Plex Mono" w:hAnsi="IBM Plex Mono" w:cs="IBM Plex Mono"/>
-          <w:color w:val="000000"/>
-          <w:sz w:val="18"/>
-          <w:szCs w:val="18"/>
-        </w:rPr>
-        <w:br/>
-        <w:t xml:space="preserve">    # Use sorted() with custom key for complex sorting</w:t>
-      </w:r>
-      <w:r>
-        <w:rPr>
-          <w:rFonts w:ascii="IBM Plex Mono" w:eastAsia="IBM Plex Mono" w:hAnsi="IBM Plex Mono" w:cs="IBM Plex Mono"/>
-          <w:color w:val="000000"/>
-          <w:sz w:val="18"/>
-          <w:szCs w:val="18"/>
-        </w:rPr>
-        <w:br/>
-        <w:t xml:space="preserve">    sorted_by_risk = sorted(# Your code here)</w:t>
-      </w:r>
-      <w:r>
-        <w:rPr>
-          <w:rFonts w:ascii="IBM Plex Mono" w:eastAsia="IBM Plex Mono" w:hAnsi="IBM Plex Mono" w:cs="IBM Plex Mono"/>
-          <w:color w:val="000000"/>
-          <w:sz w:val="18"/>
-          <w:szCs w:val="18"/>
-        </w:rPr>
-        <w:br/>
-        <w:t xml:space="preserve">    </w:t>
-      </w:r>
-      <w:r>
-        <w:rPr>
-          <w:rFonts w:ascii="IBM Plex Mono" w:eastAsia="IBM Plex Mono" w:hAnsi="IBM Plex Mono" w:cs="IBM Plex Mono"/>
-          <w:color w:val="000000"/>
-          <w:sz w:val="18"/>
-          <w:szCs w:val="18"/>
-        </w:rPr>
-        <w:br/>
-        <w:t xml:space="preserve">    # Use min/max for vital statistics</w:t>
-      </w:r>
-      <w:r>
-        <w:rPr>
-          <w:rFonts w:ascii="IBM Plex Mono" w:eastAsia="IBM Plex Mono" w:hAnsi="IBM Plex Mono" w:cs="IBM Plex Mono"/>
-          <w:color w:val="000000"/>
-          <w:sz w:val="18"/>
-          <w:szCs w:val="18"/>
-        </w:rPr>
-        <w:br/>
-        <w:t xml:space="preserve">    min_age = min(# Your code here)</w:t>
-      </w:r>
-      <w:r>
-        <w:rPr>
-          <w:rFonts w:ascii="IBM Plex Mono" w:eastAsia="IBM Plex Mono" w:hAnsi="IBM Plex Mono" w:cs="IBM Plex Mono"/>
-          <w:color w:val="000000"/>
-          <w:sz w:val="18"/>
-          <w:szCs w:val="18"/>
-        </w:rPr>
-        <w:br/>
-        <w:t xml:space="preserve">    max_temp = max(# Your code here)</w:t>
-      </w:r>
-      <w:r>
-        <w:rPr>
-          <w:rFonts w:ascii="IBM Plex Mono" w:eastAsia="IBM Plex Mono" w:hAnsi="IBM Plex Mono" w:cs="IBM Plex Mono"/>
-          <w:color w:val="000000"/>
-          <w:sz w:val="18"/>
-          <w:szCs w:val="18"/>
-        </w:rPr>
-        <w:br/>
-        <w:t xml:space="preserve">    </w:t>
-      </w:r>
-      <w:r>
-        <w:rPr>
-          <w:rFonts w:ascii="IBM Plex Mono" w:eastAsia="IBM Plex Mono" w:hAnsi="IBM Plex Mono" w:cs="IBM Plex Mono"/>
-          <w:color w:val="000000"/>
-          <w:sz w:val="18"/>
-          <w:szCs w:val="18"/>
-        </w:rPr>
-        <w:br/>
-        <w:t xml:space="preserve">    # Use type() and id() for debugging patient data issues</w:t>
-      </w:r>
-      <w:r>
-        <w:rPr>
-          <w:rFonts w:ascii="IBM Plex Mono" w:eastAsia="IBM Plex Mono" w:hAnsi="IBM Plex Mono" w:cs="IBM Plex Mono"/>
-          <w:color w:val="000000"/>
-          <w:sz w:val="18"/>
-          <w:szCs w:val="18"/>
-        </w:rPr>
-        <w:br/>
-        <w:t xml:space="preserve">    data_types = {pid: type(data) for pid, data in # Your code here}</w:t>
-      </w:r>
-      <w:r>
-        <w:rPr>
-          <w:rFonts w:ascii="IBM Plex Mono" w:eastAsia="IBM Plex Mono" w:hAnsi="IBM Plex Mono" w:cs="IBM Plex Mono"/>
-          <w:color w:val="000000"/>
-          <w:sz w:val="18"/>
-          <w:szCs w:val="18"/>
-        </w:rPr>
-        <w:br/>
-        <w:t xml:space="preserve">    </w:t>
-      </w:r>
-      <w:r>
-        <w:rPr>
-          <w:rFonts w:ascii="IBM Plex Mono" w:eastAsia="IBM Plex Mono" w:hAnsi="IBM Plex Mono" w:cs="IBM Plex Mono"/>
-          <w:color w:val="000000"/>
-          <w:sz w:val="18"/>
-          <w:szCs w:val="18"/>
-        </w:rPr>
-        <w:br/>
-        <w:t xml:space="preserve">    # Use range() for generating appointment time slots</w:t>
-      </w:r>
-      <w:r>
-        <w:rPr>
-          <w:rFonts w:ascii="IBM Plex Mono" w:eastAsia="IBM Plex Mono" w:hAnsi="IBM Plex Mono" w:cs="IBM Plex Mono"/>
-          <w:color w:val="000000"/>
-          <w:sz w:val="18"/>
-          <w:szCs w:val="18"/>
-        </w:rPr>
-        <w:br/>
-        <w:t xml:space="preserve">    time_slots = list(range(# Your code here))</w:t>
-      </w:r>
-      <w:r>
-        <w:rPr>
-          <w:rFonts w:ascii="IBM Plex Mono" w:eastAsia="IBM Plex Mono" w:hAnsi="IBM Plex Mono" w:cs="IBM Plex Mono"/>
-          <w:color w:val="000000"/>
-          <w:sz w:val="18"/>
-          <w:szCs w:val="18"/>
-        </w:rPr>
-        <w:br/>
-        <w:t xml:space="preserve">    </w:t>
-      </w:r>
-      <w:r>
-        <w:rPr>
-          <w:rFonts w:ascii="IBM Plex Mono" w:eastAsia="IBM Plex Mono" w:hAnsi="IBM Plex Mono" w:cs="IBM Plex Mono"/>
-          <w:color w:val="000000"/>
-          <w:sz w:val="18"/>
-          <w:szCs w:val="18"/>
-        </w:rPr>
-        <w:br/>
-        <w:t xml:space="preserve">    return {</w:t>
-      </w:r>
-      <w:r>
-        <w:rPr>
-          <w:rFonts w:ascii="IBM Plex Mono" w:eastAsia="IBM Plex Mono" w:hAnsi="IBM Plex Mono" w:cs="IBM Plex Mono"/>
-          <w:color w:val="000000"/>
-          <w:sz w:val="18"/>
-          <w:szCs w:val="18"/>
-        </w:rPr>
-        <w:br/>
-        <w:t xml:space="preserve">        'ages': ages,</w:t>
-      </w:r>
-      <w:r>
-        <w:rPr>
-          <w:rFonts w:ascii="IBM Plex Mono" w:eastAsia="IBM Plex Mono" w:hAnsi="IBM Plex Mono" w:cs="IBM Plex Mono"/>
-          <w:color w:val="000000"/>
-          <w:sz w:val="18"/>
-          <w:szCs w:val="18"/>
-        </w:rPr>
-        <w:br/>
-        <w:t xml:space="preserve">        'elderly_patients': elderly,</w:t>
-      </w:r>
-      <w:r>
-        <w:rPr>
-          <w:rFonts w:ascii="IBM Plex Mono" w:eastAsia="IBM Plex Mono" w:hAnsi="IBM Plex Mono" w:cs="IBM Plex Mono"/>
-          <w:color w:val="000000"/>
-          <w:sz w:val="18"/>
-          <w:szCs w:val="18"/>
-        </w:rPr>
-        <w:br/>
-        <w:t xml:space="preserve">        'combined_data': combined_data,</w:t>
-      </w:r>
-      <w:r>
-        <w:rPr>
-          <w:rFonts w:ascii="IBM Plex Mono" w:eastAsia="IBM Plex Mono" w:hAnsi="IBM Plex Mono" w:cs="IBM Plex Mono"/>
-          <w:color w:val="000000"/>
-          <w:sz w:val="18"/>
-          <w:szCs w:val="18"/>
-        </w:rPr>
-        <w:br/>
-        <w:t xml:space="preserve">        'indexed_patients': indexed_patients,</w:t>
-      </w:r>
-      <w:r>
-        <w:rPr>
-          <w:rFonts w:ascii="IBM Plex Mono" w:eastAsia="IBM Plex Mono" w:hAnsi="IBM Plex Mono" w:cs="IBM Plex Mono"/>
-          <w:color w:val="000000"/>
-          <w:sz w:val="18"/>
-          <w:szCs w:val="18"/>
-        </w:rPr>
-        <w:br/>
         <w:t xml:space="preserve">        'patient_most_meds': most_medications,</w:t>
       </w:r>
       <w:r>
@@ -6789,7 +11699,6 @@
           <w:bCs/>
           <w:color w:val="000000"/>
         </w:rPr>
-        <w:lastRenderedPageBreak/>
         <w:t>R2:</w:t>
       </w:r>
       <w:r>
@@ -7039,6 +11948,7 @@
           <w:bCs/>
           <w:color w:val="000000"/>
         </w:rPr>
+        <w:lastRenderedPageBreak/>
         <w:t>R9:</w:t>
       </w:r>
       <w:r>
@@ -7316,6 +12226,226 @@
           <w:szCs w:val="18"/>
         </w:rPr>
         <w:br/>
+        <w:t xml:space="preserve">    - Apply functional programming concepts</w:t>
+      </w:r>
+      <w:r>
+        <w:rPr>
+          <w:rFonts w:ascii="IBM Plex Mono" w:eastAsia="IBM Plex Mono" w:hAnsi="IBM Plex Mono" w:cs="IBM Plex Mono"/>
+          <w:color w:val="000000"/>
+          <w:sz w:val="18"/>
+          <w:szCs w:val="18"/>
+        </w:rPr>
+        <w:br/>
+        <w:t xml:space="preserve">    - Handle different types of medical operations</w:t>
+      </w:r>
+      <w:r>
+        <w:rPr>
+          <w:rFonts w:ascii="IBM Plex Mono" w:eastAsia="IBM Plex Mono" w:hAnsi="IBM Plex Mono" w:cs="IBM Plex Mono"/>
+          <w:color w:val="000000"/>
+          <w:sz w:val="18"/>
+          <w:szCs w:val="18"/>
+        </w:rPr>
+        <w:br/>
+        <w:t xml:space="preserve">    """</w:t>
+      </w:r>
+      <w:r>
+        <w:rPr>
+          <w:rFonts w:ascii="IBM Plex Mono" w:eastAsia="IBM Plex Mono" w:hAnsi="IBM Plex Mono" w:cs="IBM Plex Mono"/>
+          <w:color w:val="000000"/>
+          <w:sz w:val="18"/>
+          <w:szCs w:val="18"/>
+        </w:rPr>
+        <w:br/>
+        <w:t xml:space="preserve">    </w:t>
+      </w:r>
+      <w:r>
+        <w:rPr>
+          <w:rFonts w:ascii="IBM Plex Mono" w:eastAsia="IBM Plex Mono" w:hAnsi="IBM Plex Mono" w:cs="IBM Plex Mono"/>
+          <w:color w:val="000000"/>
+          <w:sz w:val="18"/>
+          <w:szCs w:val="18"/>
+        </w:rPr>
+        <w:br/>
+        <w:t xml:space="preserve">    def __init__(self):</w:t>
+      </w:r>
+      <w:r>
+        <w:rPr>
+          <w:rFonts w:ascii="IBM Plex Mono" w:eastAsia="IBM Plex Mono" w:hAnsi="IBM Plex Mono" w:cs="IBM Plex Mono"/>
+          <w:color w:val="000000"/>
+          <w:sz w:val="18"/>
+          <w:szCs w:val="18"/>
+        </w:rPr>
+        <w:br/>
+        <w:t xml:space="preserve">        # Initialize with appropriate data structures</w:t>
+      </w:r>
+      <w:r>
+        <w:rPr>
+          <w:rFonts w:ascii="IBM Plex Mono" w:eastAsia="IBM Plex Mono" w:hAnsi="IBM Plex Mono" w:cs="IBM Plex Mono"/>
+          <w:color w:val="000000"/>
+          <w:sz w:val="18"/>
+          <w:szCs w:val="18"/>
+        </w:rPr>
+        <w:br/>
+        <w:t xml:space="preserve">        pass</w:t>
+      </w:r>
+      <w:r>
+        <w:rPr>
+          <w:rFonts w:ascii="IBM Plex Mono" w:eastAsia="IBM Plex Mono" w:hAnsi="IBM Plex Mono" w:cs="IBM Plex Mono"/>
+          <w:color w:val="000000"/>
+          <w:sz w:val="18"/>
+          <w:szCs w:val="18"/>
+        </w:rPr>
+        <w:br/>
+        <w:t xml:space="preserve">    </w:t>
+      </w:r>
+      <w:r>
+        <w:rPr>
+          <w:rFonts w:ascii="IBM Plex Mono" w:eastAsia="IBM Plex Mono" w:hAnsi="IBM Plex Mono" w:cs="IBM Plex Mono"/>
+          <w:color w:val="000000"/>
+          <w:sz w:val="18"/>
+          <w:szCs w:val="18"/>
+        </w:rPr>
+        <w:br/>
+        <w:t xml:space="preserve">    def add_patient(self, **patient_data):</w:t>
+      </w:r>
+      <w:r>
+        <w:rPr>
+          <w:rFonts w:ascii="IBM Plex Mono" w:eastAsia="IBM Plex Mono" w:hAnsi="IBM Plex Mono" w:cs="IBM Plex Mono"/>
+          <w:color w:val="000000"/>
+          <w:sz w:val="18"/>
+          <w:szCs w:val="18"/>
+        </w:rPr>
+        <w:br/>
+        <w:t xml:space="preserve">        # Use **kwargs and type validation</w:t>
+      </w:r>
+      <w:r>
+        <w:rPr>
+          <w:rFonts w:ascii="IBM Plex Mono" w:eastAsia="IBM Plex Mono" w:hAnsi="IBM Plex Mono" w:cs="IBM Plex Mono"/>
+          <w:color w:val="000000"/>
+          <w:sz w:val="18"/>
+          <w:szCs w:val="18"/>
+        </w:rPr>
+        <w:br/>
+        <w:t xml:space="preserve">        pass</w:t>
+      </w:r>
+      <w:r>
+        <w:rPr>
+          <w:rFonts w:ascii="IBM Plex Mono" w:eastAsia="IBM Plex Mono" w:hAnsi="IBM Plex Mono" w:cs="IBM Plex Mono"/>
+          <w:color w:val="000000"/>
+          <w:sz w:val="18"/>
+          <w:szCs w:val="18"/>
+        </w:rPr>
+        <w:br/>
+        <w:t xml:space="preserve">    </w:t>
+      </w:r>
+      <w:r>
+        <w:rPr>
+          <w:rFonts w:ascii="IBM Plex Mono" w:eastAsia="IBM Plex Mono" w:hAnsi="IBM Plex Mono" w:cs="IBM Plex Mono"/>
+          <w:color w:val="000000"/>
+          <w:sz w:val="18"/>
+          <w:szCs w:val="18"/>
+        </w:rPr>
+        <w:br/>
+        <w:t xml:space="preserve">    def update_vitals(self, patient_id: str, *vitals, **metadata):</w:t>
+      </w:r>
+      <w:r>
+        <w:rPr>
+          <w:rFonts w:ascii="IBM Plex Mono" w:eastAsia="IBM Plex Mono" w:hAnsi="IBM Plex Mono" w:cs="IBM Plex Mono"/>
+          <w:color w:val="000000"/>
+          <w:sz w:val="18"/>
+          <w:szCs w:val="18"/>
+        </w:rPr>
+        <w:br/>
+        <w:t xml:space="preserve">        # Demonstrate *args and **kwargs usage</w:t>
+      </w:r>
+      <w:r>
+        <w:rPr>
+          <w:rFonts w:ascii="IBM Plex Mono" w:eastAsia="IBM Plex Mono" w:hAnsi="IBM Plex Mono" w:cs="IBM Plex Mono"/>
+          <w:color w:val="000000"/>
+          <w:sz w:val="18"/>
+          <w:szCs w:val="18"/>
+        </w:rPr>
+        <w:br/>
+        <w:t xml:space="preserve">        pass</w:t>
+      </w:r>
+      <w:r>
+        <w:rPr>
+          <w:rFonts w:ascii="IBM Plex Mono" w:eastAsia="IBM Plex Mono" w:hAnsi="IBM Plex Mono" w:cs="IBM Plex Mono"/>
+          <w:color w:val="000000"/>
+          <w:sz w:val="18"/>
+          <w:szCs w:val="18"/>
+        </w:rPr>
+        <w:br/>
+        <w:t xml:space="preserve">    </w:t>
+      </w:r>
+      <w:r>
+        <w:rPr>
+          <w:rFonts w:ascii="IBM Plex Mono" w:eastAsia="IBM Plex Mono" w:hAnsi="IBM Plex Mono" w:cs="IBM Plex Mono"/>
+          <w:color w:val="000000"/>
+          <w:sz w:val="18"/>
+          <w:szCs w:val="18"/>
+        </w:rPr>
+        <w:br/>
+        <w:t xml:space="preserve">    def generate_report(self, filter_func=lambda p: True):</w:t>
+      </w:r>
+      <w:r>
+        <w:rPr>
+          <w:rFonts w:ascii="IBM Plex Mono" w:eastAsia="IBM Plex Mono" w:hAnsi="IBM Plex Mono" w:cs="IBM Plex Mono"/>
+          <w:color w:val="000000"/>
+          <w:sz w:val="18"/>
+          <w:szCs w:val="18"/>
+        </w:rPr>
+        <w:br/>
+        <w:t xml:space="preserve">        # Use lambda functions and generators</w:t>
+      </w:r>
+      <w:r>
+        <w:rPr>
+          <w:rFonts w:ascii="IBM Plex Mono" w:eastAsia="IBM Plex Mono" w:hAnsi="IBM Plex Mono" w:cs="IBM Plex Mono"/>
+          <w:color w:val="000000"/>
+          <w:sz w:val="18"/>
+          <w:szCs w:val="18"/>
+        </w:rPr>
+        <w:br/>
+        <w:t xml:space="preserve">        pass</w:t>
+      </w:r>
+      <w:r>
+        <w:rPr>
+          <w:rFonts w:ascii="IBM Plex Mono" w:eastAsia="IBM Plex Mono" w:hAnsi="IBM Plex Mono" w:cs="IBM Plex Mono"/>
+          <w:color w:val="000000"/>
+          <w:sz w:val="18"/>
+          <w:szCs w:val="18"/>
+        </w:rPr>
+        <w:br/>
+        <w:t xml:space="preserve">    </w:t>
+      </w:r>
+      <w:r>
+        <w:rPr>
+          <w:rFonts w:ascii="IBM Plex Mono" w:eastAsia="IBM Plex Mono" w:hAnsi="IBM Plex Mono" w:cs="IBM Plex Mono"/>
+          <w:color w:val="000000"/>
+          <w:sz w:val="18"/>
+          <w:szCs w:val="18"/>
+        </w:rPr>
+        <w:br/>
+        <w:t xml:space="preserve">    def batch_process(self, operations: list):</w:t>
+      </w:r>
+      <w:r>
+        <w:rPr>
+          <w:rFonts w:ascii="IBM Plex Mono" w:eastAsia="IBM Plex Mono" w:hAnsi="IBM Plex Mono" w:cs="IBM Plex Mono"/>
+          <w:color w:val="000000"/>
+          <w:sz w:val="18"/>
+          <w:szCs w:val="18"/>
+        </w:rPr>
+        <w:br/>
+        <w:t xml:space="preserve">        # Use map, filter, reduce appropriately</w:t>
+      </w:r>
+      <w:r>
+        <w:rPr>
+          <w:rFonts w:ascii="IBM Plex Mono" w:eastAsia="IBM Plex Mono" w:hAnsi="IBM Plex Mono" w:cs="IBM Plex Mono"/>
+          <w:color w:val="000000"/>
+          <w:sz w:val="18"/>
+          <w:szCs w:val="18"/>
+        </w:rPr>
+        <w:br/>
       </w:r>
       <w:r>
         <w:rPr>
@@ -7325,226 +12455,6 @@
           <w:szCs w:val="18"/>
         </w:rPr>
         <w:lastRenderedPageBreak/>
-        <w:t xml:space="preserve">    - Apply functional programming concepts</w:t>
-      </w:r>
-      <w:r>
-        <w:rPr>
-          <w:rFonts w:ascii="IBM Plex Mono" w:eastAsia="IBM Plex Mono" w:hAnsi="IBM Plex Mono" w:cs="IBM Plex Mono"/>
-          <w:color w:val="000000"/>
-          <w:sz w:val="18"/>
-          <w:szCs w:val="18"/>
-        </w:rPr>
-        <w:br/>
-        <w:t xml:space="preserve">    - Handle different types of medical operations</w:t>
-      </w:r>
-      <w:r>
-        <w:rPr>
-          <w:rFonts w:ascii="IBM Plex Mono" w:eastAsia="IBM Plex Mono" w:hAnsi="IBM Plex Mono" w:cs="IBM Plex Mono"/>
-          <w:color w:val="000000"/>
-          <w:sz w:val="18"/>
-          <w:szCs w:val="18"/>
-        </w:rPr>
-        <w:br/>
-        <w:t xml:space="preserve">    """</w:t>
-      </w:r>
-      <w:r>
-        <w:rPr>
-          <w:rFonts w:ascii="IBM Plex Mono" w:eastAsia="IBM Plex Mono" w:hAnsi="IBM Plex Mono" w:cs="IBM Plex Mono"/>
-          <w:color w:val="000000"/>
-          <w:sz w:val="18"/>
-          <w:szCs w:val="18"/>
-        </w:rPr>
-        <w:br/>
-        <w:t xml:space="preserve">    </w:t>
-      </w:r>
-      <w:r>
-        <w:rPr>
-          <w:rFonts w:ascii="IBM Plex Mono" w:eastAsia="IBM Plex Mono" w:hAnsi="IBM Plex Mono" w:cs="IBM Plex Mono"/>
-          <w:color w:val="000000"/>
-          <w:sz w:val="18"/>
-          <w:szCs w:val="18"/>
-        </w:rPr>
-        <w:br/>
-        <w:t xml:space="preserve">    def __init__(self):</w:t>
-      </w:r>
-      <w:r>
-        <w:rPr>
-          <w:rFonts w:ascii="IBM Plex Mono" w:eastAsia="IBM Plex Mono" w:hAnsi="IBM Plex Mono" w:cs="IBM Plex Mono"/>
-          <w:color w:val="000000"/>
-          <w:sz w:val="18"/>
-          <w:szCs w:val="18"/>
-        </w:rPr>
-        <w:br/>
-        <w:t xml:space="preserve">        # Initialize with appropriate data structures</w:t>
-      </w:r>
-      <w:r>
-        <w:rPr>
-          <w:rFonts w:ascii="IBM Plex Mono" w:eastAsia="IBM Plex Mono" w:hAnsi="IBM Plex Mono" w:cs="IBM Plex Mono"/>
-          <w:color w:val="000000"/>
-          <w:sz w:val="18"/>
-          <w:szCs w:val="18"/>
-        </w:rPr>
-        <w:br/>
-        <w:t xml:space="preserve">        pass</w:t>
-      </w:r>
-      <w:r>
-        <w:rPr>
-          <w:rFonts w:ascii="IBM Plex Mono" w:eastAsia="IBM Plex Mono" w:hAnsi="IBM Plex Mono" w:cs="IBM Plex Mono"/>
-          <w:color w:val="000000"/>
-          <w:sz w:val="18"/>
-          <w:szCs w:val="18"/>
-        </w:rPr>
-        <w:br/>
-        <w:t xml:space="preserve">    </w:t>
-      </w:r>
-      <w:r>
-        <w:rPr>
-          <w:rFonts w:ascii="IBM Plex Mono" w:eastAsia="IBM Plex Mono" w:hAnsi="IBM Plex Mono" w:cs="IBM Plex Mono"/>
-          <w:color w:val="000000"/>
-          <w:sz w:val="18"/>
-          <w:szCs w:val="18"/>
-        </w:rPr>
-        <w:br/>
-        <w:t xml:space="preserve">    def add_patient(self, **patient_data):</w:t>
-      </w:r>
-      <w:r>
-        <w:rPr>
-          <w:rFonts w:ascii="IBM Plex Mono" w:eastAsia="IBM Plex Mono" w:hAnsi="IBM Plex Mono" w:cs="IBM Plex Mono"/>
-          <w:color w:val="000000"/>
-          <w:sz w:val="18"/>
-          <w:szCs w:val="18"/>
-        </w:rPr>
-        <w:br/>
-        <w:t xml:space="preserve">        # Use **kwargs and type validation</w:t>
-      </w:r>
-      <w:r>
-        <w:rPr>
-          <w:rFonts w:ascii="IBM Plex Mono" w:eastAsia="IBM Plex Mono" w:hAnsi="IBM Plex Mono" w:cs="IBM Plex Mono"/>
-          <w:color w:val="000000"/>
-          <w:sz w:val="18"/>
-          <w:szCs w:val="18"/>
-        </w:rPr>
-        <w:br/>
-        <w:t xml:space="preserve">        pass</w:t>
-      </w:r>
-      <w:r>
-        <w:rPr>
-          <w:rFonts w:ascii="IBM Plex Mono" w:eastAsia="IBM Plex Mono" w:hAnsi="IBM Plex Mono" w:cs="IBM Plex Mono"/>
-          <w:color w:val="000000"/>
-          <w:sz w:val="18"/>
-          <w:szCs w:val="18"/>
-        </w:rPr>
-        <w:br/>
-        <w:t xml:space="preserve">    </w:t>
-      </w:r>
-      <w:r>
-        <w:rPr>
-          <w:rFonts w:ascii="IBM Plex Mono" w:eastAsia="IBM Plex Mono" w:hAnsi="IBM Plex Mono" w:cs="IBM Plex Mono"/>
-          <w:color w:val="000000"/>
-          <w:sz w:val="18"/>
-          <w:szCs w:val="18"/>
-        </w:rPr>
-        <w:br/>
-        <w:t xml:space="preserve">    def update_vitals(self, patient_id: str, *vitals, **metadata):</w:t>
-      </w:r>
-      <w:r>
-        <w:rPr>
-          <w:rFonts w:ascii="IBM Plex Mono" w:eastAsia="IBM Plex Mono" w:hAnsi="IBM Plex Mono" w:cs="IBM Plex Mono"/>
-          <w:color w:val="000000"/>
-          <w:sz w:val="18"/>
-          <w:szCs w:val="18"/>
-        </w:rPr>
-        <w:br/>
-        <w:t xml:space="preserve">        # Demonstrate *args and **kwargs usage</w:t>
-      </w:r>
-      <w:r>
-        <w:rPr>
-          <w:rFonts w:ascii="IBM Plex Mono" w:eastAsia="IBM Plex Mono" w:hAnsi="IBM Plex Mono" w:cs="IBM Plex Mono"/>
-          <w:color w:val="000000"/>
-          <w:sz w:val="18"/>
-          <w:szCs w:val="18"/>
-        </w:rPr>
-        <w:br/>
-        <w:t xml:space="preserve">        pass</w:t>
-      </w:r>
-      <w:r>
-        <w:rPr>
-          <w:rFonts w:ascii="IBM Plex Mono" w:eastAsia="IBM Plex Mono" w:hAnsi="IBM Plex Mono" w:cs="IBM Plex Mono"/>
-          <w:color w:val="000000"/>
-          <w:sz w:val="18"/>
-          <w:szCs w:val="18"/>
-        </w:rPr>
-        <w:br/>
-        <w:t xml:space="preserve">    </w:t>
-      </w:r>
-      <w:r>
-        <w:rPr>
-          <w:rFonts w:ascii="IBM Plex Mono" w:eastAsia="IBM Plex Mono" w:hAnsi="IBM Plex Mono" w:cs="IBM Plex Mono"/>
-          <w:color w:val="000000"/>
-          <w:sz w:val="18"/>
-          <w:szCs w:val="18"/>
-        </w:rPr>
-        <w:br/>
-        <w:t xml:space="preserve">    def generate_report(self, filter_func=lambda p: True):</w:t>
-      </w:r>
-      <w:r>
-        <w:rPr>
-          <w:rFonts w:ascii="IBM Plex Mono" w:eastAsia="IBM Plex Mono" w:hAnsi="IBM Plex Mono" w:cs="IBM Plex Mono"/>
-          <w:color w:val="000000"/>
-          <w:sz w:val="18"/>
-          <w:szCs w:val="18"/>
-        </w:rPr>
-        <w:br/>
-        <w:t xml:space="preserve">        # Use lambda functions and generators</w:t>
-      </w:r>
-      <w:r>
-        <w:rPr>
-          <w:rFonts w:ascii="IBM Plex Mono" w:eastAsia="IBM Plex Mono" w:hAnsi="IBM Plex Mono" w:cs="IBM Plex Mono"/>
-          <w:color w:val="000000"/>
-          <w:sz w:val="18"/>
-          <w:szCs w:val="18"/>
-        </w:rPr>
-        <w:br/>
-        <w:t xml:space="preserve">        pass</w:t>
-      </w:r>
-      <w:r>
-        <w:rPr>
-          <w:rFonts w:ascii="IBM Plex Mono" w:eastAsia="IBM Plex Mono" w:hAnsi="IBM Plex Mono" w:cs="IBM Plex Mono"/>
-          <w:color w:val="000000"/>
-          <w:sz w:val="18"/>
-          <w:szCs w:val="18"/>
-        </w:rPr>
-        <w:br/>
-        <w:t xml:space="preserve">    </w:t>
-      </w:r>
-      <w:r>
-        <w:rPr>
-          <w:rFonts w:ascii="IBM Plex Mono" w:eastAsia="IBM Plex Mono" w:hAnsi="IBM Plex Mono" w:cs="IBM Plex Mono"/>
-          <w:color w:val="000000"/>
-          <w:sz w:val="18"/>
-          <w:szCs w:val="18"/>
-        </w:rPr>
-        <w:br/>
-        <w:t xml:space="preserve">    def batch_process(self, operations: list):</w:t>
-      </w:r>
-      <w:r>
-        <w:rPr>
-          <w:rFonts w:ascii="IBM Plex Mono" w:eastAsia="IBM Plex Mono" w:hAnsi="IBM Plex Mono" w:cs="IBM Plex Mono"/>
-          <w:color w:val="000000"/>
-          <w:sz w:val="18"/>
-          <w:szCs w:val="18"/>
-        </w:rPr>
-        <w:br/>
-        <w:t xml:space="preserve">        # Use map, filter, reduce appropriately</w:t>
-      </w:r>
-      <w:r>
-        <w:rPr>
-          <w:rFonts w:ascii="IBM Plex Mono" w:eastAsia="IBM Plex Mono" w:hAnsi="IBM Plex Mono" w:cs="IBM Plex Mono"/>
-          <w:color w:val="000000"/>
-          <w:sz w:val="18"/>
-          <w:szCs w:val="18"/>
-        </w:rPr>
-        <w:br/>
         <w:t xml:space="preserve">        pass</w:t>
       </w:r>
       <w:r>
@@ -7563,7 +12473,7 @@
       </w:pPr>
     </w:p>
     <w:sectPr>
-      <w:headerReference w:type="default" r:id="rId6"/>
+      <w:headerReference w:type="default" r:id="rId7"/>
       <w:pgSz w:w="12240" w:h="15840"/>
       <w:pgMar w:top="1365" w:right="1365" w:bottom="1365" w:left="1365" w:header="720" w:footer="720" w:gutter="0"/>
       <w:pgNumType w:start="1"/>
@@ -7627,6 +12537,127 @@
 <w:hdr xmlns:wpc="http://schemas.microsoft.com/office/word/2010/wordprocessingCanvas" xmlns:cx="http://schemas.microsoft.com/office/drawing/2014/chartex" xmlns:cx1="http://schemas.microsoft.com/office/drawing/2015/9/8/chartex" xmlns:cx2="http://schemas.microsoft.com/office/drawing/2015/10/21/chartex" xmlns:cx3="http://schemas.microsoft.com/office/drawing/2016/5/9/chartex" xmlns:cx4="http://schemas.microsoft.com/office/drawing/2016/5/10/chartex" xmlns:cx5="http://schemas.microsoft.com/office/drawing/2016/5/11/chartex" xmlns:cx6="http://schemas.microsoft.com/office/drawing/2016/5/12/chartex" xmlns:cx7="http://schemas.microsoft.com/office/drawing/2016/5/13/chartex" xmlns:cx8="http://schemas.microsoft.com/office/drawing/2016/5/14/chartex" xmlns:mc="http://schemas.openxmlformats.org/markup-compatibility/2006" xmlns:aink="http://schemas.microsoft.com/office/drawing/2016/ink" xmlns:am3d="http://schemas.microsoft.com/office/drawing/2017/model3d" xmlns:o="urn:schemas-microsoft-com:office:office" xmlns:oel="http://schemas.microsoft.com/office/2019/extlst" xmlns:r="http://schemas.openxmlformats.org/officeDocument/2006/relationships" xmlns:m="http://schemas.openxmlformats.org/officeDocument/2006/math" xmlns:v="urn:schemas-microsoft-com:vml" xmlns:wp14="http://schemas.microsoft.com/office/word/2010/wordprocessingDrawing" xmlns:wp="http://schemas.openxmlformats.org/drawingml/2006/wordprocessingDrawing" xmlns:w10="urn:schemas-microsoft-com:office:word" xmlns:w="http://schemas.openxmlformats.org/wordprocessingml/2006/main" xmlns:w14="http://schemas.microsoft.com/office/word/2010/wordml" xmlns:w15="http://schemas.microsoft.com/office/word/2012/wordml" xmlns:w16cex="http://schemas.microsoft.com/office/word/2018/wordml/cex" xmlns:w16cid="http://schemas.microsoft.com/office/word/2016/wordml/cid" xmlns:w16="http://schemas.microsoft.com/office/word/2018/wordml" xmlns:w16du="http://schemas.microsoft.com/office/word/2023/wordml/word16du" xmlns:w16sdtdh="http://schemas.microsoft.com/office/word/2020/wordml/sdtdatahash" xmlns:w16sdtfl="http://schemas.microsoft.com/office/word/2024/wordml/sdtformatlock" xmlns:w16se="http://schemas.microsoft.com/office/word/2015/wordml/symex" xmlns:wpg="http://schemas.microsoft.com/office/word/2010/wordprocessingGroup" xmlns:wpi="http://schemas.microsoft.com/office/word/2010/wordprocessingInk" xmlns:wne="http://schemas.microsoft.com/office/word/2006/wordml" xmlns:wps="http://schemas.microsoft.com/office/word/2010/wordprocessingShape" mc:Ignorable="w14 w15 w16se w16cid w16 w16cex w16sdtdh w16sdtfl w16du wp14">
   <w:p/>
 </w:hdr>
+</file>
+
+<file path=word/numbering.xml><?xml version="1.0" encoding="utf-8"?>
+<w:numbering xmlns:wpc="http://schemas.microsoft.com/office/word/2010/wordprocessingCanvas" xmlns:cx="http://schemas.microsoft.com/office/drawing/2014/chartex" xmlns:cx1="http://schemas.microsoft.com/office/drawing/2015/9/8/chartex" xmlns:cx2="http://schemas.microsoft.com/office/drawing/2015/10/21/chartex" xmlns:cx3="http://schemas.microsoft.com/office/drawing/2016/5/9/chartex" xmlns:cx4="http://schemas.microsoft.com/office/drawing/2016/5/10/chartex" xmlns:cx5="http://schemas.microsoft.com/office/drawing/2016/5/11/chartex" xmlns:cx6="http://schemas.microsoft.com/office/drawing/2016/5/12/chartex" xmlns:cx7="http://schemas.microsoft.com/office/drawing/2016/5/13/chartex" xmlns:cx8="http://schemas.microsoft.com/office/drawing/2016/5/14/chartex" xmlns:mc="http://schemas.openxmlformats.org/markup-compatibility/2006" xmlns:aink="http://schemas.microsoft.com/office/drawing/2016/ink" xmlns:am3d="http://schemas.microsoft.com/office/drawing/2017/model3d" xmlns:o="urn:schemas-microsoft-com:office:office" xmlns:oel="http://schemas.microsoft.com/office/2019/extlst" xmlns:r="http://schemas.openxmlformats.org/officeDocument/2006/relationships" xmlns:m="http://schemas.openxmlformats.org/officeDocument/2006/math" xmlns:v="urn:schemas-microsoft-com:vml" xmlns:wp14="http://schemas.microsoft.com/office/word/2010/wordprocessingDrawing" xmlns:wp="http://schemas.openxmlformats.org/drawingml/2006/wordprocessingDrawing" xmlns:w10="urn:schemas-microsoft-com:office:word" xmlns:w="http://schemas.openxmlformats.org/wordprocessingml/2006/main" xmlns:w14="http://schemas.microsoft.com/office/word/2010/wordml" xmlns:w15="http://schemas.microsoft.com/office/word/2012/wordml" xmlns:w16cex="http://schemas.microsoft.com/office/word/2018/wordml/cex" xmlns:w16cid="http://schemas.microsoft.com/office/word/2016/wordml/cid" xmlns:w16="http://schemas.microsoft.com/office/word/2018/wordml" xmlns:w16du="http://schemas.microsoft.com/office/word/2023/wordml/word16du" xmlns:w16sdtdh="http://schemas.microsoft.com/office/word/2020/wordml/sdtdatahash" xmlns:w16sdtfl="http://schemas.microsoft.com/office/word/2024/wordml/sdtformatlock" xmlns:w16se="http://schemas.microsoft.com/office/word/2015/wordml/symex" xmlns:wpg="http://schemas.microsoft.com/office/word/2010/wordprocessingGroup" xmlns:wpi="http://schemas.microsoft.com/office/word/2010/wordprocessingInk" xmlns:wne="http://schemas.microsoft.com/office/word/2006/wordml" xmlns:wps="http://schemas.microsoft.com/office/word/2010/wordprocessingShape" mc:Ignorable="w14 w15 w16se w16cid w16 w16cex w16sdtdh w16sdtfl w16du wp14">
+  <w:abstractNum w:abstractNumId="0" w15:restartNumberingAfterBreak="0">
+    <w:nsid w:val="7BC519BB"/>
+    <w:multiLevelType w:val="hybridMultilevel"/>
+    <w:tmpl w:val="59DCDFF2"/>
+    <w:lvl w:ilvl="0" w:tplc="9C0AD7C6">
+      <w:start w:val="98"/>
+      <w:numFmt w:val="bullet"/>
+      <w:lvlText w:val=""/>
+      <w:lvlJc w:val="left"/>
+      <w:pPr>
+        <w:ind w:left="720" w:hanging="360"/>
+      </w:pPr>
+      <w:rPr>
+        <w:rFonts w:ascii="Symbol" w:eastAsia="Georgia" w:hAnsi="Symbol" w:cs="Georgia" w:hint="default"/>
+      </w:rPr>
+    </w:lvl>
+    <w:lvl w:ilvl="1" w:tplc="40090003" w:tentative="1">
+      <w:start w:val="1"/>
+      <w:numFmt w:val="bullet"/>
+      <w:lvlText w:val="o"/>
+      <w:lvlJc w:val="left"/>
+      <w:pPr>
+        <w:ind w:left="1440" w:hanging="360"/>
+      </w:pPr>
+      <w:rPr>
+        <w:rFonts w:ascii="Courier New" w:hAnsi="Courier New" w:cs="Courier New" w:hint="default"/>
+      </w:rPr>
+    </w:lvl>
+    <w:lvl w:ilvl="2" w:tplc="40090005" w:tentative="1">
+      <w:start w:val="1"/>
+      <w:numFmt w:val="bullet"/>
+      <w:lvlText w:val=""/>
+      <w:lvlJc w:val="left"/>
+      <w:pPr>
+        <w:ind w:left="2160" w:hanging="360"/>
+      </w:pPr>
+      <w:rPr>
+        <w:rFonts w:ascii="Wingdings" w:hAnsi="Wingdings" w:hint="default"/>
+      </w:rPr>
+    </w:lvl>
+    <w:lvl w:ilvl="3" w:tplc="40090001" w:tentative="1">
+      <w:start w:val="1"/>
+      <w:numFmt w:val="bullet"/>
+      <w:lvlText w:val=""/>
+      <w:lvlJc w:val="left"/>
+      <w:pPr>
+        <w:ind w:left="2880" w:hanging="360"/>
+      </w:pPr>
+      <w:rPr>
+        <w:rFonts w:ascii="Symbol" w:hAnsi="Symbol" w:hint="default"/>
+      </w:rPr>
+    </w:lvl>
+    <w:lvl w:ilvl="4" w:tplc="40090003" w:tentative="1">
+      <w:start w:val="1"/>
+      <w:numFmt w:val="bullet"/>
+      <w:lvlText w:val="o"/>
+      <w:lvlJc w:val="left"/>
+      <w:pPr>
+        <w:ind w:left="3600" w:hanging="360"/>
+      </w:pPr>
+      <w:rPr>
+        <w:rFonts w:ascii="Courier New" w:hAnsi="Courier New" w:cs="Courier New" w:hint="default"/>
+      </w:rPr>
+    </w:lvl>
+    <w:lvl w:ilvl="5" w:tplc="40090005" w:tentative="1">
+      <w:start w:val="1"/>
+      <w:numFmt w:val="bullet"/>
+      <w:lvlText w:val=""/>
+      <w:lvlJc w:val="left"/>
+      <w:pPr>
+        <w:ind w:left="4320" w:hanging="360"/>
+      </w:pPr>
+      <w:rPr>
+        <w:rFonts w:ascii="Wingdings" w:hAnsi="Wingdings" w:hint="default"/>
+      </w:rPr>
+    </w:lvl>
+    <w:lvl w:ilvl="6" w:tplc="40090001" w:tentative="1">
+      <w:start w:val="1"/>
+      <w:numFmt w:val="bullet"/>
+      <w:lvlText w:val=""/>
+      <w:lvlJc w:val="left"/>
+      <w:pPr>
+        <w:ind w:left="5040" w:hanging="360"/>
+      </w:pPr>
+      <w:rPr>
+        <w:rFonts w:ascii="Symbol" w:hAnsi="Symbol" w:hint="default"/>
+      </w:rPr>
+    </w:lvl>
+    <w:lvl w:ilvl="7" w:tplc="40090003" w:tentative="1">
+      <w:start w:val="1"/>
+      <w:numFmt w:val="bullet"/>
+      <w:lvlText w:val="o"/>
+      <w:lvlJc w:val="left"/>
+      <w:pPr>
+        <w:ind w:left="5760" w:hanging="360"/>
+      </w:pPr>
+      <w:rPr>
+        <w:rFonts w:ascii="Courier New" w:hAnsi="Courier New" w:cs="Courier New" w:hint="default"/>
+      </w:rPr>
+    </w:lvl>
+    <w:lvl w:ilvl="8" w:tplc="40090005" w:tentative="1">
+      <w:start w:val="1"/>
+      <w:numFmt w:val="bullet"/>
+      <w:lvlText w:val=""/>
+      <w:lvlJc w:val="left"/>
+      <w:pPr>
+        <w:ind w:left="6480" w:hanging="360"/>
+      </w:pPr>
+      <w:rPr>
+        <w:rFonts w:ascii="Wingdings" w:hAnsi="Wingdings" w:hint="default"/>
+      </w:rPr>
+    </w:lvl>
+  </w:abstractNum>
+  <w:num w:numId="1" w16cid:durableId="1016929233">
+    <w:abstractNumId w:val="0"/>
+  </w:num>
+</w:numbering>
 </file>
 
 <file path=word/styles.xml><?xml version="1.0" encoding="utf-8"?>
@@ -8155,7 +13186,6 @@
   <w:style w:type="character" w:default="1" w:styleId="DefaultParagraphFont">
     <w:name w:val="Default Paragraph Font"/>
     <w:uiPriority w:val="1"/>
-    <w:semiHidden/>
     <w:unhideWhenUsed/>
   </w:style>
   <w:style w:type="table" w:default="1" w:styleId="TableNormal">
@@ -8226,6 +13256,17 @@
       <w:sz w:val="48"/>
       <w:szCs w:val="48"/>
     </w:rPr>
+  </w:style>
+  <w:style w:type="paragraph" w:styleId="ListParagraph">
+    <w:name w:val="List Paragraph"/>
+    <w:basedOn w:val="Normal"/>
+    <w:uiPriority w:val="34"/>
+    <w:qFormat/>
+    <w:rsid w:val="00C505B0"/>
+    <w:pPr>
+      <w:ind w:left="720"/>
+      <w:contextualSpacing/>
+    </w:pPr>
   </w:style>
 </w:styles>
 </file>
